--- a/CO2 Konzentration im Klassenzimmer .docx
+++ b/CO2 Konzentration im Klassenzimmer .docx
@@ -498,16 +498,8 @@
         <w:rPr>
           <w:lang w:val="de-AT"/>
         </w:rPr>
-        <w:t xml:space="preserve"> </w:t>
-      </w:r>
-      <w:proofErr w:type="spellStart"/>
-      <w:r>
-        <w:rPr>
-          <w:lang w:val="de-AT"/>
-        </w:rPr>
-        <w:t>Breadboard</w:t>
-      </w:r>
-      <w:proofErr w:type="spellEnd"/>
+        <w:t xml:space="preserve"> Breadboard</w:t>
+      </w:r>
       <w:r>
         <w:rPr>
           <w:lang w:val="de-AT"/>
@@ -530,30 +522,8 @@
         <w:rPr>
           <w:lang w:val="de-AT"/>
         </w:rPr>
-        <w:t xml:space="preserve">Male </w:t>
-      </w:r>
-      <w:proofErr w:type="spellStart"/>
-      <w:r>
-        <w:rPr>
-          <w:lang w:val="de-AT"/>
-        </w:rPr>
-        <w:t>to</w:t>
-      </w:r>
-      <w:proofErr w:type="spellEnd"/>
-      <w:r>
-        <w:rPr>
-          <w:lang w:val="de-AT"/>
-        </w:rPr>
-        <w:t xml:space="preserve"> male </w:t>
-      </w:r>
-      <w:proofErr w:type="spellStart"/>
-      <w:r>
-        <w:rPr>
-          <w:lang w:val="de-AT"/>
-        </w:rPr>
-        <w:t>kabel</w:t>
-      </w:r>
-      <w:proofErr w:type="spellEnd"/>
+        <w:t>Male to male kabel</w:t>
+      </w:r>
       <w:r>
         <w:rPr>
           <w:lang w:val="de-AT"/>
@@ -1064,14 +1034,7 @@
         <w:rPr>
           <w:lang w:val="de-AT"/>
         </w:rPr>
-        <w:t xml:space="preserve">    </w:t>
-      </w:r>
-      <w:proofErr w:type="gramStart"/>
-      <w:r>
-        <w:rPr>
-          <w:lang w:val="de-AT"/>
-        </w:rPr>
-        <w:t xml:space="preserve">   </w:t>
+        <w:t xml:space="preserve">       </w:t>
       </w:r>
       <w:r>
         <w:rPr>
@@ -1079,7 +1042,6 @@
         </w:rPr>
         <w:t>(</w:t>
       </w:r>
-      <w:proofErr w:type="gramEnd"/>
       <w:r>
         <w:rPr>
           <w:lang w:val="de-AT"/>
@@ -1232,11 +1194,9 @@
           <w:numId w:val="1"/>
         </w:numPr>
       </w:pPr>
-      <w:proofErr w:type="spellStart"/>
       <w:r>
         <w:t>Probleme</w:t>
       </w:r>
-      <w:proofErr w:type="spellEnd"/>
     </w:p>
     <w:p>
       <w:pPr>
@@ -1420,6 +1380,853 @@
           <w:lang w:val="de-AT"/>
         </w:rPr>
         <w:lastRenderedPageBreak/>
+        <w:t>Funktionsweise MQ 135 – Gas Sensor</w:t>
+      </w:r>
+    </w:p>
+    <w:p>
+      <w:pPr>
+        <w:rPr>
+          <w:lang w:val="de-AT"/>
+        </w:rPr>
+      </w:pPr>
+    </w:p>
+    <w:p>
+      <w:pPr>
+        <w:rPr>
+          <w:lang w:val="de-AT"/>
+        </w:rPr>
+      </w:pPr>
+      <w:r>
+        <w:rPr>
+          <w:lang w:val="de-AT"/>
+        </w:rPr>
+        <w:t xml:space="preserve">Der MQ-135 gehört zur Gruppe der </w:t>
+      </w:r>
+      <w:r>
+        <w:rPr>
+          <w:b/>
+          <w:bCs/>
+          <w:lang w:val="de-AT"/>
+        </w:rPr>
+        <w:t>Metalloxid-Halbleitersensoren</w:t>
+      </w:r>
+      <w:r>
+        <w:rPr>
+          <w:lang w:val="de-AT"/>
+        </w:rPr>
+        <w:t xml:space="preserve"> (MOS). Er ist ein Breitbandsensor, der primär auf Schadstoffe wie Ammoniak (</w:t>
+      </w:r>
+      <m:oMath>
+        <m:r>
+          <w:rPr>
+            <w:rFonts w:ascii="Cambria Math" w:hAnsi="Cambria Math"/>
+            <w:lang w:val="de-AT"/>
+          </w:rPr>
+          <m:t>N</m:t>
+        </m:r>
+        <m:sSub>
+          <m:sSubPr>
+            <m:ctrlPr>
+              <w:rPr>
+                <w:rFonts w:ascii="Cambria Math" w:hAnsi="Cambria Math"/>
+                <w:i/>
+                <w:lang w:val="de-AT"/>
+              </w:rPr>
+            </m:ctrlPr>
+          </m:sSubPr>
+          <m:e>
+            <m:r>
+              <w:rPr>
+                <w:rFonts w:ascii="Cambria Math" w:hAnsi="Cambria Math"/>
+                <w:lang w:val="de-AT"/>
+              </w:rPr>
+              <m:t>H</m:t>
+            </m:r>
+          </m:e>
+          <m:sub>
+            <m:r>
+              <w:rPr>
+                <w:rFonts w:ascii="Cambria Math" w:hAnsi="Cambria Math"/>
+                <w:lang w:val="de-AT"/>
+              </w:rPr>
+              <m:t>3</m:t>
+            </m:r>
+          </m:sub>
+        </m:sSub>
+      </m:oMath>
+      <w:r>
+        <w:rPr>
+          <w:lang w:val="de-AT"/>
+        </w:rPr>
+        <w:t>), Stickoxide (</w:t>
+      </w:r>
+      <m:oMath>
+        <m:r>
+          <w:rPr>
+            <w:rFonts w:ascii="Cambria Math" w:hAnsi="Cambria Math"/>
+            <w:lang w:val="de-AT"/>
+          </w:rPr>
+          <m:t>N</m:t>
+        </m:r>
+        <m:sSub>
+          <m:sSubPr>
+            <m:ctrlPr>
+              <w:rPr>
+                <w:rFonts w:ascii="Cambria Math" w:hAnsi="Cambria Math"/>
+                <w:i/>
+                <w:lang w:val="de-AT"/>
+              </w:rPr>
+            </m:ctrlPr>
+          </m:sSubPr>
+          <m:e>
+            <m:r>
+              <w:rPr>
+                <w:rFonts w:ascii="Cambria Math" w:hAnsi="Cambria Math"/>
+                <w:lang w:val="de-AT"/>
+              </w:rPr>
+              <m:t>O</m:t>
+            </m:r>
+          </m:e>
+          <m:sub>
+            <m:r>
+              <w:rPr>
+                <w:rFonts w:ascii="Cambria Math" w:hAnsi="Cambria Math"/>
+                <w:lang w:val="de-AT"/>
+              </w:rPr>
+              <m:t>x</m:t>
+            </m:r>
+          </m:sub>
+        </m:sSub>
+      </m:oMath>
+      <w:r>
+        <w:rPr>
+          <w:lang w:val="de-AT"/>
+        </w:rPr>
+        <w:t xml:space="preserve">), Alkohol, Benzol, Rauch und eben </w:t>
+      </w:r>
+      <m:oMath>
+        <m:r>
+          <w:rPr>
+            <w:rFonts w:ascii="Cambria Math" w:hAnsi="Cambria Math"/>
+            <w:lang w:val="de-AT"/>
+          </w:rPr>
+          <m:t>C</m:t>
+        </m:r>
+        <m:sSub>
+          <m:sSubPr>
+            <m:ctrlPr>
+              <w:rPr>
+                <w:rFonts w:ascii="Cambria Math" w:hAnsi="Cambria Math"/>
+                <w:i/>
+                <w:lang w:val="de-AT"/>
+              </w:rPr>
+            </m:ctrlPr>
+          </m:sSubPr>
+          <m:e>
+            <m:r>
+              <w:rPr>
+                <w:rFonts w:ascii="Cambria Math" w:hAnsi="Cambria Math"/>
+                <w:lang w:val="de-AT"/>
+              </w:rPr>
+              <m:t>O</m:t>
+            </m:r>
+          </m:e>
+          <m:sub>
+            <m:r>
+              <w:rPr>
+                <w:rFonts w:ascii="Cambria Math" w:hAnsi="Cambria Math"/>
+                <w:lang w:val="de-AT"/>
+              </w:rPr>
+              <m:t>2</m:t>
+            </m:r>
+          </m:sub>
+        </m:sSub>
+        <m:r>
+          <w:rPr>
+            <w:rFonts w:ascii="Cambria Math" w:hAnsi="Cambria Math"/>
+            <w:lang w:val="de-AT"/>
+          </w:rPr>
+          <m:t xml:space="preserve"> </m:t>
+        </m:r>
+      </m:oMath>
+      <w:r>
+        <w:rPr>
+          <w:lang w:val="de-AT"/>
+        </w:rPr>
+        <w:t>reagiert.</w:t>
+      </w:r>
+    </w:p>
+    <w:p>
+      <w:pPr>
+        <w:rPr>
+          <w:b/>
+          <w:bCs/>
+          <w:lang w:val="de-AT"/>
+        </w:rPr>
+      </w:pPr>
+      <w:r>
+        <w:rPr>
+          <w:b/>
+          <w:bCs/>
+          <w:lang w:val="de-AT"/>
+        </w:rPr>
+        <w:t>1. Der Aufbau des Sensors</w:t>
+      </w:r>
+    </w:p>
+    <w:p>
+      <w:pPr>
+        <w:rPr>
+          <w:lang w:val="de-AT"/>
+        </w:rPr>
+      </w:pPr>
+      <w:r>
+        <w:rPr>
+          <w:lang w:val="de-AT"/>
+        </w:rPr>
+        <w:t xml:space="preserve">Der Kern des Sensors besteht aus einem keramischen Röhrchen (Aluminiumoxid </w:t>
+      </w:r>
+      <m:oMath>
+        <m:r>
+          <w:rPr>
+            <w:rFonts w:ascii="Cambria Math" w:hAnsi="Cambria Math"/>
+            <w:lang w:val="de-AT"/>
+          </w:rPr>
+          <m:t>A</m:t>
+        </m:r>
+        <m:sSub>
+          <m:sSubPr>
+            <m:ctrlPr>
+              <w:rPr>
+                <w:rFonts w:ascii="Cambria Math" w:hAnsi="Cambria Math"/>
+                <w:i/>
+                <w:lang w:val="de-AT"/>
+              </w:rPr>
+            </m:ctrlPr>
+          </m:sSubPr>
+          <m:e>
+            <m:r>
+              <w:rPr>
+                <w:rFonts w:ascii="Cambria Math" w:hAnsi="Cambria Math"/>
+                <w:lang w:val="de-AT"/>
+              </w:rPr>
+              <m:t>l</m:t>
+            </m:r>
+          </m:e>
+          <m:sub>
+            <m:r>
+              <w:rPr>
+                <w:rFonts w:ascii="Cambria Math" w:hAnsi="Cambria Math"/>
+                <w:lang w:val="de-AT"/>
+              </w:rPr>
+              <m:t>2</m:t>
+            </m:r>
+          </m:sub>
+        </m:sSub>
+        <m:sSub>
+          <m:sSubPr>
+            <m:ctrlPr>
+              <w:rPr>
+                <w:rFonts w:ascii="Cambria Math" w:hAnsi="Cambria Math"/>
+                <w:i/>
+                <w:lang w:val="de-AT"/>
+              </w:rPr>
+            </m:ctrlPr>
+          </m:sSubPr>
+          <m:e>
+            <m:r>
+              <w:rPr>
+                <w:rFonts w:ascii="Cambria Math" w:hAnsi="Cambria Math"/>
+                <w:lang w:val="de-AT"/>
+              </w:rPr>
+              <m:t>O</m:t>
+            </m:r>
+          </m:e>
+          <m:sub>
+            <m:r>
+              <w:rPr>
+                <w:rFonts w:ascii="Cambria Math" w:hAnsi="Cambria Math"/>
+                <w:lang w:val="de-AT"/>
+              </w:rPr>
+              <m:t>3</m:t>
+            </m:r>
+          </m:sub>
+        </m:sSub>
+      </m:oMath>
+      <w:r>
+        <w:rPr>
+          <w:lang w:val="de-AT"/>
+        </w:rPr>
+        <w:t xml:space="preserve">), das mit einer empfindlichen Schicht aus </w:t>
+      </w:r>
+      <w:r>
+        <w:rPr>
+          <w:b/>
+          <w:bCs/>
+          <w:lang w:val="de-AT"/>
+        </w:rPr>
+        <w:t>Zinnoxid (</w:t>
+      </w:r>
+      <m:oMath>
+        <m:r>
+          <w:rPr>
+            <w:rFonts w:ascii="Cambria Math" w:hAnsi="Cambria Math"/>
+            <w:lang w:val="de-AT"/>
+          </w:rPr>
+          <m:t>Sn</m:t>
+        </m:r>
+        <m:sSub>
+          <m:sSubPr>
+            <m:ctrlPr>
+              <w:rPr>
+                <w:rFonts w:ascii="Cambria Math" w:hAnsi="Cambria Math"/>
+                <w:bCs/>
+                <w:i/>
+                <w:lang w:val="de-AT"/>
+              </w:rPr>
+            </m:ctrlPr>
+          </m:sSubPr>
+          <m:e>
+            <m:r>
+              <w:rPr>
+                <w:rFonts w:ascii="Cambria Math" w:hAnsi="Cambria Math"/>
+                <w:lang w:val="de-AT"/>
+              </w:rPr>
+              <m:t>O</m:t>
+            </m:r>
+          </m:e>
+          <m:sub>
+            <m:r>
+              <w:rPr>
+                <w:rFonts w:ascii="Cambria Math" w:hAnsi="Cambria Math"/>
+                <w:lang w:val="de-AT"/>
+              </w:rPr>
+              <m:t>2</m:t>
+            </m:r>
+          </m:sub>
+        </m:sSub>
+      </m:oMath>
+      <w:r>
+        <w:rPr>
+          <w:b/>
+          <w:bCs/>
+          <w:lang w:val="de-AT"/>
+        </w:rPr>
+        <w:t>)</w:t>
+      </w:r>
+      <w:r>
+        <w:rPr>
+          <w:lang w:val="de-AT"/>
+        </w:rPr>
+        <w:t xml:space="preserve"> beschichtet ist. Im Inneren befindet sich ein Heizdraht (meist aus Nickel-Chrom), der den Sensor auf eine Arbeitstemperatur von ca. </w:t>
+      </w:r>
+      <w:r>
+        <w:rPr>
+          <w:b/>
+          <w:bCs/>
+          <w:lang w:val="de-AT"/>
+        </w:rPr>
+        <w:t>300°C bis 400°C</w:t>
+      </w:r>
+      <w:r>
+        <w:rPr>
+          <w:lang w:val="de-AT"/>
+        </w:rPr>
+        <w:t xml:space="preserve"> bringt.</w:t>
+      </w:r>
+    </w:p>
+    <w:p>
+      <w:pPr>
+        <w:rPr>
+          <w:b/>
+          <w:bCs/>
+          <w:lang w:val="de-AT"/>
+        </w:rPr>
+      </w:pPr>
+      <w:r>
+        <w:rPr>
+          <w:b/>
+          <w:bCs/>
+          <w:lang w:val="de-AT"/>
+        </w:rPr>
+        <w:t>2. Das chemisch-physikalische Prinzip</w:t>
+      </w:r>
+    </w:p>
+    <w:p>
+      <w:pPr>
+        <w:rPr>
+          <w:lang w:val="de-AT"/>
+        </w:rPr>
+      </w:pPr>
+      <w:r>
+        <w:rPr>
+          <w:lang w:val="de-AT"/>
+        </w:rPr>
+        <w:t>Die Detektion basiert auf der Veränderung des elektrischen Widerstands durch Oberflächenoxidation:</w:t>
+      </w:r>
+    </w:p>
+    <w:p>
+      <w:pPr>
+        <w:numPr>
+          <w:ilvl w:val="0"/>
+          <w:numId w:val="6"/>
+        </w:numPr>
+        <w:rPr>
+          <w:lang w:val="de-AT"/>
+        </w:rPr>
+      </w:pPr>
+      <w:r>
+        <w:rPr>
+          <w:b/>
+          <w:bCs/>
+          <w:lang w:val="de-AT"/>
+        </w:rPr>
+        <w:t>In sauberer Luft:</w:t>
+      </w:r>
+      <w:r>
+        <w:rPr>
+          <w:lang w:val="de-AT"/>
+        </w:rPr>
+        <w:t xml:space="preserve"> Sauerstoffmoleküle aus der Umgebung lagern sich an der Zinnoxidschicht ab und ziehen Elektronen aus dem Leitungsband des Halbleiters an sich. Dadurch entsteht eine "Verarmungszone" an der Oberfläche, die den Fluss der Elektronen behindert – der </w:t>
+      </w:r>
+      <w:r>
+        <w:rPr>
+          <w:b/>
+          <w:bCs/>
+          <w:lang w:val="de-AT"/>
+        </w:rPr>
+        <w:t>Widerstand des Sensors ist hoch</w:t>
+      </w:r>
+      <w:r>
+        <w:rPr>
+          <w:lang w:val="de-AT"/>
+        </w:rPr>
+        <w:t>.</w:t>
+      </w:r>
+    </w:p>
+    <w:p>
+      <w:pPr>
+        <w:numPr>
+          <w:ilvl w:val="0"/>
+          <w:numId w:val="6"/>
+        </w:numPr>
+        <w:rPr>
+          <w:lang w:val="de-AT"/>
+        </w:rPr>
+      </w:pPr>
+      <w:r>
+        <w:rPr>
+          <w:b/>
+          <w:bCs/>
+          <w:lang w:val="de-AT"/>
+        </w:rPr>
+        <w:t>Bei Kontakt mit Zielgasen:</w:t>
+      </w:r>
+      <w:r>
+        <w:rPr>
+          <w:lang w:val="de-AT"/>
+        </w:rPr>
+        <w:t xml:space="preserve"> Treffen reduzierende Gase auf die heiße Sensoroberfläche, reagieren sie mit dem adsorbierten Sauerstoff und setzen die gebundenen Elektronen wieder frei. Diese kehren in das Leitungsband zurück.</w:t>
+      </w:r>
+    </w:p>
+    <w:p>
+      <w:pPr>
+        <w:numPr>
+          <w:ilvl w:val="0"/>
+          <w:numId w:val="6"/>
+        </w:numPr>
+        <w:rPr>
+          <w:lang w:val="de-AT"/>
+        </w:rPr>
+      </w:pPr>
+      <w:r>
+        <w:rPr>
+          <w:b/>
+          <w:bCs/>
+          <w:lang w:val="de-AT"/>
+        </w:rPr>
+        <w:t>Resultat:</w:t>
+      </w:r>
+      <w:r>
+        <w:rPr>
+          <w:lang w:val="de-AT"/>
+        </w:rPr>
+        <w:t xml:space="preserve"> Die Leitfähigkeit steigt an, was bedeutet: </w:t>
+      </w:r>
+      <w:r>
+        <w:rPr>
+          <w:b/>
+          <w:bCs/>
+          <w:lang w:val="de-AT"/>
+        </w:rPr>
+        <w:t>Der elektrische Widerstand sinkt proportional zur Gaskonzentration.</w:t>
+      </w:r>
+    </w:p>
+    <w:p>
+      <w:pPr>
+        <w:rPr>
+          <w:b/>
+          <w:bCs/>
+          <w:lang w:val="de-AT"/>
+        </w:rPr>
+      </w:pPr>
+      <w:r>
+        <w:rPr>
+          <w:b/>
+          <w:bCs/>
+          <w:lang w:val="de-AT"/>
+        </w:rPr>
+        <w:t>3. Signalverarbeitung</w:t>
+      </w:r>
+    </w:p>
+    <w:p>
+      <w:pPr>
+        <w:rPr>
+          <w:lang w:val="de-AT"/>
+        </w:rPr>
+      </w:pPr>
+      <w:r>
+        <w:rPr>
+          <w:lang w:val="de-AT"/>
+        </w:rPr>
+        <w:t xml:space="preserve">Da der Sensor ein passives Bauteil (ein variabler Widerstand) ist, wird er in einem </w:t>
+      </w:r>
+      <w:r>
+        <w:rPr>
+          <w:b/>
+          <w:bCs/>
+          <w:lang w:val="de-AT"/>
+        </w:rPr>
+        <w:t>Spannungsteiler</w:t>
+      </w:r>
+      <w:r>
+        <w:rPr>
+          <w:lang w:val="de-AT"/>
+        </w:rPr>
+        <w:t xml:space="preserve"> betrieben.</w:t>
+      </w:r>
+    </w:p>
+    <w:p>
+      <w:pPr>
+        <w:numPr>
+          <w:ilvl w:val="0"/>
+          <w:numId w:val="7"/>
+        </w:numPr>
+        <w:rPr>
+          <w:lang w:val="de-AT"/>
+        </w:rPr>
+      </w:pPr>
+      <w:r>
+        <w:rPr>
+          <w:lang w:val="de-AT"/>
+        </w:rPr>
+        <w:t>Eine Spannung (</w:t>
+      </w:r>
+      <m:oMath>
+        <m:sSub>
+          <m:sSubPr>
+            <m:ctrlPr>
+              <w:rPr>
+                <w:rFonts w:ascii="Cambria Math" w:hAnsi="Cambria Math"/>
+                <w:i/>
+                <w:lang w:val="de-AT"/>
+              </w:rPr>
+            </m:ctrlPr>
+          </m:sSubPr>
+          <m:e>
+            <m:r>
+              <w:rPr>
+                <w:rFonts w:ascii="Cambria Math" w:hAnsi="Cambria Math"/>
+                <w:lang w:val="de-AT"/>
+              </w:rPr>
+              <m:t>V</m:t>
+            </m:r>
+          </m:e>
+          <m:sub>
+            <m:r>
+              <w:rPr>
+                <w:rFonts w:ascii="Cambria Math" w:hAnsi="Cambria Math"/>
+                <w:lang w:val="de-AT"/>
+              </w:rPr>
+              <m:t>cc</m:t>
+            </m:r>
+          </m:sub>
+        </m:sSub>
+      </m:oMath>
+      <w:r>
+        <w:rPr>
+          <w:lang w:val="de-AT"/>
+        </w:rPr>
+        <w:t>, meist 5V) wird angelegt.</w:t>
+      </w:r>
+    </w:p>
+    <w:p>
+      <w:pPr>
+        <w:numPr>
+          <w:ilvl w:val="0"/>
+          <w:numId w:val="7"/>
+        </w:numPr>
+        <w:rPr>
+          <w:lang w:val="de-AT"/>
+        </w:rPr>
+      </w:pPr>
+      <w:r>
+        <w:rPr>
+          <w:lang w:val="de-AT"/>
+        </w:rPr>
+        <w:t>Der Sensorwiderstand (</w:t>
+      </w:r>
+      <m:oMath>
+        <m:sSub>
+          <m:sSubPr>
+            <m:ctrlPr>
+              <w:rPr>
+                <w:rFonts w:ascii="Cambria Math" w:hAnsi="Cambria Math"/>
+                <w:i/>
+                <w:lang w:val="de-AT"/>
+              </w:rPr>
+            </m:ctrlPr>
+          </m:sSubPr>
+          <m:e>
+            <m:r>
+              <w:rPr>
+                <w:rFonts w:ascii="Cambria Math" w:hAnsi="Cambria Math"/>
+                <w:lang w:val="de-AT"/>
+              </w:rPr>
+              <m:t>R</m:t>
+            </m:r>
+          </m:e>
+          <m:sub>
+            <m:r>
+              <w:rPr>
+                <w:rFonts w:ascii="Cambria Math" w:hAnsi="Cambria Math"/>
+                <w:lang w:val="de-AT"/>
+              </w:rPr>
+              <m:t>s</m:t>
+            </m:r>
+          </m:sub>
+        </m:sSub>
+      </m:oMath>
+      <w:r>
+        <w:rPr>
+          <w:lang w:val="de-AT"/>
+        </w:rPr>
+        <w:t>) ändert sich je nach Gasmenge.</w:t>
+      </w:r>
+    </w:p>
+    <w:p>
+      <w:pPr>
+        <w:numPr>
+          <w:ilvl w:val="0"/>
+          <w:numId w:val="7"/>
+        </w:numPr>
+        <w:rPr>
+          <w:lang w:val="de-AT"/>
+        </w:rPr>
+      </w:pPr>
+      <w:r>
+        <w:rPr>
+          <w:lang w:val="de-AT"/>
+        </w:rPr>
+        <w:t>Die am Lastwiderstand (</w:t>
+      </w:r>
+      <m:oMath>
+        <m:sSub>
+          <m:sSubPr>
+            <m:ctrlPr>
+              <w:rPr>
+                <w:rFonts w:ascii="Cambria Math" w:hAnsi="Cambria Math"/>
+                <w:i/>
+                <w:lang w:val="de-AT"/>
+              </w:rPr>
+            </m:ctrlPr>
+          </m:sSubPr>
+          <m:e>
+            <m:r>
+              <w:rPr>
+                <w:rFonts w:ascii="Cambria Math" w:hAnsi="Cambria Math"/>
+                <w:lang w:val="de-AT"/>
+              </w:rPr>
+              <m:t>R</m:t>
+            </m:r>
+          </m:e>
+          <m:sub>
+            <m:r>
+              <w:rPr>
+                <w:rFonts w:ascii="Cambria Math" w:hAnsi="Cambria Math"/>
+                <w:lang w:val="de-AT"/>
+              </w:rPr>
+              <m:t>L</m:t>
+            </m:r>
+          </m:sub>
+        </m:sSub>
+      </m:oMath>
+      <w:r>
+        <w:rPr>
+          <w:lang w:val="de-AT"/>
+        </w:rPr>
+        <w:t xml:space="preserve">) abfallende Spannung wird als </w:t>
+      </w:r>
+      <w:r>
+        <w:rPr>
+          <w:b/>
+          <w:bCs/>
+          <w:lang w:val="de-AT"/>
+        </w:rPr>
+        <w:t>analoges Signal</w:t>
+      </w:r>
+      <w:r>
+        <w:rPr>
+          <w:lang w:val="de-AT"/>
+        </w:rPr>
+        <w:t xml:space="preserve"> abgegriffen.</w:t>
+      </w:r>
+    </w:p>
+    <w:p>
+      <w:pPr>
+        <w:numPr>
+          <w:ilvl w:val="0"/>
+          <w:numId w:val="7"/>
+        </w:numPr>
+        <w:rPr>
+          <w:lang w:val="de-AT"/>
+        </w:rPr>
+      </w:pPr>
+      <w:r>
+        <w:rPr>
+          <w:lang w:val="de-AT"/>
+        </w:rPr>
+        <w:t>Je höher die Gaskonzentration, desto höher ist die gemessene Ausgangsspannung.</w:t>
+      </w:r>
+    </w:p>
+    <w:p>
+      <w:pPr>
+        <w:rPr>
+          <w:lang w:val="de-AT"/>
+        </w:rPr>
+      </w:pPr>
+    </w:p>
+    <w:p>
+      <w:pPr>
+        <w:rPr>
+          <w:lang w:val="de-AT"/>
+        </w:rPr>
+      </w:pPr>
+    </w:p>
+    <w:p>
+      <w:pPr>
+        <w:rPr>
+          <w:b/>
+          <w:bCs/>
+          <w:lang w:val="de-AT"/>
+        </w:rPr>
+      </w:pPr>
+      <w:r>
+        <w:rPr>
+          <w:b/>
+          <w:bCs/>
+          <w:lang w:val="de-AT"/>
+        </w:rPr>
+        <w:lastRenderedPageBreak/>
+        <w:t>4. Kritische Faktoren für die Genauigkeit</w:t>
+      </w:r>
+    </w:p>
+    <w:p>
+      <w:pPr>
+        <w:numPr>
+          <w:ilvl w:val="0"/>
+          <w:numId w:val="8"/>
+        </w:numPr>
+        <w:rPr>
+          <w:lang w:val="de-AT"/>
+        </w:rPr>
+      </w:pPr>
+      <w:r>
+        <w:rPr>
+          <w:b/>
+          <w:bCs/>
+          <w:lang w:val="de-AT"/>
+        </w:rPr>
+        <w:t>Vorheizzeit:</w:t>
+      </w:r>
+      <w:r>
+        <w:rPr>
+          <w:lang w:val="de-AT"/>
+        </w:rPr>
+        <w:t xml:space="preserve"> Der Sensor benötigt eine "Einbrennphase" von mindestens 24 Stunden (einmalig) und eine Aufwärmphase von ca. 2 Minuten (bei jedem Start), um stabile chemische Gleichgewichte auf der Oberfläche zu erreichen.</w:t>
+      </w:r>
+    </w:p>
+    <w:p>
+      <w:pPr>
+        <w:numPr>
+          <w:ilvl w:val="0"/>
+          <w:numId w:val="8"/>
+        </w:numPr>
+        <w:rPr>
+          <w:lang w:val="de-AT"/>
+        </w:rPr>
+      </w:pPr>
+      <w:r>
+        <w:rPr>
+          <w:b/>
+          <w:bCs/>
+          <w:lang w:val="de-AT"/>
+        </w:rPr>
+        <w:t>Querempfindlichkeit:</w:t>
+      </w:r>
+      <w:r>
+        <w:rPr>
+          <w:lang w:val="de-AT"/>
+        </w:rPr>
+        <w:t xml:space="preserve"> Der MQ-135 kann nicht zwischen den Gasen unterscheiden. Er "riecht" alles gleichzeitig. Ein Anstieg der Spannung kann also sowohl mehr als auch eine Spur von Ethanol (z. B. Desinfektionsmittel) bedeuten.</w:t>
+      </w:r>
+    </w:p>
+    <w:p>
+      <w:pPr>
+        <w:numPr>
+          <w:ilvl w:val="0"/>
+          <w:numId w:val="8"/>
+        </w:numPr>
+        <w:rPr>
+          <w:lang w:val="de-AT"/>
+        </w:rPr>
+      </w:pPr>
+      <w:r>
+        <w:rPr>
+          <w:b/>
+          <w:bCs/>
+          <w:lang w:val="de-AT"/>
+        </w:rPr>
+        <w:t>Umweltbedingungen:</w:t>
+      </w:r>
+      <w:r>
+        <w:rPr>
+          <w:lang w:val="de-AT"/>
+        </w:rPr>
+        <w:t xml:space="preserve"> Luftfeuchtigkeit und Temperatur beeinflussen die Oberflächenreaktion massiv. Professionelle Module nutzen oft einen zusätzlichen DHT22-Sensor, um diese Effekte rechnerisch zu kompensieren.</w:t>
+      </w:r>
+    </w:p>
+    <w:p>
+      <w:pPr>
+        <w:rPr>
+          <w:lang w:val="de-AT"/>
+        </w:rPr>
+      </w:pPr>
+    </w:p>
+    <w:p>
+      <w:pPr>
+        <w:pStyle w:val="berschrift2"/>
+        <w:numPr>
+          <w:ilvl w:val="0"/>
+          <w:numId w:val="1"/>
+        </w:numPr>
+        <w:rPr>
+          <w:lang w:val="de-AT"/>
+        </w:rPr>
+      </w:pPr>
+      <w:r>
+        <w:rPr>
+          <w:lang w:val="de-AT"/>
+        </w:rPr>
         <w:t>Berechnung</w:t>
       </w:r>
     </w:p>
@@ -1824,6 +2631,155 @@
     </w:lvl>
   </w:abstractNum>
   <w:abstractNum w:abstractNumId="3" w15:restartNumberingAfterBreak="0">
+    <w:nsid w:val="18801946"/>
+    <w:multiLevelType w:val="multilevel"/>
+    <w:tmpl w:val="6C044F6A"/>
+    <w:lvl w:ilvl="0">
+      <w:start w:val="1"/>
+      <w:numFmt w:val="bullet"/>
+      <w:lvlText w:val=""/>
+      <w:lvlJc w:val="left"/>
+      <w:pPr>
+        <w:tabs>
+          <w:tab w:val="num" w:pos="720"/>
+        </w:tabs>
+        <w:ind w:left="720" w:hanging="360"/>
+      </w:pPr>
+      <w:rPr>
+        <w:rFonts w:ascii="Symbol" w:hAnsi="Symbol" w:hint="default"/>
+        <w:sz w:val="20"/>
+      </w:rPr>
+    </w:lvl>
+    <w:lvl w:ilvl="1" w:tentative="1">
+      <w:start w:val="1"/>
+      <w:numFmt w:val="bullet"/>
+      <w:lvlText w:val=""/>
+      <w:lvlJc w:val="left"/>
+      <w:pPr>
+        <w:tabs>
+          <w:tab w:val="num" w:pos="1440"/>
+        </w:tabs>
+        <w:ind w:left="1440" w:hanging="360"/>
+      </w:pPr>
+      <w:rPr>
+        <w:rFonts w:ascii="Symbol" w:hAnsi="Symbol" w:hint="default"/>
+        <w:sz w:val="20"/>
+      </w:rPr>
+    </w:lvl>
+    <w:lvl w:ilvl="2" w:tentative="1">
+      <w:start w:val="1"/>
+      <w:numFmt w:val="bullet"/>
+      <w:lvlText w:val=""/>
+      <w:lvlJc w:val="left"/>
+      <w:pPr>
+        <w:tabs>
+          <w:tab w:val="num" w:pos="2160"/>
+        </w:tabs>
+        <w:ind w:left="2160" w:hanging="360"/>
+      </w:pPr>
+      <w:rPr>
+        <w:rFonts w:ascii="Symbol" w:hAnsi="Symbol" w:hint="default"/>
+        <w:sz w:val="20"/>
+      </w:rPr>
+    </w:lvl>
+    <w:lvl w:ilvl="3" w:tentative="1">
+      <w:start w:val="1"/>
+      <w:numFmt w:val="bullet"/>
+      <w:lvlText w:val=""/>
+      <w:lvlJc w:val="left"/>
+      <w:pPr>
+        <w:tabs>
+          <w:tab w:val="num" w:pos="2880"/>
+        </w:tabs>
+        <w:ind w:left="2880" w:hanging="360"/>
+      </w:pPr>
+      <w:rPr>
+        <w:rFonts w:ascii="Symbol" w:hAnsi="Symbol" w:hint="default"/>
+        <w:sz w:val="20"/>
+      </w:rPr>
+    </w:lvl>
+    <w:lvl w:ilvl="4" w:tentative="1">
+      <w:start w:val="1"/>
+      <w:numFmt w:val="bullet"/>
+      <w:lvlText w:val=""/>
+      <w:lvlJc w:val="left"/>
+      <w:pPr>
+        <w:tabs>
+          <w:tab w:val="num" w:pos="3600"/>
+        </w:tabs>
+        <w:ind w:left="3600" w:hanging="360"/>
+      </w:pPr>
+      <w:rPr>
+        <w:rFonts w:ascii="Symbol" w:hAnsi="Symbol" w:hint="default"/>
+        <w:sz w:val="20"/>
+      </w:rPr>
+    </w:lvl>
+    <w:lvl w:ilvl="5" w:tentative="1">
+      <w:start w:val="1"/>
+      <w:numFmt w:val="bullet"/>
+      <w:lvlText w:val=""/>
+      <w:lvlJc w:val="left"/>
+      <w:pPr>
+        <w:tabs>
+          <w:tab w:val="num" w:pos="4320"/>
+        </w:tabs>
+        <w:ind w:left="4320" w:hanging="360"/>
+      </w:pPr>
+      <w:rPr>
+        <w:rFonts w:ascii="Symbol" w:hAnsi="Symbol" w:hint="default"/>
+        <w:sz w:val="20"/>
+      </w:rPr>
+    </w:lvl>
+    <w:lvl w:ilvl="6" w:tentative="1">
+      <w:start w:val="1"/>
+      <w:numFmt w:val="bullet"/>
+      <w:lvlText w:val=""/>
+      <w:lvlJc w:val="left"/>
+      <w:pPr>
+        <w:tabs>
+          <w:tab w:val="num" w:pos="5040"/>
+        </w:tabs>
+        <w:ind w:left="5040" w:hanging="360"/>
+      </w:pPr>
+      <w:rPr>
+        <w:rFonts w:ascii="Symbol" w:hAnsi="Symbol" w:hint="default"/>
+        <w:sz w:val="20"/>
+      </w:rPr>
+    </w:lvl>
+    <w:lvl w:ilvl="7" w:tentative="1">
+      <w:start w:val="1"/>
+      <w:numFmt w:val="bullet"/>
+      <w:lvlText w:val=""/>
+      <w:lvlJc w:val="left"/>
+      <w:pPr>
+        <w:tabs>
+          <w:tab w:val="num" w:pos="5760"/>
+        </w:tabs>
+        <w:ind w:left="5760" w:hanging="360"/>
+      </w:pPr>
+      <w:rPr>
+        <w:rFonts w:ascii="Symbol" w:hAnsi="Symbol" w:hint="default"/>
+        <w:sz w:val="20"/>
+      </w:rPr>
+    </w:lvl>
+    <w:lvl w:ilvl="8" w:tentative="1">
+      <w:start w:val="1"/>
+      <w:numFmt w:val="bullet"/>
+      <w:lvlText w:val=""/>
+      <w:lvlJc w:val="left"/>
+      <w:pPr>
+        <w:tabs>
+          <w:tab w:val="num" w:pos="6480"/>
+        </w:tabs>
+        <w:ind w:left="6480" w:hanging="360"/>
+      </w:pPr>
+      <w:rPr>
+        <w:rFonts w:ascii="Symbol" w:hAnsi="Symbol" w:hint="default"/>
+        <w:sz w:val="20"/>
+      </w:rPr>
+    </w:lvl>
+  </w:abstractNum>
+  <w:abstractNum w:abstractNumId="4" w15:restartNumberingAfterBreak="0">
     <w:nsid w:val="24D70E29"/>
     <w:multiLevelType w:val="hybridMultilevel"/>
     <w:tmpl w:val="63ECC014"/>
@@ -1912,7 +2868,156 @@
       </w:pPr>
     </w:lvl>
   </w:abstractNum>
-  <w:abstractNum w:abstractNumId="4" w15:restartNumberingAfterBreak="0">
+  <w:abstractNum w:abstractNumId="5" w15:restartNumberingAfterBreak="0">
+    <w:nsid w:val="28D5360D"/>
+    <w:multiLevelType w:val="multilevel"/>
+    <w:tmpl w:val="9FDC34F6"/>
+    <w:lvl w:ilvl="0">
+      <w:start w:val="1"/>
+      <w:numFmt w:val="bullet"/>
+      <w:lvlText w:val=""/>
+      <w:lvlJc w:val="left"/>
+      <w:pPr>
+        <w:tabs>
+          <w:tab w:val="num" w:pos="720"/>
+        </w:tabs>
+        <w:ind w:left="720" w:hanging="360"/>
+      </w:pPr>
+      <w:rPr>
+        <w:rFonts w:ascii="Symbol" w:hAnsi="Symbol" w:hint="default"/>
+        <w:sz w:val="20"/>
+      </w:rPr>
+    </w:lvl>
+    <w:lvl w:ilvl="1" w:tentative="1">
+      <w:start w:val="1"/>
+      <w:numFmt w:val="bullet"/>
+      <w:lvlText w:val=""/>
+      <w:lvlJc w:val="left"/>
+      <w:pPr>
+        <w:tabs>
+          <w:tab w:val="num" w:pos="1440"/>
+        </w:tabs>
+        <w:ind w:left="1440" w:hanging="360"/>
+      </w:pPr>
+      <w:rPr>
+        <w:rFonts w:ascii="Symbol" w:hAnsi="Symbol" w:hint="default"/>
+        <w:sz w:val="20"/>
+      </w:rPr>
+    </w:lvl>
+    <w:lvl w:ilvl="2" w:tentative="1">
+      <w:start w:val="1"/>
+      <w:numFmt w:val="bullet"/>
+      <w:lvlText w:val=""/>
+      <w:lvlJc w:val="left"/>
+      <w:pPr>
+        <w:tabs>
+          <w:tab w:val="num" w:pos="2160"/>
+        </w:tabs>
+        <w:ind w:left="2160" w:hanging="360"/>
+      </w:pPr>
+      <w:rPr>
+        <w:rFonts w:ascii="Symbol" w:hAnsi="Symbol" w:hint="default"/>
+        <w:sz w:val="20"/>
+      </w:rPr>
+    </w:lvl>
+    <w:lvl w:ilvl="3" w:tentative="1">
+      <w:start w:val="1"/>
+      <w:numFmt w:val="bullet"/>
+      <w:lvlText w:val=""/>
+      <w:lvlJc w:val="left"/>
+      <w:pPr>
+        <w:tabs>
+          <w:tab w:val="num" w:pos="2880"/>
+        </w:tabs>
+        <w:ind w:left="2880" w:hanging="360"/>
+      </w:pPr>
+      <w:rPr>
+        <w:rFonts w:ascii="Symbol" w:hAnsi="Symbol" w:hint="default"/>
+        <w:sz w:val="20"/>
+      </w:rPr>
+    </w:lvl>
+    <w:lvl w:ilvl="4" w:tentative="1">
+      <w:start w:val="1"/>
+      <w:numFmt w:val="bullet"/>
+      <w:lvlText w:val=""/>
+      <w:lvlJc w:val="left"/>
+      <w:pPr>
+        <w:tabs>
+          <w:tab w:val="num" w:pos="3600"/>
+        </w:tabs>
+        <w:ind w:left="3600" w:hanging="360"/>
+      </w:pPr>
+      <w:rPr>
+        <w:rFonts w:ascii="Symbol" w:hAnsi="Symbol" w:hint="default"/>
+        <w:sz w:val="20"/>
+      </w:rPr>
+    </w:lvl>
+    <w:lvl w:ilvl="5" w:tentative="1">
+      <w:start w:val="1"/>
+      <w:numFmt w:val="bullet"/>
+      <w:lvlText w:val=""/>
+      <w:lvlJc w:val="left"/>
+      <w:pPr>
+        <w:tabs>
+          <w:tab w:val="num" w:pos="4320"/>
+        </w:tabs>
+        <w:ind w:left="4320" w:hanging="360"/>
+      </w:pPr>
+      <w:rPr>
+        <w:rFonts w:ascii="Symbol" w:hAnsi="Symbol" w:hint="default"/>
+        <w:sz w:val="20"/>
+      </w:rPr>
+    </w:lvl>
+    <w:lvl w:ilvl="6" w:tentative="1">
+      <w:start w:val="1"/>
+      <w:numFmt w:val="bullet"/>
+      <w:lvlText w:val=""/>
+      <w:lvlJc w:val="left"/>
+      <w:pPr>
+        <w:tabs>
+          <w:tab w:val="num" w:pos="5040"/>
+        </w:tabs>
+        <w:ind w:left="5040" w:hanging="360"/>
+      </w:pPr>
+      <w:rPr>
+        <w:rFonts w:ascii="Symbol" w:hAnsi="Symbol" w:hint="default"/>
+        <w:sz w:val="20"/>
+      </w:rPr>
+    </w:lvl>
+    <w:lvl w:ilvl="7" w:tentative="1">
+      <w:start w:val="1"/>
+      <w:numFmt w:val="bullet"/>
+      <w:lvlText w:val=""/>
+      <w:lvlJc w:val="left"/>
+      <w:pPr>
+        <w:tabs>
+          <w:tab w:val="num" w:pos="5760"/>
+        </w:tabs>
+        <w:ind w:left="5760" w:hanging="360"/>
+      </w:pPr>
+      <w:rPr>
+        <w:rFonts w:ascii="Symbol" w:hAnsi="Symbol" w:hint="default"/>
+        <w:sz w:val="20"/>
+      </w:rPr>
+    </w:lvl>
+    <w:lvl w:ilvl="8" w:tentative="1">
+      <w:start w:val="1"/>
+      <w:numFmt w:val="bullet"/>
+      <w:lvlText w:val=""/>
+      <w:lvlJc w:val="left"/>
+      <w:pPr>
+        <w:tabs>
+          <w:tab w:val="num" w:pos="6480"/>
+        </w:tabs>
+        <w:ind w:left="6480" w:hanging="360"/>
+      </w:pPr>
+      <w:rPr>
+        <w:rFonts w:ascii="Symbol" w:hAnsi="Symbol" w:hint="default"/>
+        <w:sz w:val="20"/>
+      </w:rPr>
+    </w:lvl>
+  </w:abstractNum>
+  <w:abstractNum w:abstractNumId="6" w15:restartNumberingAfterBreak="0">
     <w:nsid w:val="5EE259C0"/>
     <w:multiLevelType w:val="hybridMultilevel"/>
     <w:tmpl w:val="CB7C0D1E"/>
@@ -1998,6 +3103,119 @@
       <w:lvlJc w:val="right"/>
       <w:pPr>
         <w:ind w:left="6480" w:hanging="180"/>
+      </w:pPr>
+    </w:lvl>
+  </w:abstractNum>
+  <w:abstractNum w:abstractNumId="7" w15:restartNumberingAfterBreak="0">
+    <w:nsid w:val="66F171E0"/>
+    <w:multiLevelType w:val="multilevel"/>
+    <w:tmpl w:val="037E615A"/>
+    <w:lvl w:ilvl="0">
+      <w:start w:val="1"/>
+      <w:numFmt w:val="decimal"/>
+      <w:lvlText w:val="%1."/>
+      <w:lvlJc w:val="left"/>
+      <w:pPr>
+        <w:tabs>
+          <w:tab w:val="num" w:pos="720"/>
+        </w:tabs>
+        <w:ind w:left="720" w:hanging="360"/>
+      </w:pPr>
+    </w:lvl>
+    <w:lvl w:ilvl="1" w:tentative="1">
+      <w:start w:val="1"/>
+      <w:numFmt w:val="decimal"/>
+      <w:lvlText w:val="%2."/>
+      <w:lvlJc w:val="left"/>
+      <w:pPr>
+        <w:tabs>
+          <w:tab w:val="num" w:pos="1440"/>
+        </w:tabs>
+        <w:ind w:left="1440" w:hanging="360"/>
+      </w:pPr>
+    </w:lvl>
+    <w:lvl w:ilvl="2" w:tentative="1">
+      <w:start w:val="1"/>
+      <w:numFmt w:val="decimal"/>
+      <w:lvlText w:val="%3."/>
+      <w:lvlJc w:val="left"/>
+      <w:pPr>
+        <w:tabs>
+          <w:tab w:val="num" w:pos="2160"/>
+        </w:tabs>
+        <w:ind w:left="2160" w:hanging="360"/>
+      </w:pPr>
+    </w:lvl>
+    <w:lvl w:ilvl="3" w:tentative="1">
+      <w:start w:val="1"/>
+      <w:numFmt w:val="decimal"/>
+      <w:lvlText w:val="%4."/>
+      <w:lvlJc w:val="left"/>
+      <w:pPr>
+        <w:tabs>
+          <w:tab w:val="num" w:pos="2880"/>
+        </w:tabs>
+        <w:ind w:left="2880" w:hanging="360"/>
+      </w:pPr>
+    </w:lvl>
+    <w:lvl w:ilvl="4" w:tentative="1">
+      <w:start w:val="1"/>
+      <w:numFmt w:val="decimal"/>
+      <w:lvlText w:val="%5."/>
+      <w:lvlJc w:val="left"/>
+      <w:pPr>
+        <w:tabs>
+          <w:tab w:val="num" w:pos="3600"/>
+        </w:tabs>
+        <w:ind w:left="3600" w:hanging="360"/>
+      </w:pPr>
+    </w:lvl>
+    <w:lvl w:ilvl="5" w:tentative="1">
+      <w:start w:val="1"/>
+      <w:numFmt w:val="decimal"/>
+      <w:lvlText w:val="%6."/>
+      <w:lvlJc w:val="left"/>
+      <w:pPr>
+        <w:tabs>
+          <w:tab w:val="num" w:pos="4320"/>
+        </w:tabs>
+        <w:ind w:left="4320" w:hanging="360"/>
+      </w:pPr>
+    </w:lvl>
+    <w:lvl w:ilvl="6" w:tentative="1">
+      <w:start w:val="1"/>
+      <w:numFmt w:val="decimal"/>
+      <w:lvlText w:val="%7."/>
+      <w:lvlJc w:val="left"/>
+      <w:pPr>
+        <w:tabs>
+          <w:tab w:val="num" w:pos="5040"/>
+        </w:tabs>
+        <w:ind w:left="5040" w:hanging="360"/>
+      </w:pPr>
+    </w:lvl>
+    <w:lvl w:ilvl="7" w:tentative="1">
+      <w:start w:val="1"/>
+      <w:numFmt w:val="decimal"/>
+      <w:lvlText w:val="%8."/>
+      <w:lvlJc w:val="left"/>
+      <w:pPr>
+        <w:tabs>
+          <w:tab w:val="num" w:pos="5760"/>
+        </w:tabs>
+        <w:ind w:left="5760" w:hanging="360"/>
+      </w:pPr>
+    </w:lvl>
+    <w:lvl w:ilvl="8" w:tentative="1">
+      <w:start w:val="1"/>
+      <w:numFmt w:val="decimal"/>
+      <w:lvlText w:val="%9."/>
+      <w:lvlJc w:val="left"/>
+      <w:pPr>
+        <w:tabs>
+          <w:tab w:val="num" w:pos="6480"/>
+        </w:tabs>
+        <w:ind w:left="6480" w:hanging="360"/>
       </w:pPr>
     </w:lvl>
   </w:abstractNum>
@@ -2008,13 +3226,22 @@
     <w:abstractNumId w:val="0"/>
   </w:num>
   <w:num w:numId="3" w16cid:durableId="554393353">
-    <w:abstractNumId w:val="3"/>
+    <w:abstractNumId w:val="4"/>
   </w:num>
   <w:num w:numId="4" w16cid:durableId="269240383">
-    <w:abstractNumId w:val="4"/>
+    <w:abstractNumId w:val="6"/>
   </w:num>
   <w:num w:numId="5" w16cid:durableId="1003437900">
     <w:abstractNumId w:val="2"/>
+  </w:num>
+  <w:num w:numId="6" w16cid:durableId="196697663">
+    <w:abstractNumId w:val="3"/>
+  </w:num>
+  <w:num w:numId="7" w16cid:durableId="121700622">
+    <w:abstractNumId w:val="7"/>
+  </w:num>
+  <w:num w:numId="8" w16cid:durableId="143742683">
+    <w:abstractNumId w:val="5"/>
   </w:num>
 </w:numbering>
 </file>
@@ -2596,7 +3823,6 @@
   <w:style w:type="character" w:default="1" w:styleId="Absatz-Standardschriftart">
     <w:name w:val="Default Paragraph Font"/>
     <w:uiPriority w:val="1"/>
-    <w:semiHidden/>
     <w:unhideWhenUsed/>
   </w:style>
   <w:style w:type="table" w:default="1" w:styleId="NormaleTabelle">
@@ -3264,20 +4490,20 @@
 </file>
 
 <file path=customXml/item1.xml><?xml version="1.0" encoding="utf-8"?>
-<p:properties xmlns:p="http://schemas.microsoft.com/office/2006/metadata/properties" xmlns:xsi="http://www.w3.org/2001/XMLSchema-instance" xmlns:pc="http://schemas.microsoft.com/office/infopath/2007/PartnerControls">
-  <documentManagement>
-    <_activity xmlns="160ee3f9-ac2b-4f4c-98ab-330e221f9dd0" xsi:nil="true"/>
-  </documentManagement>
-</p:properties>
-</file>
-
-<file path=customXml/item2.xml><?xml version="1.0" encoding="utf-8"?>
 <?mso-contentType ?>
 <FormTemplates xmlns="http://schemas.microsoft.com/sharepoint/v3/contenttype/forms">
   <Display>DocumentLibraryForm</Display>
   <Edit>DocumentLibraryForm</Edit>
   <New>DocumentLibraryForm</New>
 </FormTemplates>
+</file>
+
+<file path=customXml/item2.xml><?xml version="1.0" encoding="utf-8"?>
+<p:properties xmlns:p="http://schemas.microsoft.com/office/2006/metadata/properties" xmlns:xsi="http://www.w3.org/2001/XMLSchema-instance" xmlns:pc="http://schemas.microsoft.com/office/infopath/2007/PartnerControls">
+  <documentManagement>
+    <_activity xmlns="160ee3f9-ac2b-4f4c-98ab-330e221f9dd0" xsi:nil="true"/>
+  </documentManagement>
+</p:properties>
 </file>
 
 <file path=customXml/item3.xml><?xml version="1.0" encoding="utf-8"?>
@@ -3469,19 +4695,19 @@
 </file>
 
 <file path=customXml/itemProps1.xml><?xml version="1.0" encoding="utf-8"?>
+<ds:datastoreItem xmlns:ds="http://schemas.openxmlformats.org/officeDocument/2006/customXml" ds:itemID="{BFD71D7B-03FA-43FB-8D96-AC2DF8D8FF16}">
+  <ds:schemaRefs>
+    <ds:schemaRef ds:uri="http://schemas.microsoft.com/sharepoint/v3/contenttype/forms"/>
+  </ds:schemaRefs>
+</ds:datastoreItem>
+</file>
+
+<file path=customXml/itemProps2.xml><?xml version="1.0" encoding="utf-8"?>
 <ds:datastoreItem xmlns:ds="http://schemas.openxmlformats.org/officeDocument/2006/customXml" ds:itemID="{09899F4C-2A2A-4153-86D9-6A3C354B93EA}">
   <ds:schemaRefs>
     <ds:schemaRef ds:uri="http://schemas.microsoft.com/office/2006/metadata/properties"/>
     <ds:schemaRef ds:uri="http://schemas.microsoft.com/office/infopath/2007/PartnerControls"/>
     <ds:schemaRef ds:uri="160ee3f9-ac2b-4f4c-98ab-330e221f9dd0"/>
-  </ds:schemaRefs>
-</ds:datastoreItem>
-</file>
-
-<file path=customXml/itemProps2.xml><?xml version="1.0" encoding="utf-8"?>
-<ds:datastoreItem xmlns:ds="http://schemas.openxmlformats.org/officeDocument/2006/customXml" ds:itemID="{BFD71D7B-03FA-43FB-8D96-AC2DF8D8FF16}">
-  <ds:schemaRefs>
-    <ds:schemaRef ds:uri="http://schemas.microsoft.com/sharepoint/v3/contenttype/forms"/>
   </ds:schemaRefs>
 </ds:datastoreItem>
 </file>

--- a/CO2 Konzentration im Klassenzimmer .docx
+++ b/CO2 Konzentration im Klassenzimmer .docx
@@ -1399,13 +1399,6 @@
     </w:p>
     <w:p>
       <w:pPr>
-        <w:rPr>
-          <w:lang w:val="de-AT"/>
-        </w:rPr>
-      </w:pPr>
-    </w:p>
-    <w:p>
-      <w:pPr>
         <w:pStyle w:val="berschrift2"/>
         <w:numPr>
           <w:ilvl w:val="0"/>
@@ -1420,6 +1413,903 @@
           <w:lang w:val="de-AT"/>
         </w:rPr>
         <w:lastRenderedPageBreak/>
+        <w:t>Funktionsweise des MQ 135 Sensors</w:t>
+      </w:r>
+    </w:p>
+    <w:p>
+      <w:pPr>
+        <w:rPr>
+          <w:lang w:val="de-AT"/>
+        </w:rPr>
+      </w:pPr>
+      <w:r>
+        <w:rPr>
+          <w:lang w:val="de-AT"/>
+        </w:rPr>
+        <w:t xml:space="preserve">Der MQ-135 gehört zur Gruppe der </w:t>
+      </w:r>
+      <w:r>
+        <w:rPr>
+          <w:b/>
+          <w:bCs/>
+          <w:lang w:val="de-AT"/>
+        </w:rPr>
+        <w:t>Metalloxid-Halbleitersensoren</w:t>
+      </w:r>
+      <w:r>
+        <w:rPr>
+          <w:lang w:val="de-AT"/>
+        </w:rPr>
+        <w:t xml:space="preserve"> (MOS). Er ist ein Breitbandsensor, der primär auf Schadstoffe wie Ammoniak </w:t>
+      </w:r>
+      <w:r>
+        <w:rPr>
+          <w:lang w:val="de-AT"/>
+        </w:rPr>
+        <w:t>(</w:t>
+      </w:r>
+      <m:oMath>
+        <m:r>
+          <w:rPr>
+            <w:rFonts w:ascii="Cambria Math" w:hAnsi="Cambria Math"/>
+            <w:lang w:val="de-AT"/>
+          </w:rPr>
+          <m:t>N</m:t>
+        </m:r>
+        <m:sSub>
+          <m:sSubPr>
+            <m:ctrlPr>
+              <w:rPr>
+                <w:rFonts w:ascii="Cambria Math" w:hAnsi="Cambria Math"/>
+                <w:i/>
+                <w:lang w:val="de-AT"/>
+              </w:rPr>
+            </m:ctrlPr>
+          </m:sSubPr>
+          <m:e>
+            <m:r>
+              <w:rPr>
+                <w:rFonts w:ascii="Cambria Math" w:hAnsi="Cambria Math"/>
+                <w:lang w:val="de-AT"/>
+              </w:rPr>
+              <m:t>H</m:t>
+            </m:r>
+          </m:e>
+          <m:sub>
+            <m:r>
+              <w:rPr>
+                <w:rFonts w:ascii="Cambria Math" w:hAnsi="Cambria Math"/>
+                <w:lang w:val="de-AT"/>
+              </w:rPr>
+              <m:t>3</m:t>
+            </m:r>
+          </m:sub>
+        </m:sSub>
+      </m:oMath>
+      <w:r>
+        <w:rPr>
+          <w:lang w:val="de-AT"/>
+        </w:rPr>
+        <w:t>), Stickoxide (</w:t>
+      </w:r>
+      <m:oMath>
+        <m:r>
+          <w:rPr>
+            <w:rFonts w:ascii="Cambria Math" w:hAnsi="Cambria Math"/>
+            <w:lang w:val="de-AT"/>
+          </w:rPr>
+          <m:t>N</m:t>
+        </m:r>
+        <m:sSub>
+          <m:sSubPr>
+            <m:ctrlPr>
+              <w:rPr>
+                <w:rFonts w:ascii="Cambria Math" w:hAnsi="Cambria Math"/>
+                <w:i/>
+                <w:lang w:val="de-AT"/>
+              </w:rPr>
+            </m:ctrlPr>
+          </m:sSubPr>
+          <m:e>
+            <m:r>
+              <w:rPr>
+                <w:rFonts w:ascii="Cambria Math" w:hAnsi="Cambria Math"/>
+                <w:lang w:val="de-AT"/>
+              </w:rPr>
+              <m:t>O</m:t>
+            </m:r>
+          </m:e>
+          <m:sub>
+            <m:r>
+              <w:rPr>
+                <w:rFonts w:ascii="Cambria Math" w:hAnsi="Cambria Math"/>
+                <w:lang w:val="de-AT"/>
+              </w:rPr>
+              <m:t>x</m:t>
+            </m:r>
+          </m:sub>
+        </m:sSub>
+      </m:oMath>
+      <w:r>
+        <w:rPr>
+          <w:lang w:val="de-AT"/>
+        </w:rPr>
+        <w:t xml:space="preserve">), Alkohol, Benzol, Rauch und eben </w:t>
+      </w:r>
+      <m:oMath>
+        <m:r>
+          <w:rPr>
+            <w:rFonts w:ascii="Cambria Math" w:hAnsi="Cambria Math"/>
+            <w:lang w:val="de-AT"/>
+          </w:rPr>
+          <m:t>C</m:t>
+        </m:r>
+        <m:sSub>
+          <m:sSubPr>
+            <m:ctrlPr>
+              <w:rPr>
+                <w:rFonts w:ascii="Cambria Math" w:hAnsi="Cambria Math"/>
+                <w:i/>
+                <w:lang w:val="de-AT"/>
+              </w:rPr>
+            </m:ctrlPr>
+          </m:sSubPr>
+          <m:e>
+            <m:r>
+              <w:rPr>
+                <w:rFonts w:ascii="Cambria Math" w:hAnsi="Cambria Math"/>
+                <w:lang w:val="de-AT"/>
+              </w:rPr>
+              <m:t>O</m:t>
+            </m:r>
+          </m:e>
+          <m:sub>
+            <m:r>
+              <w:rPr>
+                <w:rFonts w:ascii="Cambria Math" w:hAnsi="Cambria Math"/>
+                <w:lang w:val="de-AT"/>
+              </w:rPr>
+              <m:t>2</m:t>
+            </m:r>
+          </m:sub>
+        </m:sSub>
+      </m:oMath>
+      <w:r>
+        <w:rPr>
+          <w:lang w:val="de-AT"/>
+        </w:rPr>
+        <w:t xml:space="preserve"> reagiert.</w:t>
+      </w:r>
+    </w:p>
+    <w:p>
+      <w:pPr>
+        <w:rPr>
+          <w:b/>
+          <w:bCs/>
+          <w:lang w:val="de-AT"/>
+        </w:rPr>
+      </w:pPr>
+      <w:r>
+        <w:rPr>
+          <w:b/>
+          <w:bCs/>
+          <w:lang w:val="de-AT"/>
+        </w:rPr>
+        <w:t>1. Der Aufbau des Sensors</w:t>
+      </w:r>
+    </w:p>
+    <w:p>
+      <w:pPr>
+        <w:rPr>
+          <w:lang w:val="de-AT"/>
+        </w:rPr>
+      </w:pPr>
+      <w:r>
+        <w:rPr>
+          <w:lang w:val="de-AT"/>
+        </w:rPr>
+        <w:t>Der Kern des Sensors besteht aus einem keramischen Röhrchen (Aluminiumoxid</w:t>
+      </w:r>
+      <w:r>
+        <w:rPr>
+          <w:lang w:val="de-AT"/>
+        </w:rPr>
+        <w:t xml:space="preserve"> </w:t>
+      </w:r>
+      <m:oMath>
+        <m:r>
+          <w:rPr>
+            <w:rFonts w:ascii="Cambria Math" w:hAnsi="Cambria Math"/>
+            <w:lang w:val="de-AT"/>
+          </w:rPr>
+          <m:t>A</m:t>
+        </m:r>
+        <m:sSub>
+          <m:sSubPr>
+            <m:ctrlPr>
+              <w:rPr>
+                <w:rFonts w:ascii="Cambria Math" w:hAnsi="Cambria Math"/>
+                <w:i/>
+                <w:lang w:val="de-AT"/>
+              </w:rPr>
+            </m:ctrlPr>
+          </m:sSubPr>
+          <m:e>
+            <m:r>
+              <w:rPr>
+                <w:rFonts w:ascii="Cambria Math" w:hAnsi="Cambria Math"/>
+                <w:lang w:val="de-AT"/>
+              </w:rPr>
+              <m:t>l</m:t>
+            </m:r>
+          </m:e>
+          <m:sub>
+            <m:r>
+              <w:rPr>
+                <w:rFonts w:ascii="Cambria Math" w:hAnsi="Cambria Math"/>
+                <w:lang w:val="de-AT"/>
+              </w:rPr>
+              <m:t>2</m:t>
+            </m:r>
+          </m:sub>
+        </m:sSub>
+        <m:sSub>
+          <m:sSubPr>
+            <m:ctrlPr>
+              <w:rPr>
+                <w:rFonts w:ascii="Cambria Math" w:hAnsi="Cambria Math"/>
+                <w:i/>
+                <w:lang w:val="de-AT"/>
+              </w:rPr>
+            </m:ctrlPr>
+          </m:sSubPr>
+          <m:e>
+            <m:r>
+              <w:rPr>
+                <w:rFonts w:ascii="Cambria Math" w:hAnsi="Cambria Math"/>
+                <w:lang w:val="de-AT"/>
+              </w:rPr>
+              <m:t>O</m:t>
+            </m:r>
+          </m:e>
+          <m:sub>
+            <m:r>
+              <w:rPr>
+                <w:rFonts w:ascii="Cambria Math" w:hAnsi="Cambria Math"/>
+                <w:lang w:val="de-AT"/>
+              </w:rPr>
+              <m:t>3</m:t>
+            </m:r>
+          </m:sub>
+        </m:sSub>
+      </m:oMath>
+      <w:r>
+        <w:rPr>
+          <w:lang w:val="de-AT"/>
+        </w:rPr>
+        <w:t xml:space="preserve">), das mit einer empfindlichen Schicht aus </w:t>
+      </w:r>
+      <w:r>
+        <w:rPr>
+          <w:b/>
+          <w:bCs/>
+          <w:lang w:val="de-AT"/>
+        </w:rPr>
+        <w:t>Zinnoxid (</w:t>
+      </w:r>
+      <m:oMath>
+        <m:r>
+          <m:rPr>
+            <m:sty m:val="bi"/>
+          </m:rPr>
+          <w:rPr>
+            <w:rFonts w:ascii="Cambria Math" w:hAnsi="Cambria Math"/>
+            <w:lang w:val="de-AT"/>
+          </w:rPr>
+          <m:t>Sn</m:t>
+        </m:r>
+        <m:sSub>
+          <m:sSubPr>
+            <m:ctrlPr>
+              <w:rPr>
+                <w:rFonts w:ascii="Cambria Math" w:hAnsi="Cambria Math"/>
+                <w:b/>
+                <w:bCs/>
+                <w:i/>
+                <w:lang w:val="de-AT"/>
+              </w:rPr>
+            </m:ctrlPr>
+          </m:sSubPr>
+          <m:e>
+            <m:r>
+              <m:rPr>
+                <m:sty m:val="bi"/>
+              </m:rPr>
+              <w:rPr>
+                <w:rFonts w:ascii="Cambria Math" w:hAnsi="Cambria Math"/>
+                <w:lang w:val="de-AT"/>
+              </w:rPr>
+              <m:t>O</m:t>
+            </m:r>
+          </m:e>
+          <m:sub>
+            <m:r>
+              <m:rPr>
+                <m:sty m:val="bi"/>
+              </m:rPr>
+              <w:rPr>
+                <w:rFonts w:ascii="Cambria Math" w:hAnsi="Cambria Math"/>
+                <w:lang w:val="de-AT"/>
+              </w:rPr>
+              <m:t>2</m:t>
+            </m:r>
+          </m:sub>
+        </m:sSub>
+      </m:oMath>
+      <w:r>
+        <w:rPr>
+          <w:b/>
+          <w:bCs/>
+          <w:lang w:val="de-AT"/>
+        </w:rPr>
+        <w:t>)</w:t>
+      </w:r>
+      <w:r>
+        <w:rPr>
+          <w:lang w:val="de-AT"/>
+        </w:rPr>
+        <w:t xml:space="preserve"> beschichtet ist. Im Inneren befindet sich ein Heizdraht (meist aus Nickel-Chrom), der den Sensor auf eine Arbeitstemperatur von ca. </w:t>
+      </w:r>
+      <w:r>
+        <w:rPr>
+          <w:b/>
+          <w:bCs/>
+          <w:lang w:val="de-AT"/>
+        </w:rPr>
+        <w:t>300°C bis 400°C</w:t>
+      </w:r>
+      <w:r>
+        <w:rPr>
+          <w:lang w:val="de-AT"/>
+        </w:rPr>
+        <w:t xml:space="preserve"> bringt.</w:t>
+      </w:r>
+    </w:p>
+    <w:p>
+      <w:pPr>
+        <w:rPr>
+          <w:b/>
+          <w:bCs/>
+          <w:lang w:val="de-AT"/>
+        </w:rPr>
+      </w:pPr>
+      <w:r>
+        <w:rPr>
+          <w:b/>
+          <w:bCs/>
+          <w:lang w:val="de-AT"/>
+        </w:rPr>
+        <w:t>2. Das chemisch-physikalische Prinzip</w:t>
+      </w:r>
+    </w:p>
+    <w:p>
+      <w:pPr>
+        <w:rPr>
+          <w:lang w:val="de-AT"/>
+        </w:rPr>
+      </w:pPr>
+      <w:r>
+        <w:rPr>
+          <w:lang w:val="de-AT"/>
+        </w:rPr>
+        <w:t>Die Detektion basiert auf der Veränderung des elektrischen Widerstands durch Oberflächenoxidation:</w:t>
+      </w:r>
+    </w:p>
+    <w:p>
+      <w:pPr>
+        <w:numPr>
+          <w:ilvl w:val="0"/>
+          <w:numId w:val="6"/>
+        </w:numPr>
+        <w:rPr>
+          <w:lang w:val="de-AT"/>
+        </w:rPr>
+      </w:pPr>
+      <w:r>
+        <w:rPr>
+          <w:b/>
+          <w:bCs/>
+          <w:lang w:val="de-AT"/>
+        </w:rPr>
+        <w:t>In sauberer Luft:</w:t>
+      </w:r>
+      <w:r>
+        <w:rPr>
+          <w:lang w:val="de-AT"/>
+        </w:rPr>
+        <w:t xml:space="preserve"> Sauerstoffmoleküle aus der Umgebung lagern sich an der Zinnoxidschicht ab und ziehen Elektronen aus dem Leitungsband des Halbleiters an sich. Dadurch entsteht eine "Verarmungszone" an der Oberfläche, die den Fluss der Elektronen behindert – der </w:t>
+      </w:r>
+      <w:r>
+        <w:rPr>
+          <w:b/>
+          <w:bCs/>
+          <w:lang w:val="de-AT"/>
+        </w:rPr>
+        <w:t>Widerstand des Sensors ist hoch</w:t>
+      </w:r>
+      <w:r>
+        <w:rPr>
+          <w:lang w:val="de-AT"/>
+        </w:rPr>
+        <w:t>.</w:t>
+      </w:r>
+    </w:p>
+    <w:p>
+      <w:pPr>
+        <w:numPr>
+          <w:ilvl w:val="0"/>
+          <w:numId w:val="6"/>
+        </w:numPr>
+        <w:rPr>
+          <w:lang w:val="de-AT"/>
+        </w:rPr>
+      </w:pPr>
+      <w:r>
+        <w:rPr>
+          <w:b/>
+          <w:bCs/>
+          <w:lang w:val="de-AT"/>
+        </w:rPr>
+        <w:t>Bei Kontakt mit Zielgasen:</w:t>
+      </w:r>
+      <w:r>
+        <w:rPr>
+          <w:lang w:val="de-AT"/>
+        </w:rPr>
+        <w:t xml:space="preserve"> Treffen reduzierende Gase</w:t>
+      </w:r>
+      <w:r>
+        <w:rPr>
+          <w:lang w:val="de-AT"/>
+        </w:rPr>
+        <w:t xml:space="preserve"> </w:t>
+      </w:r>
+      <w:r>
+        <w:rPr>
+          <w:lang w:val="de-AT"/>
+        </w:rPr>
+        <w:t>auf die heiße Sensoroberfläche, reagieren sie mit dem adsorbierten Sauerstoff und setzen die gebundenen Elektronen wieder frei. Diese kehren in das Leitungsband zurück.</w:t>
+      </w:r>
+    </w:p>
+    <w:p>
+      <w:pPr>
+        <w:numPr>
+          <w:ilvl w:val="0"/>
+          <w:numId w:val="6"/>
+        </w:numPr>
+        <w:rPr>
+          <w:lang w:val="de-AT"/>
+        </w:rPr>
+      </w:pPr>
+      <w:r>
+        <w:rPr>
+          <w:b/>
+          <w:bCs/>
+          <w:lang w:val="de-AT"/>
+        </w:rPr>
+        <w:t>Resultat:</w:t>
+      </w:r>
+      <w:r>
+        <w:rPr>
+          <w:lang w:val="de-AT"/>
+        </w:rPr>
+        <w:t xml:space="preserve"> Die Leitfähigkeit steigt an, was bedeutet: </w:t>
+      </w:r>
+      <w:r>
+        <w:rPr>
+          <w:b/>
+          <w:bCs/>
+          <w:lang w:val="de-AT"/>
+        </w:rPr>
+        <w:t>Der elektrische Widerstand sinkt proportional zur Gaskonzentration.</w:t>
+      </w:r>
+    </w:p>
+    <w:p>
+      <w:pPr>
+        <w:rPr>
+          <w:b/>
+          <w:bCs/>
+          <w:lang w:val="de-AT"/>
+        </w:rPr>
+      </w:pPr>
+      <w:r>
+        <w:rPr>
+          <w:b/>
+          <w:bCs/>
+          <w:lang w:val="de-AT"/>
+        </w:rPr>
+        <w:t>3. Signalverarbeitung</w:t>
+      </w:r>
+    </w:p>
+    <w:p>
+      <w:pPr>
+        <w:rPr>
+          <w:lang w:val="de-AT"/>
+        </w:rPr>
+      </w:pPr>
+      <w:r>
+        <w:rPr>
+          <w:lang w:val="de-AT"/>
+        </w:rPr>
+        <w:t xml:space="preserve">Da der Sensor ein passives Bauteil (ein variabler Widerstand) ist, wird er in einem </w:t>
+      </w:r>
+      <w:r>
+        <w:rPr>
+          <w:b/>
+          <w:bCs/>
+          <w:lang w:val="de-AT"/>
+        </w:rPr>
+        <w:t>Spannungsteiler</w:t>
+      </w:r>
+      <w:r>
+        <w:rPr>
+          <w:lang w:val="de-AT"/>
+        </w:rPr>
+        <w:t xml:space="preserve"> betrieben.</w:t>
+      </w:r>
+    </w:p>
+    <w:p>
+      <w:pPr>
+        <w:numPr>
+          <w:ilvl w:val="0"/>
+          <w:numId w:val="7"/>
+        </w:numPr>
+        <w:rPr>
+          <w:lang w:val="de-AT"/>
+        </w:rPr>
+      </w:pPr>
+      <w:r>
+        <w:rPr>
+          <w:lang w:val="de-AT"/>
+        </w:rPr>
+        <w:t>Eine Spannung (</w:t>
+      </w:r>
+      <m:oMath>
+        <m:sSub>
+          <m:sSubPr>
+            <m:ctrlPr>
+              <w:rPr>
+                <w:rFonts w:ascii="Cambria Math" w:hAnsi="Cambria Math"/>
+                <w:i/>
+                <w:lang w:val="de-AT"/>
+              </w:rPr>
+            </m:ctrlPr>
+          </m:sSubPr>
+          <m:e>
+            <m:r>
+              <w:rPr>
+                <w:rFonts w:ascii="Cambria Math" w:hAnsi="Cambria Math"/>
+                <w:lang w:val="de-AT"/>
+              </w:rPr>
+              <m:t>V</m:t>
+            </m:r>
+          </m:e>
+          <m:sub>
+            <m:r>
+              <w:rPr>
+                <w:rFonts w:ascii="Cambria Math" w:hAnsi="Cambria Math"/>
+                <w:lang w:val="de-AT"/>
+              </w:rPr>
+              <m:t>cc</m:t>
+            </m:r>
+          </m:sub>
+        </m:sSub>
+      </m:oMath>
+      <w:r>
+        <w:rPr>
+          <w:lang w:val="de-AT"/>
+        </w:rPr>
+        <w:t>, meist 5V) wird angelegt.</w:t>
+      </w:r>
+    </w:p>
+    <w:p>
+      <w:pPr>
+        <w:numPr>
+          <w:ilvl w:val="0"/>
+          <w:numId w:val="7"/>
+        </w:numPr>
+        <w:rPr>
+          <w:lang w:val="de-AT"/>
+        </w:rPr>
+      </w:pPr>
+      <w:r>
+        <w:rPr>
+          <w:lang w:val="de-AT"/>
+        </w:rPr>
+        <w:t>Der Sensorwiderstand (</w:t>
+      </w:r>
+      <m:oMath>
+        <m:sSub>
+          <m:sSubPr>
+            <m:ctrlPr>
+              <w:rPr>
+                <w:rFonts w:ascii="Cambria Math" w:hAnsi="Cambria Math"/>
+                <w:i/>
+                <w:lang w:val="de-AT"/>
+              </w:rPr>
+            </m:ctrlPr>
+          </m:sSubPr>
+          <m:e>
+            <m:r>
+              <w:rPr>
+                <w:rFonts w:ascii="Cambria Math" w:hAnsi="Cambria Math"/>
+                <w:lang w:val="de-AT"/>
+              </w:rPr>
+              <m:t>R</m:t>
+            </m:r>
+          </m:e>
+          <m:sub>
+            <m:r>
+              <w:rPr>
+                <w:rFonts w:ascii="Cambria Math" w:hAnsi="Cambria Math"/>
+                <w:lang w:val="de-AT"/>
+              </w:rPr>
+              <m:t>s</m:t>
+            </m:r>
+          </m:sub>
+        </m:sSub>
+      </m:oMath>
+      <w:r>
+        <w:rPr>
+          <w:lang w:val="de-AT"/>
+        </w:rPr>
+        <w:t>) ändert sich je nach Gasmenge.</w:t>
+      </w:r>
+    </w:p>
+    <w:p>
+      <w:pPr>
+        <w:numPr>
+          <w:ilvl w:val="0"/>
+          <w:numId w:val="7"/>
+        </w:numPr>
+        <w:rPr>
+          <w:lang w:val="de-AT"/>
+        </w:rPr>
+      </w:pPr>
+      <w:r>
+        <w:rPr>
+          <w:lang w:val="de-AT"/>
+        </w:rPr>
+        <w:t>Die am Lastwiderstand (</w:t>
+      </w:r>
+      <m:oMath>
+        <m:sSub>
+          <m:sSubPr>
+            <m:ctrlPr>
+              <w:rPr>
+                <w:rFonts w:ascii="Cambria Math" w:hAnsi="Cambria Math"/>
+                <w:i/>
+                <w:lang w:val="de-AT"/>
+              </w:rPr>
+            </m:ctrlPr>
+          </m:sSubPr>
+          <m:e>
+            <m:r>
+              <w:rPr>
+                <w:rFonts w:ascii="Cambria Math" w:hAnsi="Cambria Math"/>
+                <w:lang w:val="de-AT"/>
+              </w:rPr>
+              <m:t>R</m:t>
+            </m:r>
+          </m:e>
+          <m:sub>
+            <m:r>
+              <w:rPr>
+                <w:rFonts w:ascii="Cambria Math" w:hAnsi="Cambria Math"/>
+                <w:lang w:val="de-AT"/>
+              </w:rPr>
+              <m:t>s</m:t>
+            </m:r>
+          </m:sub>
+        </m:sSub>
+      </m:oMath>
+      <w:r>
+        <w:rPr>
+          <w:lang w:val="de-AT"/>
+        </w:rPr>
+        <w:t xml:space="preserve">) abfallende Spannung wird als </w:t>
+      </w:r>
+      <w:r>
+        <w:rPr>
+          <w:b/>
+          <w:bCs/>
+          <w:lang w:val="de-AT"/>
+        </w:rPr>
+        <w:t>analoges Signal</w:t>
+      </w:r>
+      <w:r>
+        <w:rPr>
+          <w:lang w:val="de-AT"/>
+        </w:rPr>
+        <w:t xml:space="preserve"> abgegriffen.</w:t>
+      </w:r>
+    </w:p>
+    <w:p>
+      <w:pPr>
+        <w:numPr>
+          <w:ilvl w:val="0"/>
+          <w:numId w:val="7"/>
+        </w:numPr>
+        <w:rPr>
+          <w:lang w:val="de-AT"/>
+        </w:rPr>
+      </w:pPr>
+      <w:r>
+        <w:rPr>
+          <w:lang w:val="de-AT"/>
+        </w:rPr>
+        <w:t>Je höher die Gaskonzentration, desto höher ist die gemessene Ausgangsspannung.</w:t>
+      </w:r>
+    </w:p>
+    <w:p>
+      <w:pPr>
+        <w:rPr>
+          <w:b/>
+          <w:bCs/>
+          <w:lang w:val="de-AT"/>
+        </w:rPr>
+      </w:pPr>
+      <w:r>
+        <w:rPr>
+          <w:b/>
+          <w:bCs/>
+          <w:lang w:val="de-AT"/>
+        </w:rPr>
+        <w:t>4. Kritische Faktoren für die Genauigkeit</w:t>
+      </w:r>
+    </w:p>
+    <w:p>
+      <w:pPr>
+        <w:numPr>
+          <w:ilvl w:val="0"/>
+          <w:numId w:val="8"/>
+        </w:numPr>
+        <w:rPr>
+          <w:lang w:val="de-AT"/>
+        </w:rPr>
+      </w:pPr>
+      <w:r>
+        <w:rPr>
+          <w:b/>
+          <w:bCs/>
+          <w:lang w:val="de-AT"/>
+        </w:rPr>
+        <w:t>Vorheizzeit:</w:t>
+      </w:r>
+      <w:r>
+        <w:rPr>
+          <w:lang w:val="de-AT"/>
+        </w:rPr>
+        <w:t xml:space="preserve"> Der Sensor benötigt eine "Einbrennphase" von mindestens 24 Stunden (einmalig) und eine Aufwärmphase von ca. 2 Minuten (bei jedem Start), um stabile chemische Gleichgewichte auf der Oberfläche zu erreichen.</w:t>
+      </w:r>
+    </w:p>
+    <w:p>
+      <w:pPr>
+        <w:numPr>
+          <w:ilvl w:val="0"/>
+          <w:numId w:val="8"/>
+        </w:numPr>
+        <w:rPr>
+          <w:lang w:val="de-AT"/>
+        </w:rPr>
+      </w:pPr>
+      <w:r>
+        <w:rPr>
+          <w:b/>
+          <w:bCs/>
+          <w:lang w:val="de-AT"/>
+        </w:rPr>
+        <w:lastRenderedPageBreak/>
+        <w:t>Querempfindlichkeit:</w:t>
+      </w:r>
+      <w:r>
+        <w:rPr>
+          <w:lang w:val="de-AT"/>
+        </w:rPr>
+        <w:t xml:space="preserve"> Der MQ-135 kann nicht zwischen den Gasen unterscheiden. Er "riecht" alles gleichzeitig. Ein Anstieg der Spannung kann also sowohl mehr </w:t>
+      </w:r>
+      <m:oMath>
+        <m:r>
+          <w:rPr>
+            <w:rFonts w:ascii="Cambria Math" w:hAnsi="Cambria Math"/>
+            <w:lang w:val="de-AT"/>
+          </w:rPr>
+          <m:t>C</m:t>
+        </m:r>
+        <m:sSub>
+          <m:sSubPr>
+            <m:ctrlPr>
+              <w:rPr>
+                <w:rFonts w:ascii="Cambria Math" w:hAnsi="Cambria Math"/>
+                <w:i/>
+                <w:lang w:val="de-AT"/>
+              </w:rPr>
+            </m:ctrlPr>
+          </m:sSubPr>
+          <m:e>
+            <m:r>
+              <w:rPr>
+                <w:rFonts w:ascii="Cambria Math" w:hAnsi="Cambria Math"/>
+                <w:lang w:val="de-AT"/>
+              </w:rPr>
+              <m:t>O</m:t>
+            </m:r>
+          </m:e>
+          <m:sub>
+            <m:r>
+              <w:rPr>
+                <w:rFonts w:ascii="Cambria Math" w:hAnsi="Cambria Math"/>
+                <w:lang w:val="de-AT"/>
+              </w:rPr>
+              <m:t>2</m:t>
+            </m:r>
+          </m:sub>
+        </m:sSub>
+      </m:oMath>
+      <w:r>
+        <w:rPr>
+          <w:lang w:val="de-AT"/>
+        </w:rPr>
+        <w:t xml:space="preserve"> als auch eine Spur von Ethanol (z. B. Desinfektionsmittel) bedeuten.</w:t>
+      </w:r>
+    </w:p>
+    <w:p>
+      <w:pPr>
+        <w:numPr>
+          <w:ilvl w:val="0"/>
+          <w:numId w:val="8"/>
+        </w:numPr>
+        <w:rPr>
+          <w:lang w:val="de-AT"/>
+        </w:rPr>
+      </w:pPr>
+      <w:r>
+        <w:rPr>
+          <w:b/>
+          <w:bCs/>
+          <w:lang w:val="de-AT"/>
+        </w:rPr>
+        <w:t>Umweltbedingungen:</w:t>
+      </w:r>
+      <w:r>
+        <w:rPr>
+          <w:lang w:val="de-AT"/>
+        </w:rPr>
+        <w:t xml:space="preserve"> Luftfeuchtigkeit und Temperatur beeinflussen die Oberflächenreaktion massiv. Professionelle Module nutzen oft einen zusätzlichen DHT22-Sensor, um diese Effekte rechnerisch zu kompensieren.</w:t>
+      </w:r>
+    </w:p>
+    <w:p>
+      <w:pPr>
+        <w:rPr>
+          <w:lang w:val="de-AT"/>
+        </w:rPr>
+      </w:pPr>
+    </w:p>
+    <w:p>
+      <w:pPr>
+        <w:pStyle w:val="berschrift2"/>
+        <w:numPr>
+          <w:ilvl w:val="0"/>
+          <w:numId w:val="1"/>
+        </w:numPr>
+        <w:rPr>
+          <w:lang w:val="de-AT"/>
+        </w:rPr>
+      </w:pPr>
+      <w:r>
+        <w:rPr>
+          <w:lang w:val="de-AT"/>
+        </w:rPr>
         <w:t>Berechnung</w:t>
       </w:r>
     </w:p>
@@ -1429,6 +2319,789 @@
           <w:lang w:val="de-AT"/>
         </w:rPr>
       </w:pPr>
+      <w:r>
+        <w:rPr>
+          <w:lang w:val="de-AT"/>
+        </w:rPr>
+        <w:t>Berechnung des Sensorwiderstands:</w:t>
+      </w:r>
+    </w:p>
+    <w:p>
+      <w:pPr>
+        <w:rPr>
+          <w:lang w:val="de-AT"/>
+        </w:rPr>
+      </w:pPr>
+      <m:oMathPara>
+        <m:oMath>
+          <m:sSub>
+            <m:sSubPr>
+              <m:ctrlPr>
+                <w:rPr>
+                  <w:rFonts w:ascii="Cambria Math" w:hAnsi="Cambria Math"/>
+                  <w:i/>
+                  <w:lang w:val="de-AT"/>
+                </w:rPr>
+              </m:ctrlPr>
+            </m:sSubPr>
+            <m:e>
+              <m:r>
+                <w:rPr>
+                  <w:rFonts w:ascii="Cambria Math" w:hAnsi="Cambria Math"/>
+                  <w:lang w:val="de-AT"/>
+                </w:rPr>
+                <m:t>R</m:t>
+              </m:r>
+            </m:e>
+            <m:sub>
+              <m:r>
+                <w:rPr>
+                  <w:rFonts w:ascii="Cambria Math" w:hAnsi="Cambria Math"/>
+                  <w:lang w:val="de-AT"/>
+                </w:rPr>
+                <m:t>s</m:t>
+              </m:r>
+            </m:sub>
+          </m:sSub>
+          <m:r>
+            <w:rPr>
+              <w:rFonts w:ascii="Cambria Math" w:hAnsi="Cambria Math"/>
+              <w:lang w:val="de-AT"/>
+            </w:rPr>
+            <m:t>=</m:t>
+          </m:r>
+          <m:sSub>
+            <m:sSubPr>
+              <m:ctrlPr>
+                <w:rPr>
+                  <w:rFonts w:ascii="Cambria Math" w:hAnsi="Cambria Math"/>
+                  <w:i/>
+                  <w:lang w:val="de-AT"/>
+                </w:rPr>
+              </m:ctrlPr>
+            </m:sSubPr>
+            <m:e>
+              <m:r>
+                <w:rPr>
+                  <w:rFonts w:ascii="Cambria Math" w:hAnsi="Cambria Math"/>
+                  <w:lang w:val="de-AT"/>
+                </w:rPr>
+                <m:t>R</m:t>
+              </m:r>
+            </m:e>
+            <m:sub>
+              <m:r>
+                <w:rPr>
+                  <w:rFonts w:ascii="Cambria Math" w:hAnsi="Cambria Math"/>
+                  <w:lang w:val="de-AT"/>
+                </w:rPr>
+                <m:t>L</m:t>
+              </m:r>
+            </m:sub>
+          </m:sSub>
+          <m:r>
+            <m:rPr>
+              <m:sty m:val="p"/>
+            </m:rPr>
+            <w:rPr>
+              <w:rFonts w:ascii="Cambria Math" w:hAnsi="Cambria Math"/>
+              <w:lang w:val="de-AT"/>
+            </w:rPr>
+            <m:t>⋅</m:t>
+          </m:r>
+          <m:f>
+            <m:fPr>
+              <m:ctrlPr>
+                <w:rPr>
+                  <w:rFonts w:ascii="Cambria Math" w:hAnsi="Cambria Math"/>
+                  <w:lang w:val="de-AT"/>
+                </w:rPr>
+              </m:ctrlPr>
+            </m:fPr>
+            <m:num>
+              <m:r>
+                <w:rPr>
+                  <w:rFonts w:ascii="Cambria Math" w:hAnsi="Cambria Math"/>
+                  <w:lang w:val="de-AT"/>
+                </w:rPr>
+                <m:t>1023-ADC</m:t>
+              </m:r>
+              <m:ctrlPr>
+                <w:rPr>
+                  <w:rFonts w:ascii="Cambria Math" w:hAnsi="Cambria Math"/>
+                  <w:i/>
+                  <w:lang w:val="de-AT"/>
+                </w:rPr>
+              </m:ctrlPr>
+            </m:num>
+            <m:den>
+              <m:r>
+                <w:rPr>
+                  <w:rFonts w:ascii="Cambria Math" w:hAnsi="Cambria Math"/>
+                  <w:lang w:val="de-AT"/>
+                </w:rPr>
+                <m:t>ADC</m:t>
+              </m:r>
+              <m:ctrlPr>
+                <w:rPr>
+                  <w:rFonts w:ascii="Cambria Math" w:hAnsi="Cambria Math"/>
+                  <w:i/>
+                  <w:lang w:val="de-AT"/>
+                </w:rPr>
+              </m:ctrlPr>
+            </m:den>
+          </m:f>
+        </m:oMath>
+      </m:oMathPara>
+    </w:p>
+    <w:p>
+      <w:pPr>
+        <w:rPr>
+          <w:lang w:val="de-AT"/>
+        </w:rPr>
+      </w:pPr>
+    </w:p>
+    <w:p>
+      <w:pPr>
+        <w:rPr>
+          <w:lang w:val="de-AT"/>
+        </w:rPr>
+      </w:pPr>
+    </w:p>
+    <w:p>
+      <w:pPr>
+        <w:rPr>
+          <w:lang w:val="de-AT"/>
+        </w:rPr>
+      </w:pPr>
+      <w:r>
+        <w:rPr>
+          <w:lang w:val="de-AT"/>
+        </w:rPr>
+        <w:br/>
+        <w:t xml:space="preserve">Berechnung </w:t>
+      </w:r>
+      <m:oMath>
+        <m:sSub>
+          <m:sSubPr>
+            <m:ctrlPr>
+              <w:rPr>
+                <w:rFonts w:ascii="Cambria Math" w:hAnsi="Cambria Math"/>
+                <w:i/>
+                <w:lang w:val="de-AT"/>
+              </w:rPr>
+            </m:ctrlPr>
+          </m:sSubPr>
+          <m:e>
+            <m:r>
+              <w:rPr>
+                <w:rFonts w:ascii="Cambria Math" w:hAnsi="Cambria Math"/>
+                <w:lang w:val="de-AT"/>
+              </w:rPr>
+              <m:t>R</m:t>
+            </m:r>
+          </m:e>
+          <m:sub>
+            <m:r>
+              <w:rPr>
+                <w:rFonts w:ascii="Cambria Math" w:hAnsi="Cambria Math"/>
+                <w:lang w:val="de-AT"/>
+              </w:rPr>
+              <m:t>0</m:t>
+            </m:r>
+          </m:sub>
+        </m:sSub>
+      </m:oMath>
+      <w:r>
+        <w:rPr>
+          <w:lang w:val="de-AT"/>
+        </w:rPr>
+        <w:t xml:space="preserve"> für die Kalibrierung:</w:t>
+      </w:r>
+    </w:p>
+    <w:p>
+      <w:pPr>
+        <w:rPr>
+          <w:lang w:val="de-AT"/>
+        </w:rPr>
+      </w:pPr>
+      <m:oMathPara>
+        <m:oMath>
+          <m:sSub>
+            <m:sSubPr>
+              <m:ctrlPr>
+                <w:rPr>
+                  <w:rFonts w:ascii="Cambria Math" w:hAnsi="Cambria Math"/>
+                  <w:i/>
+                  <w:lang w:val="de-AT"/>
+                </w:rPr>
+              </m:ctrlPr>
+            </m:sSubPr>
+            <m:e>
+              <m:r>
+                <w:rPr>
+                  <w:rFonts w:ascii="Cambria Math" w:hAnsi="Cambria Math"/>
+                  <w:lang w:val="de-AT"/>
+                </w:rPr>
+                <m:t>R</m:t>
+              </m:r>
+            </m:e>
+            <m:sub>
+              <m:r>
+                <w:rPr>
+                  <w:rFonts w:ascii="Cambria Math" w:hAnsi="Cambria Math"/>
+                  <w:lang w:val="de-AT"/>
+                </w:rPr>
+                <m:t>0</m:t>
+              </m:r>
+            </m:sub>
+          </m:sSub>
+          <m:r>
+            <w:rPr>
+              <w:rFonts w:ascii="Cambria Math" w:hAnsi="Cambria Math"/>
+              <w:lang w:val="de-AT"/>
+            </w:rPr>
+            <m:t>=</m:t>
+          </m:r>
+          <m:sSub>
+            <m:sSubPr>
+              <m:ctrlPr>
+                <w:rPr>
+                  <w:rFonts w:ascii="Cambria Math" w:hAnsi="Cambria Math"/>
+                  <w:i/>
+                  <w:lang w:val="de-AT"/>
+                </w:rPr>
+              </m:ctrlPr>
+            </m:sSubPr>
+            <m:e>
+              <m:r>
+                <w:rPr>
+                  <w:rFonts w:ascii="Cambria Math" w:hAnsi="Cambria Math"/>
+                  <w:lang w:val="de-AT"/>
+                </w:rPr>
+                <m:t>R</m:t>
+              </m:r>
+            </m:e>
+            <m:sub>
+              <m:r>
+                <w:rPr>
+                  <w:rFonts w:ascii="Cambria Math" w:hAnsi="Cambria Math"/>
+                  <w:lang w:val="de-AT"/>
+                </w:rPr>
+                <m:t>s</m:t>
+              </m:r>
+            </m:sub>
+          </m:sSub>
+          <m:r>
+            <m:rPr>
+              <m:sty m:val="p"/>
+            </m:rPr>
+            <w:rPr>
+              <w:rFonts w:ascii="Cambria Math" w:hAnsi="Cambria Math"/>
+              <w:lang w:val="de-AT"/>
+            </w:rPr>
+            <m:t>⋅</m:t>
+          </m:r>
+          <m:sSup>
+            <m:sSupPr>
+              <m:ctrlPr>
+                <w:rPr>
+                  <w:rFonts w:ascii="Cambria Math" w:hAnsi="Cambria Math"/>
+                  <w:i/>
+                  <w:lang w:val="de-AT"/>
+                </w:rPr>
+              </m:ctrlPr>
+            </m:sSupPr>
+            <m:e>
+              <m:d>
+                <m:dPr>
+                  <m:ctrlPr>
+                    <w:rPr>
+                      <w:rFonts w:ascii="Cambria Math" w:hAnsi="Cambria Math"/>
+                      <w:i/>
+                      <w:lang w:val="de-AT"/>
+                    </w:rPr>
+                  </m:ctrlPr>
+                </m:dPr>
+                <m:e>
+                  <m:f>
+                    <m:fPr>
+                      <m:ctrlPr>
+                        <w:rPr>
+                          <w:rFonts w:ascii="Cambria Math" w:hAnsi="Cambria Math"/>
+                          <w:lang w:val="de-AT"/>
+                        </w:rPr>
+                      </m:ctrlPr>
+                    </m:fPr>
+                    <m:num>
+                      <m:r>
+                        <w:rPr>
+                          <w:rFonts w:ascii="Cambria Math" w:hAnsi="Cambria Math"/>
+                          <w:lang w:val="de-AT"/>
+                        </w:rPr>
+                        <m:t>A</m:t>
+                      </m:r>
+                      <m:ctrlPr>
+                        <w:rPr>
+                          <w:rFonts w:ascii="Cambria Math" w:hAnsi="Cambria Math"/>
+                          <w:i/>
+                          <w:lang w:val="de-AT"/>
+                        </w:rPr>
+                      </m:ctrlPr>
+                    </m:num>
+                    <m:den>
+                      <m:r>
+                        <w:rPr>
+                          <w:rFonts w:ascii="Cambria Math" w:hAnsi="Cambria Math"/>
+                          <w:lang w:val="de-AT"/>
+                        </w:rPr>
+                        <m:t>PP</m:t>
+                      </m:r>
+                      <m:sSub>
+                        <m:sSubPr>
+                          <m:ctrlPr>
+                            <w:rPr>
+                              <w:rFonts w:ascii="Cambria Math" w:hAnsi="Cambria Math"/>
+                              <w:i/>
+                              <w:lang w:val="de-AT"/>
+                            </w:rPr>
+                          </m:ctrlPr>
+                        </m:sSubPr>
+                        <m:e>
+                          <m:r>
+                            <w:rPr>
+                              <w:rFonts w:ascii="Cambria Math" w:hAnsi="Cambria Math"/>
+                              <w:lang w:val="de-AT"/>
+                            </w:rPr>
+                            <m:t>M</m:t>
+                          </m:r>
+                        </m:e>
+                        <m:sub>
+                          <m:r>
+                            <w:rPr>
+                              <w:rFonts w:ascii="Cambria Math" w:hAnsi="Cambria Math"/>
+                              <w:lang w:val="de-AT"/>
+                            </w:rPr>
+                            <m:t>Ref</m:t>
+                          </m:r>
+                        </m:sub>
+                      </m:sSub>
+                      <m:ctrlPr>
+                        <w:rPr>
+                          <w:rFonts w:ascii="Cambria Math" w:hAnsi="Cambria Math"/>
+                          <w:i/>
+                          <w:lang w:val="de-AT"/>
+                        </w:rPr>
+                      </m:ctrlPr>
+                    </m:den>
+                  </m:f>
+                </m:e>
+              </m:d>
+              <m:ctrlPr>
+                <w:rPr>
+                  <w:rFonts w:ascii="Cambria Math" w:hAnsi="Cambria Math"/>
+                  <w:lang w:val="de-AT"/>
+                </w:rPr>
+              </m:ctrlPr>
+            </m:e>
+            <m:sup>
+              <m:r>
+                <w:rPr>
+                  <w:rFonts w:ascii="Cambria Math" w:hAnsi="Cambria Math"/>
+                  <w:lang w:val="de-AT"/>
+                </w:rPr>
+                <m:t>-</m:t>
+              </m:r>
+              <m:f>
+                <m:fPr>
+                  <m:ctrlPr>
+                    <w:rPr>
+                      <w:rFonts w:ascii="Cambria Math" w:hAnsi="Cambria Math"/>
+                      <w:lang w:val="de-AT"/>
+                    </w:rPr>
+                  </m:ctrlPr>
+                </m:fPr>
+                <m:num>
+                  <m:r>
+                    <w:rPr>
+                      <w:rFonts w:ascii="Cambria Math" w:hAnsi="Cambria Math"/>
+                      <w:lang w:val="de-AT"/>
+                    </w:rPr>
+                    <m:t>1</m:t>
+                  </m:r>
+                  <m:ctrlPr>
+                    <w:rPr>
+                      <w:rFonts w:ascii="Cambria Math" w:hAnsi="Cambria Math"/>
+                      <w:i/>
+                      <w:lang w:val="de-AT"/>
+                    </w:rPr>
+                  </m:ctrlPr>
+                </m:num>
+                <m:den>
+                  <m:r>
+                    <w:rPr>
+                      <w:rFonts w:ascii="Cambria Math" w:hAnsi="Cambria Math"/>
+                      <w:lang w:val="de-AT"/>
+                    </w:rPr>
+                    <m:t>B</m:t>
+                  </m:r>
+                  <m:ctrlPr>
+                    <w:rPr>
+                      <w:rFonts w:ascii="Cambria Math" w:hAnsi="Cambria Math"/>
+                      <w:i/>
+                      <w:lang w:val="de-AT"/>
+                    </w:rPr>
+                  </m:ctrlPr>
+                </m:den>
+              </m:f>
+            </m:sup>
+          </m:sSup>
+        </m:oMath>
+      </m:oMathPara>
+    </w:p>
+    <w:p>
+      <w:pPr>
+        <w:rPr>
+          <w:lang w:val="de-AT"/>
+        </w:rPr>
+      </w:pPr>
+    </w:p>
+    <w:p>
+      <w:pPr>
+        <w:rPr>
+          <w:lang w:val="de-AT"/>
+        </w:rPr>
+      </w:pPr>
+      <m:oMath>
+        <m:r>
+          <w:rPr>
+            <w:rFonts w:ascii="Cambria Math" w:hAnsi="Cambria Math"/>
+            <w:lang w:val="de-AT"/>
+          </w:rPr>
+          <m:t>PP</m:t>
+        </m:r>
+        <m:sSub>
+          <m:sSubPr>
+            <m:ctrlPr>
+              <w:rPr>
+                <w:rFonts w:ascii="Cambria Math" w:hAnsi="Cambria Math"/>
+                <w:i/>
+                <w:lang w:val="de-AT"/>
+              </w:rPr>
+            </m:ctrlPr>
+          </m:sSubPr>
+          <m:e>
+            <m:r>
+              <w:rPr>
+                <w:rFonts w:ascii="Cambria Math" w:hAnsi="Cambria Math"/>
+                <w:lang w:val="de-AT"/>
+              </w:rPr>
+              <m:t>M</m:t>
+            </m:r>
+          </m:e>
+          <m:sub>
+            <m:r>
+              <w:rPr>
+                <w:rFonts w:ascii="Cambria Math" w:hAnsi="Cambria Math"/>
+                <w:lang w:val="de-AT"/>
+              </w:rPr>
+              <m:t>Ref</m:t>
+            </m:r>
+          </m:sub>
+        </m:sSub>
+      </m:oMath>
+      <w:r>
+        <w:rPr>
+          <w:lang w:val="de-AT"/>
+        </w:rPr>
+        <w:t xml:space="preserve"> … Referenzwert (Konzentration i. d. Frischluft); 420ppm</w:t>
+      </w:r>
+    </w:p>
+    <w:p>
+      <w:pPr>
+        <w:rPr>
+          <w:lang w:val="de-AT"/>
+        </w:rPr>
+      </w:pPr>
+    </w:p>
+    <w:p>
+      <w:pPr>
+        <w:rPr>
+          <w:lang w:val="de-AT"/>
+        </w:rPr>
+      </w:pPr>
+      <w:r>
+        <w:rPr>
+          <w:lang w:val="de-AT"/>
+        </w:rPr>
+        <w:t>Umrechnung d. ADC-Wertes zu CO</w:t>
+      </w:r>
+      <w:r>
+        <w:rPr>
+          <w:vertAlign w:val="subscript"/>
+          <w:lang w:val="de-AT"/>
+        </w:rPr>
+        <w:t>2</w:t>
+      </w:r>
+      <w:r>
+        <w:rPr>
+          <w:lang w:val="de-AT"/>
+        </w:rPr>
+        <w:t xml:space="preserve"> [ppm]</w:t>
+      </w:r>
+    </w:p>
+    <w:p>
+      <w:pPr>
+        <w:rPr>
+          <w:lang w:val="de-AT"/>
+        </w:rPr>
+      </w:pPr>
+      <m:oMathPara>
+        <m:oMath>
+          <m:r>
+            <w:rPr>
+              <w:rFonts w:ascii="Cambria Math" w:hAnsi="Cambria Math"/>
+              <w:lang w:val="de-AT"/>
+            </w:rPr>
+            <m:t>PPM=A</m:t>
+          </m:r>
+          <m:r>
+            <m:rPr>
+              <m:sty m:val="p"/>
+            </m:rPr>
+            <w:rPr>
+              <w:rFonts w:ascii="Cambria Math" w:hAnsi="Cambria Math"/>
+              <w:lang w:val="de-AT"/>
+            </w:rPr>
+            <m:t>⋅</m:t>
+          </m:r>
+          <m:sSup>
+            <m:sSupPr>
+              <m:ctrlPr>
+                <w:rPr>
+                  <w:rFonts w:ascii="Cambria Math" w:hAnsi="Cambria Math"/>
+                  <w:i/>
+                  <w:lang w:val="de-AT"/>
+                </w:rPr>
+              </m:ctrlPr>
+            </m:sSupPr>
+            <m:e>
+              <m:d>
+                <m:dPr>
+                  <m:ctrlPr>
+                    <w:rPr>
+                      <w:rFonts w:ascii="Cambria Math" w:hAnsi="Cambria Math"/>
+                      <w:i/>
+                      <w:lang w:val="de-AT"/>
+                    </w:rPr>
+                  </m:ctrlPr>
+                </m:dPr>
+                <m:e>
+                  <m:f>
+                    <m:fPr>
+                      <m:ctrlPr>
+                        <w:rPr>
+                          <w:rFonts w:ascii="Cambria Math" w:hAnsi="Cambria Math"/>
+                          <w:lang w:val="de-AT"/>
+                        </w:rPr>
+                      </m:ctrlPr>
+                    </m:fPr>
+                    <m:num>
+                      <m:sSub>
+                        <m:sSubPr>
+                          <m:ctrlPr>
+                            <w:rPr>
+                              <w:rFonts w:ascii="Cambria Math" w:hAnsi="Cambria Math"/>
+                              <w:i/>
+                              <w:lang w:val="de-AT"/>
+                            </w:rPr>
+                          </m:ctrlPr>
+                        </m:sSubPr>
+                        <m:e>
+                          <m:r>
+                            <w:rPr>
+                              <w:rFonts w:ascii="Cambria Math" w:hAnsi="Cambria Math"/>
+                              <w:lang w:val="de-AT"/>
+                            </w:rPr>
+                            <m:t>R</m:t>
+                          </m:r>
+                        </m:e>
+                        <m:sub>
+                          <m:r>
+                            <w:rPr>
+                              <w:rFonts w:ascii="Cambria Math" w:hAnsi="Cambria Math"/>
+                              <w:lang w:val="de-AT"/>
+                            </w:rPr>
+                            <m:t>s</m:t>
+                          </m:r>
+                        </m:sub>
+                      </m:sSub>
+                      <m:ctrlPr>
+                        <w:rPr>
+                          <w:rFonts w:ascii="Cambria Math" w:hAnsi="Cambria Math"/>
+                          <w:i/>
+                          <w:lang w:val="de-AT"/>
+                        </w:rPr>
+                      </m:ctrlPr>
+                    </m:num>
+                    <m:den>
+                      <m:sSub>
+                        <m:sSubPr>
+                          <m:ctrlPr>
+                            <w:rPr>
+                              <w:rFonts w:ascii="Cambria Math" w:hAnsi="Cambria Math"/>
+                              <w:i/>
+                              <w:lang w:val="de-AT"/>
+                            </w:rPr>
+                          </m:ctrlPr>
+                        </m:sSubPr>
+                        <m:e>
+                          <m:r>
+                            <w:rPr>
+                              <w:rFonts w:ascii="Cambria Math" w:hAnsi="Cambria Math"/>
+                              <w:lang w:val="de-AT"/>
+                            </w:rPr>
+                            <m:t>R</m:t>
+                          </m:r>
+                        </m:e>
+                        <m:sub>
+                          <m:r>
+                            <w:rPr>
+                              <w:rFonts w:ascii="Cambria Math" w:hAnsi="Cambria Math"/>
+                              <w:lang w:val="de-AT"/>
+                            </w:rPr>
+                            <m:t>0</m:t>
+                          </m:r>
+                        </m:sub>
+                      </m:sSub>
+                      <m:ctrlPr>
+                        <w:rPr>
+                          <w:rFonts w:ascii="Cambria Math" w:hAnsi="Cambria Math"/>
+                          <w:i/>
+                          <w:lang w:val="de-AT"/>
+                        </w:rPr>
+                      </m:ctrlPr>
+                    </m:den>
+                  </m:f>
+                </m:e>
+              </m:d>
+              <m:ctrlPr>
+                <w:rPr>
+                  <w:rFonts w:ascii="Cambria Math" w:hAnsi="Cambria Math"/>
+                  <w:lang w:val="de-AT"/>
+                </w:rPr>
+              </m:ctrlPr>
+            </m:e>
+            <m:sup>
+              <m:r>
+                <w:rPr>
+                  <w:rFonts w:ascii="Cambria Math" w:hAnsi="Cambria Math"/>
+                  <w:lang w:val="de-AT"/>
+                </w:rPr>
+                <m:t>B</m:t>
+              </m:r>
+            </m:sup>
+          </m:sSup>
+        </m:oMath>
+      </m:oMathPara>
+    </w:p>
+    <w:p>
+      <w:pPr>
+        <w:rPr>
+          <w:lang w:val="de-AT"/>
+        </w:rPr>
+      </w:pPr>
+      <m:oMath>
+        <m:r>
+          <w:rPr>
+            <w:rFonts w:ascii="Cambria Math" w:hAnsi="Cambria Math"/>
+            <w:lang w:val="de-AT"/>
+          </w:rPr>
+          <m:t>A</m:t>
+        </m:r>
+      </m:oMath>
+      <w:r>
+        <w:rPr>
+          <w:lang w:val="de-AT"/>
+        </w:rPr>
+        <w:t xml:space="preserve"> und </w:t>
+      </w:r>
+      <m:oMath>
+        <m:r>
+          <w:rPr>
+            <w:rFonts w:ascii="Cambria Math" w:hAnsi="Cambria Math"/>
+            <w:lang w:val="de-AT"/>
+          </w:rPr>
+          <m:t>B</m:t>
+        </m:r>
+      </m:oMath>
+      <w:r>
+        <w:rPr>
+          <w:lang w:val="de-AT"/>
+        </w:rPr>
+        <w:t xml:space="preserve"> sind Parameter für die Potenzfunktion:</w:t>
+      </w:r>
+    </w:p>
+    <w:p>
+      <w:pPr>
+        <w:rPr>
+          <w:lang w:val="de-AT"/>
+        </w:rPr>
+      </w:pPr>
+      <m:oMathPara>
+        <m:oMathParaPr>
+          <m:jc m:val="left"/>
+        </m:oMathParaPr>
+        <m:oMath>
+          <m:r>
+            <w:rPr>
+              <w:rFonts w:ascii="Cambria Math" w:hAnsi="Cambria Math"/>
+              <w:lang w:val="de-AT"/>
+            </w:rPr>
+            <m:t>A= 116,6020682</m:t>
+          </m:r>
+        </m:oMath>
+      </m:oMathPara>
+    </w:p>
+    <w:p>
+      <w:pPr>
+        <w:rPr>
+          <w:lang w:val="de-AT"/>
+        </w:rPr>
+      </w:pPr>
+      <m:oMathPara>
+        <m:oMathParaPr>
+          <m:jc m:val="left"/>
+        </m:oMathParaPr>
+        <m:oMath>
+          <m:r>
+            <w:rPr>
+              <w:rFonts w:ascii="Cambria Math" w:hAnsi="Cambria Math"/>
+              <w:lang w:val="de-AT"/>
+            </w:rPr>
+            <m:t>B= -2,769034857</m:t>
+          </m:r>
+        </m:oMath>
+      </m:oMathPara>
+    </w:p>
+    <w:p>
+      <w:pPr>
+        <w:rPr>
+          <w:lang w:val="de-AT"/>
+        </w:rPr>
+      </w:pPr>
+      <w:r>
+        <w:rPr>
+          <w:lang w:val="de-AT"/>
+        </w:rPr>
+        <w:t xml:space="preserve"> </w:t>
+      </w:r>
+      <w:r>
+        <w:rPr>
+          <w:lang w:val="de-AT"/>
+        </w:rPr>
+        <w:tab/>
+      </w:r>
     </w:p>
     <w:p>
       <w:pPr>
@@ -1913,6 +3586,119 @@
     </w:lvl>
   </w:abstractNum>
   <w:abstractNum w:abstractNumId="4" w15:restartNumberingAfterBreak="0">
+    <w:nsid w:val="4D7370B7"/>
+    <w:multiLevelType w:val="multilevel"/>
+    <w:tmpl w:val="FAF2A708"/>
+    <w:lvl w:ilvl="0">
+      <w:start w:val="1"/>
+      <w:numFmt w:val="decimal"/>
+      <w:lvlText w:val="%1."/>
+      <w:lvlJc w:val="left"/>
+      <w:pPr>
+        <w:tabs>
+          <w:tab w:val="num" w:pos="720"/>
+        </w:tabs>
+        <w:ind w:left="720" w:hanging="360"/>
+      </w:pPr>
+    </w:lvl>
+    <w:lvl w:ilvl="1" w:tentative="1">
+      <w:start w:val="1"/>
+      <w:numFmt w:val="decimal"/>
+      <w:lvlText w:val="%2."/>
+      <w:lvlJc w:val="left"/>
+      <w:pPr>
+        <w:tabs>
+          <w:tab w:val="num" w:pos="1440"/>
+        </w:tabs>
+        <w:ind w:left="1440" w:hanging="360"/>
+      </w:pPr>
+    </w:lvl>
+    <w:lvl w:ilvl="2" w:tentative="1">
+      <w:start w:val="1"/>
+      <w:numFmt w:val="decimal"/>
+      <w:lvlText w:val="%3."/>
+      <w:lvlJc w:val="left"/>
+      <w:pPr>
+        <w:tabs>
+          <w:tab w:val="num" w:pos="2160"/>
+        </w:tabs>
+        <w:ind w:left="2160" w:hanging="360"/>
+      </w:pPr>
+    </w:lvl>
+    <w:lvl w:ilvl="3" w:tentative="1">
+      <w:start w:val="1"/>
+      <w:numFmt w:val="decimal"/>
+      <w:lvlText w:val="%4."/>
+      <w:lvlJc w:val="left"/>
+      <w:pPr>
+        <w:tabs>
+          <w:tab w:val="num" w:pos="2880"/>
+        </w:tabs>
+        <w:ind w:left="2880" w:hanging="360"/>
+      </w:pPr>
+    </w:lvl>
+    <w:lvl w:ilvl="4" w:tentative="1">
+      <w:start w:val="1"/>
+      <w:numFmt w:val="decimal"/>
+      <w:lvlText w:val="%5."/>
+      <w:lvlJc w:val="left"/>
+      <w:pPr>
+        <w:tabs>
+          <w:tab w:val="num" w:pos="3600"/>
+        </w:tabs>
+        <w:ind w:left="3600" w:hanging="360"/>
+      </w:pPr>
+    </w:lvl>
+    <w:lvl w:ilvl="5" w:tentative="1">
+      <w:start w:val="1"/>
+      <w:numFmt w:val="decimal"/>
+      <w:lvlText w:val="%6."/>
+      <w:lvlJc w:val="left"/>
+      <w:pPr>
+        <w:tabs>
+          <w:tab w:val="num" w:pos="4320"/>
+        </w:tabs>
+        <w:ind w:left="4320" w:hanging="360"/>
+      </w:pPr>
+    </w:lvl>
+    <w:lvl w:ilvl="6" w:tentative="1">
+      <w:start w:val="1"/>
+      <w:numFmt w:val="decimal"/>
+      <w:lvlText w:val="%7."/>
+      <w:lvlJc w:val="left"/>
+      <w:pPr>
+        <w:tabs>
+          <w:tab w:val="num" w:pos="5040"/>
+        </w:tabs>
+        <w:ind w:left="5040" w:hanging="360"/>
+      </w:pPr>
+    </w:lvl>
+    <w:lvl w:ilvl="7" w:tentative="1">
+      <w:start w:val="1"/>
+      <w:numFmt w:val="decimal"/>
+      <w:lvlText w:val="%8."/>
+      <w:lvlJc w:val="left"/>
+      <w:pPr>
+        <w:tabs>
+          <w:tab w:val="num" w:pos="5760"/>
+        </w:tabs>
+        <w:ind w:left="5760" w:hanging="360"/>
+      </w:pPr>
+    </w:lvl>
+    <w:lvl w:ilvl="8" w:tentative="1">
+      <w:start w:val="1"/>
+      <w:numFmt w:val="decimal"/>
+      <w:lvlText w:val="%9."/>
+      <w:lvlJc w:val="left"/>
+      <w:pPr>
+        <w:tabs>
+          <w:tab w:val="num" w:pos="6480"/>
+        </w:tabs>
+        <w:ind w:left="6480" w:hanging="360"/>
+      </w:pPr>
+    </w:lvl>
+  </w:abstractNum>
+  <w:abstractNum w:abstractNumId="5" w15:restartNumberingAfterBreak="0">
     <w:nsid w:val="5EE259C0"/>
     <w:multiLevelType w:val="hybridMultilevel"/>
     <w:tmpl w:val="CB7C0D1E"/>
@@ -1999,6 +3785,304 @@
       <w:pPr>
         <w:ind w:left="6480" w:hanging="180"/>
       </w:pPr>
+    </w:lvl>
+  </w:abstractNum>
+  <w:abstractNum w:abstractNumId="6" w15:restartNumberingAfterBreak="0">
+    <w:nsid w:val="6D547F3F"/>
+    <w:multiLevelType w:val="multilevel"/>
+    <w:tmpl w:val="E384D1C6"/>
+    <w:lvl w:ilvl="0">
+      <w:start w:val="1"/>
+      <w:numFmt w:val="bullet"/>
+      <w:lvlText w:val=""/>
+      <w:lvlJc w:val="left"/>
+      <w:pPr>
+        <w:tabs>
+          <w:tab w:val="num" w:pos="720"/>
+        </w:tabs>
+        <w:ind w:left="720" w:hanging="360"/>
+      </w:pPr>
+      <w:rPr>
+        <w:rFonts w:ascii="Symbol" w:hAnsi="Symbol" w:hint="default"/>
+        <w:sz w:val="20"/>
+      </w:rPr>
+    </w:lvl>
+    <w:lvl w:ilvl="1" w:tentative="1">
+      <w:start w:val="1"/>
+      <w:numFmt w:val="bullet"/>
+      <w:lvlText w:val="o"/>
+      <w:lvlJc w:val="left"/>
+      <w:pPr>
+        <w:tabs>
+          <w:tab w:val="num" w:pos="1440"/>
+        </w:tabs>
+        <w:ind w:left="1440" w:hanging="360"/>
+      </w:pPr>
+      <w:rPr>
+        <w:rFonts w:ascii="Courier New" w:hAnsi="Courier New" w:hint="default"/>
+        <w:sz w:val="20"/>
+      </w:rPr>
+    </w:lvl>
+    <w:lvl w:ilvl="2" w:tentative="1">
+      <w:start w:val="1"/>
+      <w:numFmt w:val="bullet"/>
+      <w:lvlText w:val=""/>
+      <w:lvlJc w:val="left"/>
+      <w:pPr>
+        <w:tabs>
+          <w:tab w:val="num" w:pos="2160"/>
+        </w:tabs>
+        <w:ind w:left="2160" w:hanging="360"/>
+      </w:pPr>
+      <w:rPr>
+        <w:rFonts w:ascii="Wingdings" w:hAnsi="Wingdings" w:hint="default"/>
+        <w:sz w:val="20"/>
+      </w:rPr>
+    </w:lvl>
+    <w:lvl w:ilvl="3" w:tentative="1">
+      <w:start w:val="1"/>
+      <w:numFmt w:val="bullet"/>
+      <w:lvlText w:val=""/>
+      <w:lvlJc w:val="left"/>
+      <w:pPr>
+        <w:tabs>
+          <w:tab w:val="num" w:pos="2880"/>
+        </w:tabs>
+        <w:ind w:left="2880" w:hanging="360"/>
+      </w:pPr>
+      <w:rPr>
+        <w:rFonts w:ascii="Wingdings" w:hAnsi="Wingdings" w:hint="default"/>
+        <w:sz w:val="20"/>
+      </w:rPr>
+    </w:lvl>
+    <w:lvl w:ilvl="4" w:tentative="1">
+      <w:start w:val="1"/>
+      <w:numFmt w:val="bullet"/>
+      <w:lvlText w:val=""/>
+      <w:lvlJc w:val="left"/>
+      <w:pPr>
+        <w:tabs>
+          <w:tab w:val="num" w:pos="3600"/>
+        </w:tabs>
+        <w:ind w:left="3600" w:hanging="360"/>
+      </w:pPr>
+      <w:rPr>
+        <w:rFonts w:ascii="Wingdings" w:hAnsi="Wingdings" w:hint="default"/>
+        <w:sz w:val="20"/>
+      </w:rPr>
+    </w:lvl>
+    <w:lvl w:ilvl="5" w:tentative="1">
+      <w:start w:val="1"/>
+      <w:numFmt w:val="bullet"/>
+      <w:lvlText w:val=""/>
+      <w:lvlJc w:val="left"/>
+      <w:pPr>
+        <w:tabs>
+          <w:tab w:val="num" w:pos="4320"/>
+        </w:tabs>
+        <w:ind w:left="4320" w:hanging="360"/>
+      </w:pPr>
+      <w:rPr>
+        <w:rFonts w:ascii="Wingdings" w:hAnsi="Wingdings" w:hint="default"/>
+        <w:sz w:val="20"/>
+      </w:rPr>
+    </w:lvl>
+    <w:lvl w:ilvl="6" w:tentative="1">
+      <w:start w:val="1"/>
+      <w:numFmt w:val="bullet"/>
+      <w:lvlText w:val=""/>
+      <w:lvlJc w:val="left"/>
+      <w:pPr>
+        <w:tabs>
+          <w:tab w:val="num" w:pos="5040"/>
+        </w:tabs>
+        <w:ind w:left="5040" w:hanging="360"/>
+      </w:pPr>
+      <w:rPr>
+        <w:rFonts w:ascii="Wingdings" w:hAnsi="Wingdings" w:hint="default"/>
+        <w:sz w:val="20"/>
+      </w:rPr>
+    </w:lvl>
+    <w:lvl w:ilvl="7" w:tentative="1">
+      <w:start w:val="1"/>
+      <w:numFmt w:val="bullet"/>
+      <w:lvlText w:val=""/>
+      <w:lvlJc w:val="left"/>
+      <w:pPr>
+        <w:tabs>
+          <w:tab w:val="num" w:pos="5760"/>
+        </w:tabs>
+        <w:ind w:left="5760" w:hanging="360"/>
+      </w:pPr>
+      <w:rPr>
+        <w:rFonts w:ascii="Wingdings" w:hAnsi="Wingdings" w:hint="default"/>
+        <w:sz w:val="20"/>
+      </w:rPr>
+    </w:lvl>
+    <w:lvl w:ilvl="8" w:tentative="1">
+      <w:start w:val="1"/>
+      <w:numFmt w:val="bullet"/>
+      <w:lvlText w:val=""/>
+      <w:lvlJc w:val="left"/>
+      <w:pPr>
+        <w:tabs>
+          <w:tab w:val="num" w:pos="6480"/>
+        </w:tabs>
+        <w:ind w:left="6480" w:hanging="360"/>
+      </w:pPr>
+      <w:rPr>
+        <w:rFonts w:ascii="Wingdings" w:hAnsi="Wingdings" w:hint="default"/>
+        <w:sz w:val="20"/>
+      </w:rPr>
+    </w:lvl>
+  </w:abstractNum>
+  <w:abstractNum w:abstractNumId="7" w15:restartNumberingAfterBreak="0">
+    <w:nsid w:val="71DD6A37"/>
+    <w:multiLevelType w:val="multilevel"/>
+    <w:tmpl w:val="F9BAE6A0"/>
+    <w:lvl w:ilvl="0">
+      <w:start w:val="1"/>
+      <w:numFmt w:val="bullet"/>
+      <w:lvlText w:val=""/>
+      <w:lvlJc w:val="left"/>
+      <w:pPr>
+        <w:tabs>
+          <w:tab w:val="num" w:pos="720"/>
+        </w:tabs>
+        <w:ind w:left="720" w:hanging="360"/>
+      </w:pPr>
+      <w:rPr>
+        <w:rFonts w:ascii="Symbol" w:hAnsi="Symbol" w:hint="default"/>
+        <w:sz w:val="20"/>
+      </w:rPr>
+    </w:lvl>
+    <w:lvl w:ilvl="1" w:tentative="1">
+      <w:start w:val="1"/>
+      <w:numFmt w:val="bullet"/>
+      <w:lvlText w:val="o"/>
+      <w:lvlJc w:val="left"/>
+      <w:pPr>
+        <w:tabs>
+          <w:tab w:val="num" w:pos="1440"/>
+        </w:tabs>
+        <w:ind w:left="1440" w:hanging="360"/>
+      </w:pPr>
+      <w:rPr>
+        <w:rFonts w:ascii="Courier New" w:hAnsi="Courier New" w:hint="default"/>
+        <w:sz w:val="20"/>
+      </w:rPr>
+    </w:lvl>
+    <w:lvl w:ilvl="2" w:tentative="1">
+      <w:start w:val="1"/>
+      <w:numFmt w:val="bullet"/>
+      <w:lvlText w:val=""/>
+      <w:lvlJc w:val="left"/>
+      <w:pPr>
+        <w:tabs>
+          <w:tab w:val="num" w:pos="2160"/>
+        </w:tabs>
+        <w:ind w:left="2160" w:hanging="360"/>
+      </w:pPr>
+      <w:rPr>
+        <w:rFonts w:ascii="Wingdings" w:hAnsi="Wingdings" w:hint="default"/>
+        <w:sz w:val="20"/>
+      </w:rPr>
+    </w:lvl>
+    <w:lvl w:ilvl="3" w:tentative="1">
+      <w:start w:val="1"/>
+      <w:numFmt w:val="bullet"/>
+      <w:lvlText w:val=""/>
+      <w:lvlJc w:val="left"/>
+      <w:pPr>
+        <w:tabs>
+          <w:tab w:val="num" w:pos="2880"/>
+        </w:tabs>
+        <w:ind w:left="2880" w:hanging="360"/>
+      </w:pPr>
+      <w:rPr>
+        <w:rFonts w:ascii="Wingdings" w:hAnsi="Wingdings" w:hint="default"/>
+        <w:sz w:val="20"/>
+      </w:rPr>
+    </w:lvl>
+    <w:lvl w:ilvl="4" w:tentative="1">
+      <w:start w:val="1"/>
+      <w:numFmt w:val="bullet"/>
+      <w:lvlText w:val=""/>
+      <w:lvlJc w:val="left"/>
+      <w:pPr>
+        <w:tabs>
+          <w:tab w:val="num" w:pos="3600"/>
+        </w:tabs>
+        <w:ind w:left="3600" w:hanging="360"/>
+      </w:pPr>
+      <w:rPr>
+        <w:rFonts w:ascii="Wingdings" w:hAnsi="Wingdings" w:hint="default"/>
+        <w:sz w:val="20"/>
+      </w:rPr>
+    </w:lvl>
+    <w:lvl w:ilvl="5" w:tentative="1">
+      <w:start w:val="1"/>
+      <w:numFmt w:val="bullet"/>
+      <w:lvlText w:val=""/>
+      <w:lvlJc w:val="left"/>
+      <w:pPr>
+        <w:tabs>
+          <w:tab w:val="num" w:pos="4320"/>
+        </w:tabs>
+        <w:ind w:left="4320" w:hanging="360"/>
+      </w:pPr>
+      <w:rPr>
+        <w:rFonts w:ascii="Wingdings" w:hAnsi="Wingdings" w:hint="default"/>
+        <w:sz w:val="20"/>
+      </w:rPr>
+    </w:lvl>
+    <w:lvl w:ilvl="6" w:tentative="1">
+      <w:start w:val="1"/>
+      <w:numFmt w:val="bullet"/>
+      <w:lvlText w:val=""/>
+      <w:lvlJc w:val="left"/>
+      <w:pPr>
+        <w:tabs>
+          <w:tab w:val="num" w:pos="5040"/>
+        </w:tabs>
+        <w:ind w:left="5040" w:hanging="360"/>
+      </w:pPr>
+      <w:rPr>
+        <w:rFonts w:ascii="Wingdings" w:hAnsi="Wingdings" w:hint="default"/>
+        <w:sz w:val="20"/>
+      </w:rPr>
+    </w:lvl>
+    <w:lvl w:ilvl="7" w:tentative="1">
+      <w:start w:val="1"/>
+      <w:numFmt w:val="bullet"/>
+      <w:lvlText w:val=""/>
+      <w:lvlJc w:val="left"/>
+      <w:pPr>
+        <w:tabs>
+          <w:tab w:val="num" w:pos="5760"/>
+        </w:tabs>
+        <w:ind w:left="5760" w:hanging="360"/>
+      </w:pPr>
+      <w:rPr>
+        <w:rFonts w:ascii="Wingdings" w:hAnsi="Wingdings" w:hint="default"/>
+        <w:sz w:val="20"/>
+      </w:rPr>
+    </w:lvl>
+    <w:lvl w:ilvl="8" w:tentative="1">
+      <w:start w:val="1"/>
+      <w:numFmt w:val="bullet"/>
+      <w:lvlText w:val=""/>
+      <w:lvlJc w:val="left"/>
+      <w:pPr>
+        <w:tabs>
+          <w:tab w:val="num" w:pos="6480"/>
+        </w:tabs>
+        <w:ind w:left="6480" w:hanging="360"/>
+      </w:pPr>
+      <w:rPr>
+        <w:rFonts w:ascii="Wingdings" w:hAnsi="Wingdings" w:hint="default"/>
+        <w:sz w:val="20"/>
+      </w:rPr>
     </w:lvl>
   </w:abstractNum>
   <w:num w:numId="1" w16cid:durableId="267467822">
@@ -2011,10 +4095,19 @@
     <w:abstractNumId w:val="3"/>
   </w:num>
   <w:num w:numId="4" w16cid:durableId="269240383">
-    <w:abstractNumId w:val="4"/>
+    <w:abstractNumId w:val="5"/>
   </w:num>
   <w:num w:numId="5" w16cid:durableId="1003437900">
     <w:abstractNumId w:val="2"/>
+  </w:num>
+  <w:num w:numId="6" w16cid:durableId="330256210">
+    <w:abstractNumId w:val="6"/>
+  </w:num>
+  <w:num w:numId="7" w16cid:durableId="1209999568">
+    <w:abstractNumId w:val="4"/>
+  </w:num>
+  <w:num w:numId="8" w16cid:durableId="219754025">
+    <w:abstractNumId w:val="7"/>
   </w:num>
 </w:numbering>
 </file>
@@ -2596,7 +4689,6 @@
   <w:style w:type="character" w:default="1" w:styleId="Absatz-Standardschriftart">
     <w:name w:val="Default Paragraph Font"/>
     <w:uiPriority w:val="1"/>
-    <w:semiHidden/>
     <w:unhideWhenUsed/>
   </w:style>
   <w:style w:type="table" w:default="1" w:styleId="NormaleTabelle">
@@ -2634,6 +4726,7 @@
   <w:style w:type="character" w:customStyle="1" w:styleId="berschrift2Zchn">
     <w:name w:val="Überschrift 2 Zchn"/>
     <w:basedOn w:val="Absatz-Standardschriftart"/>
+    <w:uiPriority w:val="9"/>
     <w:rPr>
       <w:rFonts w:ascii="Aptos Display" w:eastAsia="Times New Roman" w:hAnsi="Aptos Display" w:cs="Times New Roman"/>
       <w:color w:val="0F4761"/>
@@ -3264,14 +5357,6 @@
 </file>
 
 <file path=customXml/item1.xml><?xml version="1.0" encoding="utf-8"?>
-<p:properties xmlns:p="http://schemas.microsoft.com/office/2006/metadata/properties" xmlns:xsi="http://www.w3.org/2001/XMLSchema-instance" xmlns:pc="http://schemas.microsoft.com/office/infopath/2007/PartnerControls">
-  <documentManagement>
-    <_activity xmlns="160ee3f9-ac2b-4f4c-98ab-330e221f9dd0" xsi:nil="true"/>
-  </documentManagement>
-</p:properties>
-</file>
-
-<file path=customXml/item2.xml><?xml version="1.0" encoding="utf-8"?>
 <?mso-contentType ?>
 <FormTemplates xmlns="http://schemas.microsoft.com/sharepoint/v3/contenttype/forms">
   <Display>DocumentLibraryForm</Display>
@@ -3280,7 +5365,7 @@
 </FormTemplates>
 </file>
 
-<file path=customXml/item3.xml><?xml version="1.0" encoding="utf-8"?>
+<file path=customXml/item2.xml><?xml version="1.0" encoding="utf-8"?>
 <ct:contentTypeSchema xmlns:ct="http://schemas.microsoft.com/office/2006/metadata/contentType" xmlns:ma="http://schemas.microsoft.com/office/2006/metadata/properties/metaAttributes" ct:_="" ma:_="" ma:contentTypeName="Dokument" ma:contentTypeID="0x010100264763AF5BD0BC4981497519D23CE127" ma:contentTypeVersion="11" ma:contentTypeDescription="Ein neues Dokument erstellen." ma:contentTypeScope="" ma:versionID="040973ea9eb2f8dae7dc76db57f52126">
   <xsd:schema xmlns:xsd="http://www.w3.org/2001/XMLSchema" xmlns:xs="http://www.w3.org/2001/XMLSchema" xmlns:p="http://schemas.microsoft.com/office/2006/metadata/properties" xmlns:ns3="160ee3f9-ac2b-4f4c-98ab-330e221f9dd0" targetNamespace="http://schemas.microsoft.com/office/2006/metadata/properties" ma:root="true" ma:fieldsID="b54f48097e40f9d55202417c3ce72357" ns3:_="">
     <xsd:import namespace="160ee3f9-ac2b-4f4c-98ab-330e221f9dd0"/>
@@ -3468,17 +5553,15 @@
 </ct:contentTypeSchema>
 </file>
 
-<file path=customXml/itemProps1.xml><?xml version="1.0" encoding="utf-8"?>
-<ds:datastoreItem xmlns:ds="http://schemas.openxmlformats.org/officeDocument/2006/customXml" ds:itemID="{09899F4C-2A2A-4153-86D9-6A3C354B93EA}">
-  <ds:schemaRefs>
-    <ds:schemaRef ds:uri="http://schemas.microsoft.com/office/2006/metadata/properties"/>
-    <ds:schemaRef ds:uri="http://schemas.microsoft.com/office/infopath/2007/PartnerControls"/>
-    <ds:schemaRef ds:uri="160ee3f9-ac2b-4f4c-98ab-330e221f9dd0"/>
-  </ds:schemaRefs>
-</ds:datastoreItem>
+<file path=customXml/item3.xml><?xml version="1.0" encoding="utf-8"?>
+<p:properties xmlns:p="http://schemas.microsoft.com/office/2006/metadata/properties" xmlns:xsi="http://www.w3.org/2001/XMLSchema-instance" xmlns:pc="http://schemas.microsoft.com/office/infopath/2007/PartnerControls">
+  <documentManagement>
+    <_activity xmlns="160ee3f9-ac2b-4f4c-98ab-330e221f9dd0" xsi:nil="true"/>
+  </documentManagement>
+</p:properties>
 </file>
 
-<file path=customXml/itemProps2.xml><?xml version="1.0" encoding="utf-8"?>
+<file path=customXml/itemProps1.xml><?xml version="1.0" encoding="utf-8"?>
 <ds:datastoreItem xmlns:ds="http://schemas.openxmlformats.org/officeDocument/2006/customXml" ds:itemID="{BFD71D7B-03FA-43FB-8D96-AC2DF8D8FF16}">
   <ds:schemaRefs>
     <ds:schemaRef ds:uri="http://schemas.microsoft.com/sharepoint/v3/contenttype/forms"/>
@@ -3486,7 +5569,7 @@
 </ds:datastoreItem>
 </file>
 
-<file path=customXml/itemProps3.xml><?xml version="1.0" encoding="utf-8"?>
+<file path=customXml/itemProps2.xml><?xml version="1.0" encoding="utf-8"?>
 <ds:datastoreItem xmlns:ds="http://schemas.openxmlformats.org/officeDocument/2006/customXml" ds:itemID="{8BE36AE0-6522-4CCD-B55E-EA5E5C906B04}">
   <ds:schemaRefs>
     <ds:schemaRef ds:uri="http://schemas.microsoft.com/office/2006/metadata/contentType"/>
@@ -3502,4 +5585,14 @@
     <ds:schemaRef ds:uri="http://schemas.microsoft.com/internal/obd"/>
   </ds:schemaRefs>
 </ds:datastoreItem>
+</file>
+
+<file path=customXml/itemProps3.xml><?xml version="1.0" encoding="utf-8"?>
+<ds:datastoreItem xmlns:ds="http://schemas.openxmlformats.org/officeDocument/2006/customXml" ds:itemID="{09899F4C-2A2A-4153-86D9-6A3C354B93EA}">
+  <ds:schemaRefs>
+    <ds:schemaRef ds:uri="http://schemas.microsoft.com/office/2006/metadata/properties"/>
+    <ds:schemaRef ds:uri="http://schemas.microsoft.com/office/infopath/2007/PartnerControls"/>
+    <ds:schemaRef ds:uri="160ee3f9-ac2b-4f4c-98ab-330e221f9dd0"/>
+  </ds:schemaRefs>
+</ds:datastoreItem>
 </file>
--- a/CO2 Konzentration im Klassenzimmer .docx
+++ b/CO2 Konzentration im Klassenzimmer .docx
@@ -498,8 +498,16 @@
         <w:rPr>
           <w:lang w:val="de-AT"/>
         </w:rPr>
-        <w:t xml:space="preserve"> Breadboard</w:t>
-      </w:r>
+        <w:t xml:space="preserve"> </w:t>
+      </w:r>
+      <w:proofErr w:type="spellStart"/>
+      <w:r>
+        <w:rPr>
+          <w:lang w:val="de-AT"/>
+        </w:rPr>
+        <w:t>Breadboard</w:t>
+      </w:r>
+      <w:proofErr w:type="spellEnd"/>
       <w:r>
         <w:rPr>
           <w:lang w:val="de-AT"/>
@@ -522,8 +530,30 @@
         <w:rPr>
           <w:lang w:val="de-AT"/>
         </w:rPr>
-        <w:t>Male to male kabel</w:t>
-      </w:r>
+        <w:t xml:space="preserve">Male </w:t>
+      </w:r>
+      <w:proofErr w:type="spellStart"/>
+      <w:r>
+        <w:rPr>
+          <w:lang w:val="de-AT"/>
+        </w:rPr>
+        <w:t>to</w:t>
+      </w:r>
+      <w:proofErr w:type="spellEnd"/>
+      <w:r>
+        <w:rPr>
+          <w:lang w:val="de-AT"/>
+        </w:rPr>
+        <w:t xml:space="preserve"> male </w:t>
+      </w:r>
+      <w:proofErr w:type="spellStart"/>
+      <w:r>
+        <w:rPr>
+          <w:lang w:val="de-AT"/>
+        </w:rPr>
+        <w:t>kabel</w:t>
+      </w:r>
+      <w:proofErr w:type="spellEnd"/>
       <w:r>
         <w:rPr>
           <w:lang w:val="de-AT"/>
@@ -1034,7 +1064,14 @@
         <w:rPr>
           <w:lang w:val="de-AT"/>
         </w:rPr>
-        <w:t xml:space="preserve">       </w:t>
+        <w:t xml:space="preserve">    </w:t>
+      </w:r>
+      <w:proofErr w:type="gramStart"/>
+      <w:r>
+        <w:rPr>
+          <w:lang w:val="de-AT"/>
+        </w:rPr>
+        <w:t xml:space="preserve">   </w:t>
       </w:r>
       <w:r>
         <w:rPr>
@@ -1042,6 +1079,7 @@
         </w:rPr>
         <w:t>(</w:t>
       </w:r>
+      <w:proofErr w:type="gramEnd"/>
       <w:r>
         <w:rPr>
           <w:lang w:val="de-AT"/>
@@ -1194,9 +1232,11 @@
           <w:numId w:val="1"/>
         </w:numPr>
       </w:pPr>
+      <w:proofErr w:type="spellStart"/>
       <w:r>
         <w:t>Probleme</w:t>
       </w:r>
+      <w:proofErr w:type="spellEnd"/>
     </w:p>
     <w:p>
       <w:pPr>
@@ -1359,13 +1399,6 @@
     </w:p>
     <w:p>
       <w:pPr>
-        <w:rPr>
-          <w:lang w:val="de-AT"/>
-        </w:rPr>
-      </w:pPr>
-    </w:p>
-    <w:p>
-      <w:pPr>
         <w:pStyle w:val="berschrift2"/>
         <w:numPr>
           <w:ilvl w:val="0"/>
@@ -1380,15 +1413,8 @@
           <w:lang w:val="de-AT"/>
         </w:rPr>
         <w:lastRenderedPageBreak/>
-        <w:t>Funktionsweise MQ 135 – Gas Sensor</w:t>
-      </w:r>
-    </w:p>
-    <w:p>
-      <w:pPr>
-        <w:rPr>
-          <w:lang w:val="de-AT"/>
-        </w:rPr>
-      </w:pPr>
+        <w:t>Funktionsweise des MQ 135 Sensors</w:t>
+      </w:r>
     </w:p>
     <w:p>
       <w:pPr>
@@ -1414,7 +1440,13 @@
         <w:rPr>
           <w:lang w:val="de-AT"/>
         </w:rPr>
-        <w:t xml:space="preserve"> (MOS). Er ist ein Breitbandsensor, der primär auf Schadstoffe wie Ammoniak (</w:t>
+        <w:t xml:space="preserve"> (MOS). Er ist ein Breitbandsensor, der primär auf Schadstoffe wie Ammoniak </w:t>
+      </w:r>
+      <w:r>
+        <w:rPr>
+          <w:lang w:val="de-AT"/>
+        </w:rPr>
+        <w:t>(</w:t>
       </w:r>
       <m:oMath>
         <m:r>
@@ -1541,19 +1573,12 @@
             </m:r>
           </m:sub>
         </m:sSub>
-        <m:r>
-          <w:rPr>
-            <w:rFonts w:ascii="Cambria Math" w:hAnsi="Cambria Math"/>
-            <w:lang w:val="de-AT"/>
-          </w:rPr>
-          <m:t xml:space="preserve"> </m:t>
-        </m:r>
       </m:oMath>
       <w:r>
         <w:rPr>
           <w:lang w:val="de-AT"/>
         </w:rPr>
-        <w:t>reagiert.</w:t>
+        <w:t xml:space="preserve"> reagiert.</w:t>
       </w:r>
     </w:p>
     <w:p>
@@ -1583,7 +1608,13 @@
         <w:rPr>
           <w:lang w:val="de-AT"/>
         </w:rPr>
-        <w:t xml:space="preserve">Der Kern des Sensors besteht aus einem keramischen Röhrchen (Aluminiumoxid </w:t>
+        <w:t>Der Kern des Sensors besteht aus einem keramischen Röhrchen (Aluminiumoxid</w:t>
+      </w:r>
+      <w:r>
+        <w:rPr>
+          <w:lang w:val="de-AT"/>
+        </w:rPr>
+        <w:t xml:space="preserve"> </w:t>
       </w:r>
       <m:oMath>
         <m:r>
@@ -1668,6 +1699,9 @@
       </w:r>
       <m:oMath>
         <m:r>
+          <m:rPr>
+            <m:sty m:val="bi"/>
+          </m:rPr>
           <w:rPr>
             <w:rFonts w:ascii="Cambria Math" w:hAnsi="Cambria Math"/>
             <w:lang w:val="de-AT"/>
@@ -1679,6 +1713,7 @@
             <m:ctrlPr>
               <w:rPr>
                 <w:rFonts w:ascii="Cambria Math" w:hAnsi="Cambria Math"/>
+                <w:b/>
                 <w:bCs/>
                 <w:i/>
                 <w:lang w:val="de-AT"/>
@@ -1687,6 +1722,9 @@
           </m:sSubPr>
           <m:e>
             <m:r>
+              <m:rPr>
+                <m:sty m:val="bi"/>
+              </m:rPr>
               <w:rPr>
                 <w:rFonts w:ascii="Cambria Math" w:hAnsi="Cambria Math"/>
                 <w:lang w:val="de-AT"/>
@@ -1696,6 +1734,9 @@
           </m:e>
           <m:sub>
             <m:r>
+              <m:rPr>
+                <m:sty m:val="bi"/>
+              </m:rPr>
               <w:rPr>
                 <w:rFonts w:ascii="Cambria Math" w:hAnsi="Cambria Math"/>
                 <w:lang w:val="de-AT"/>
@@ -1825,7 +1866,19 @@
         <w:rPr>
           <w:lang w:val="de-AT"/>
         </w:rPr>
-        <w:t xml:space="preserve"> Treffen reduzierende Gase auf die heiße Sensoroberfläche, reagieren sie mit dem adsorbierten Sauerstoff und setzen die gebundenen Elektronen wieder frei. Diese kehren in das Leitungsband zurück.</w:t>
+        <w:t xml:space="preserve"> Treffen reduzierende Gase</w:t>
+      </w:r>
+      <w:r>
+        <w:rPr>
+          <w:lang w:val="de-AT"/>
+        </w:rPr>
+        <w:t xml:space="preserve"> </w:t>
+      </w:r>
+      <w:r>
+        <w:rPr>
+          <w:lang w:val="de-AT"/>
+        </w:rPr>
+        <w:t>auf die heiße Sensoroberfläche, reagieren sie mit dem adsorbierten Sauerstoff und setzen die gebundenen Elektronen wieder frei. Diese kehren in das Leitungsband zurück.</w:t>
       </w:r>
     </w:p>
     <w:p>
@@ -2055,7 +2108,7 @@
                 <w:rFonts w:ascii="Cambria Math" w:hAnsi="Cambria Math"/>
                 <w:lang w:val="de-AT"/>
               </w:rPr>
-              <m:t>L</m:t>
+              <m:t>s</m:t>
             </m:r>
           </m:sub>
         </m:sSub>
@@ -2101,20 +2154,6 @@
     <w:p>
       <w:pPr>
         <w:rPr>
-          <w:lang w:val="de-AT"/>
-        </w:rPr>
-      </w:pPr>
-    </w:p>
-    <w:p>
-      <w:pPr>
-        <w:rPr>
-          <w:lang w:val="de-AT"/>
-        </w:rPr>
-      </w:pPr>
-    </w:p>
-    <w:p>
-      <w:pPr>
-        <w:rPr>
           <w:b/>
           <w:bCs/>
           <w:lang w:val="de-AT"/>
@@ -2126,7 +2165,6 @@
           <w:bCs/>
           <w:lang w:val="de-AT"/>
         </w:rPr>
-        <w:lastRenderedPageBreak/>
         <w:t>4. Kritische Faktoren für die Genauigkeit</w:t>
       </w:r>
     </w:p>
@@ -2171,13 +2209,58 @@
           <w:bCs/>
           <w:lang w:val="de-AT"/>
         </w:rPr>
+        <w:lastRenderedPageBreak/>
         <w:t>Querempfindlichkeit:</w:t>
       </w:r>
       <w:r>
         <w:rPr>
           <w:lang w:val="de-AT"/>
         </w:rPr>
-        <w:t xml:space="preserve"> Der MQ-135 kann nicht zwischen den Gasen unterscheiden. Er "riecht" alles gleichzeitig. Ein Anstieg der Spannung kann also sowohl mehr als auch eine Spur von Ethanol (z. B. Desinfektionsmittel) bedeuten.</w:t>
+        <w:t xml:space="preserve"> Der MQ-135 kann nicht zwischen den Gasen unterscheiden. Er "riecht" alles gleichzeitig. Ein Anstieg der Spannung kann also sowohl mehr </w:t>
+      </w:r>
+      <m:oMath>
+        <m:r>
+          <w:rPr>
+            <w:rFonts w:ascii="Cambria Math" w:hAnsi="Cambria Math"/>
+            <w:lang w:val="de-AT"/>
+          </w:rPr>
+          <m:t>C</m:t>
+        </m:r>
+        <m:sSub>
+          <m:sSubPr>
+            <m:ctrlPr>
+              <w:rPr>
+                <w:rFonts w:ascii="Cambria Math" w:hAnsi="Cambria Math"/>
+                <w:i/>
+                <w:lang w:val="de-AT"/>
+              </w:rPr>
+            </m:ctrlPr>
+          </m:sSubPr>
+          <m:e>
+            <m:r>
+              <w:rPr>
+                <w:rFonts w:ascii="Cambria Math" w:hAnsi="Cambria Math"/>
+                <w:lang w:val="de-AT"/>
+              </w:rPr>
+              <m:t>O</m:t>
+            </m:r>
+          </m:e>
+          <m:sub>
+            <m:r>
+              <w:rPr>
+                <w:rFonts w:ascii="Cambria Math" w:hAnsi="Cambria Math"/>
+                <w:lang w:val="de-AT"/>
+              </w:rPr>
+              <m:t>2</m:t>
+            </m:r>
+          </m:sub>
+        </m:sSub>
+      </m:oMath>
+      <w:r>
+        <w:rPr>
+          <w:lang w:val="de-AT"/>
+        </w:rPr>
+        <w:t xml:space="preserve"> als auch eine Spur von Ethanol (z. B. Desinfektionsmittel) bedeuten.</w:t>
       </w:r>
     </w:p>
     <w:p>
@@ -2236,6 +2319,789 @@
           <w:lang w:val="de-AT"/>
         </w:rPr>
       </w:pPr>
+      <w:r>
+        <w:rPr>
+          <w:lang w:val="de-AT"/>
+        </w:rPr>
+        <w:t>Berechnung des Sensorwiderstands:</w:t>
+      </w:r>
+    </w:p>
+    <w:p>
+      <w:pPr>
+        <w:rPr>
+          <w:lang w:val="de-AT"/>
+        </w:rPr>
+      </w:pPr>
+      <m:oMathPara>
+        <m:oMath>
+          <m:sSub>
+            <m:sSubPr>
+              <m:ctrlPr>
+                <w:rPr>
+                  <w:rFonts w:ascii="Cambria Math" w:hAnsi="Cambria Math"/>
+                  <w:i/>
+                  <w:lang w:val="de-AT"/>
+                </w:rPr>
+              </m:ctrlPr>
+            </m:sSubPr>
+            <m:e>
+              <m:r>
+                <w:rPr>
+                  <w:rFonts w:ascii="Cambria Math" w:hAnsi="Cambria Math"/>
+                  <w:lang w:val="de-AT"/>
+                </w:rPr>
+                <m:t>R</m:t>
+              </m:r>
+            </m:e>
+            <m:sub>
+              <m:r>
+                <w:rPr>
+                  <w:rFonts w:ascii="Cambria Math" w:hAnsi="Cambria Math"/>
+                  <w:lang w:val="de-AT"/>
+                </w:rPr>
+                <m:t>s</m:t>
+              </m:r>
+            </m:sub>
+          </m:sSub>
+          <m:r>
+            <w:rPr>
+              <w:rFonts w:ascii="Cambria Math" w:hAnsi="Cambria Math"/>
+              <w:lang w:val="de-AT"/>
+            </w:rPr>
+            <m:t>=</m:t>
+          </m:r>
+          <m:sSub>
+            <m:sSubPr>
+              <m:ctrlPr>
+                <w:rPr>
+                  <w:rFonts w:ascii="Cambria Math" w:hAnsi="Cambria Math"/>
+                  <w:i/>
+                  <w:lang w:val="de-AT"/>
+                </w:rPr>
+              </m:ctrlPr>
+            </m:sSubPr>
+            <m:e>
+              <m:r>
+                <w:rPr>
+                  <w:rFonts w:ascii="Cambria Math" w:hAnsi="Cambria Math"/>
+                  <w:lang w:val="de-AT"/>
+                </w:rPr>
+                <m:t>R</m:t>
+              </m:r>
+            </m:e>
+            <m:sub>
+              <m:r>
+                <w:rPr>
+                  <w:rFonts w:ascii="Cambria Math" w:hAnsi="Cambria Math"/>
+                  <w:lang w:val="de-AT"/>
+                </w:rPr>
+                <m:t>L</m:t>
+              </m:r>
+            </m:sub>
+          </m:sSub>
+          <m:r>
+            <m:rPr>
+              <m:sty m:val="p"/>
+            </m:rPr>
+            <w:rPr>
+              <w:rFonts w:ascii="Cambria Math" w:hAnsi="Cambria Math"/>
+              <w:lang w:val="de-AT"/>
+            </w:rPr>
+            <m:t>⋅</m:t>
+          </m:r>
+          <m:f>
+            <m:fPr>
+              <m:ctrlPr>
+                <w:rPr>
+                  <w:rFonts w:ascii="Cambria Math" w:hAnsi="Cambria Math"/>
+                  <w:lang w:val="de-AT"/>
+                </w:rPr>
+              </m:ctrlPr>
+            </m:fPr>
+            <m:num>
+              <m:r>
+                <w:rPr>
+                  <w:rFonts w:ascii="Cambria Math" w:hAnsi="Cambria Math"/>
+                  <w:lang w:val="de-AT"/>
+                </w:rPr>
+                <m:t>1023-ADC</m:t>
+              </m:r>
+              <m:ctrlPr>
+                <w:rPr>
+                  <w:rFonts w:ascii="Cambria Math" w:hAnsi="Cambria Math"/>
+                  <w:i/>
+                  <w:lang w:val="de-AT"/>
+                </w:rPr>
+              </m:ctrlPr>
+            </m:num>
+            <m:den>
+              <m:r>
+                <w:rPr>
+                  <w:rFonts w:ascii="Cambria Math" w:hAnsi="Cambria Math"/>
+                  <w:lang w:val="de-AT"/>
+                </w:rPr>
+                <m:t>ADC</m:t>
+              </m:r>
+              <m:ctrlPr>
+                <w:rPr>
+                  <w:rFonts w:ascii="Cambria Math" w:hAnsi="Cambria Math"/>
+                  <w:i/>
+                  <w:lang w:val="de-AT"/>
+                </w:rPr>
+              </m:ctrlPr>
+            </m:den>
+          </m:f>
+        </m:oMath>
+      </m:oMathPara>
+    </w:p>
+    <w:p>
+      <w:pPr>
+        <w:rPr>
+          <w:lang w:val="de-AT"/>
+        </w:rPr>
+      </w:pPr>
+    </w:p>
+    <w:p>
+      <w:pPr>
+        <w:rPr>
+          <w:lang w:val="de-AT"/>
+        </w:rPr>
+      </w:pPr>
+    </w:p>
+    <w:p>
+      <w:pPr>
+        <w:rPr>
+          <w:lang w:val="de-AT"/>
+        </w:rPr>
+      </w:pPr>
+      <w:r>
+        <w:rPr>
+          <w:lang w:val="de-AT"/>
+        </w:rPr>
+        <w:br/>
+        <w:t xml:space="preserve">Berechnung </w:t>
+      </w:r>
+      <m:oMath>
+        <m:sSub>
+          <m:sSubPr>
+            <m:ctrlPr>
+              <w:rPr>
+                <w:rFonts w:ascii="Cambria Math" w:hAnsi="Cambria Math"/>
+                <w:i/>
+                <w:lang w:val="de-AT"/>
+              </w:rPr>
+            </m:ctrlPr>
+          </m:sSubPr>
+          <m:e>
+            <m:r>
+              <w:rPr>
+                <w:rFonts w:ascii="Cambria Math" w:hAnsi="Cambria Math"/>
+                <w:lang w:val="de-AT"/>
+              </w:rPr>
+              <m:t>R</m:t>
+            </m:r>
+          </m:e>
+          <m:sub>
+            <m:r>
+              <w:rPr>
+                <w:rFonts w:ascii="Cambria Math" w:hAnsi="Cambria Math"/>
+                <w:lang w:val="de-AT"/>
+              </w:rPr>
+              <m:t>0</m:t>
+            </m:r>
+          </m:sub>
+        </m:sSub>
+      </m:oMath>
+      <w:r>
+        <w:rPr>
+          <w:lang w:val="de-AT"/>
+        </w:rPr>
+        <w:t xml:space="preserve"> für die Kalibrierung:</w:t>
+      </w:r>
+    </w:p>
+    <w:p>
+      <w:pPr>
+        <w:rPr>
+          <w:lang w:val="de-AT"/>
+        </w:rPr>
+      </w:pPr>
+      <m:oMathPara>
+        <m:oMath>
+          <m:sSub>
+            <m:sSubPr>
+              <m:ctrlPr>
+                <w:rPr>
+                  <w:rFonts w:ascii="Cambria Math" w:hAnsi="Cambria Math"/>
+                  <w:i/>
+                  <w:lang w:val="de-AT"/>
+                </w:rPr>
+              </m:ctrlPr>
+            </m:sSubPr>
+            <m:e>
+              <m:r>
+                <w:rPr>
+                  <w:rFonts w:ascii="Cambria Math" w:hAnsi="Cambria Math"/>
+                  <w:lang w:val="de-AT"/>
+                </w:rPr>
+                <m:t>R</m:t>
+              </m:r>
+            </m:e>
+            <m:sub>
+              <m:r>
+                <w:rPr>
+                  <w:rFonts w:ascii="Cambria Math" w:hAnsi="Cambria Math"/>
+                  <w:lang w:val="de-AT"/>
+                </w:rPr>
+                <m:t>0</m:t>
+              </m:r>
+            </m:sub>
+          </m:sSub>
+          <m:r>
+            <w:rPr>
+              <w:rFonts w:ascii="Cambria Math" w:hAnsi="Cambria Math"/>
+              <w:lang w:val="de-AT"/>
+            </w:rPr>
+            <m:t>=</m:t>
+          </m:r>
+          <m:sSub>
+            <m:sSubPr>
+              <m:ctrlPr>
+                <w:rPr>
+                  <w:rFonts w:ascii="Cambria Math" w:hAnsi="Cambria Math"/>
+                  <w:i/>
+                  <w:lang w:val="de-AT"/>
+                </w:rPr>
+              </m:ctrlPr>
+            </m:sSubPr>
+            <m:e>
+              <m:r>
+                <w:rPr>
+                  <w:rFonts w:ascii="Cambria Math" w:hAnsi="Cambria Math"/>
+                  <w:lang w:val="de-AT"/>
+                </w:rPr>
+                <m:t>R</m:t>
+              </m:r>
+            </m:e>
+            <m:sub>
+              <m:r>
+                <w:rPr>
+                  <w:rFonts w:ascii="Cambria Math" w:hAnsi="Cambria Math"/>
+                  <w:lang w:val="de-AT"/>
+                </w:rPr>
+                <m:t>s</m:t>
+              </m:r>
+            </m:sub>
+          </m:sSub>
+          <m:r>
+            <m:rPr>
+              <m:sty m:val="p"/>
+            </m:rPr>
+            <w:rPr>
+              <w:rFonts w:ascii="Cambria Math" w:hAnsi="Cambria Math"/>
+              <w:lang w:val="de-AT"/>
+            </w:rPr>
+            <m:t>⋅</m:t>
+          </m:r>
+          <m:sSup>
+            <m:sSupPr>
+              <m:ctrlPr>
+                <w:rPr>
+                  <w:rFonts w:ascii="Cambria Math" w:hAnsi="Cambria Math"/>
+                  <w:i/>
+                  <w:lang w:val="de-AT"/>
+                </w:rPr>
+              </m:ctrlPr>
+            </m:sSupPr>
+            <m:e>
+              <m:d>
+                <m:dPr>
+                  <m:ctrlPr>
+                    <w:rPr>
+                      <w:rFonts w:ascii="Cambria Math" w:hAnsi="Cambria Math"/>
+                      <w:i/>
+                      <w:lang w:val="de-AT"/>
+                    </w:rPr>
+                  </m:ctrlPr>
+                </m:dPr>
+                <m:e>
+                  <m:f>
+                    <m:fPr>
+                      <m:ctrlPr>
+                        <w:rPr>
+                          <w:rFonts w:ascii="Cambria Math" w:hAnsi="Cambria Math"/>
+                          <w:lang w:val="de-AT"/>
+                        </w:rPr>
+                      </m:ctrlPr>
+                    </m:fPr>
+                    <m:num>
+                      <m:r>
+                        <w:rPr>
+                          <w:rFonts w:ascii="Cambria Math" w:hAnsi="Cambria Math"/>
+                          <w:lang w:val="de-AT"/>
+                        </w:rPr>
+                        <m:t>A</m:t>
+                      </m:r>
+                      <m:ctrlPr>
+                        <w:rPr>
+                          <w:rFonts w:ascii="Cambria Math" w:hAnsi="Cambria Math"/>
+                          <w:i/>
+                          <w:lang w:val="de-AT"/>
+                        </w:rPr>
+                      </m:ctrlPr>
+                    </m:num>
+                    <m:den>
+                      <m:r>
+                        <w:rPr>
+                          <w:rFonts w:ascii="Cambria Math" w:hAnsi="Cambria Math"/>
+                          <w:lang w:val="de-AT"/>
+                        </w:rPr>
+                        <m:t>PP</m:t>
+                      </m:r>
+                      <m:sSub>
+                        <m:sSubPr>
+                          <m:ctrlPr>
+                            <w:rPr>
+                              <w:rFonts w:ascii="Cambria Math" w:hAnsi="Cambria Math"/>
+                              <w:i/>
+                              <w:lang w:val="de-AT"/>
+                            </w:rPr>
+                          </m:ctrlPr>
+                        </m:sSubPr>
+                        <m:e>
+                          <m:r>
+                            <w:rPr>
+                              <w:rFonts w:ascii="Cambria Math" w:hAnsi="Cambria Math"/>
+                              <w:lang w:val="de-AT"/>
+                            </w:rPr>
+                            <m:t>M</m:t>
+                          </m:r>
+                        </m:e>
+                        <m:sub>
+                          <m:r>
+                            <w:rPr>
+                              <w:rFonts w:ascii="Cambria Math" w:hAnsi="Cambria Math"/>
+                              <w:lang w:val="de-AT"/>
+                            </w:rPr>
+                            <m:t>Ref</m:t>
+                          </m:r>
+                        </m:sub>
+                      </m:sSub>
+                      <m:ctrlPr>
+                        <w:rPr>
+                          <w:rFonts w:ascii="Cambria Math" w:hAnsi="Cambria Math"/>
+                          <w:i/>
+                          <w:lang w:val="de-AT"/>
+                        </w:rPr>
+                      </m:ctrlPr>
+                    </m:den>
+                  </m:f>
+                </m:e>
+              </m:d>
+              <m:ctrlPr>
+                <w:rPr>
+                  <w:rFonts w:ascii="Cambria Math" w:hAnsi="Cambria Math"/>
+                  <w:lang w:val="de-AT"/>
+                </w:rPr>
+              </m:ctrlPr>
+            </m:e>
+            <m:sup>
+              <m:r>
+                <w:rPr>
+                  <w:rFonts w:ascii="Cambria Math" w:hAnsi="Cambria Math"/>
+                  <w:lang w:val="de-AT"/>
+                </w:rPr>
+                <m:t>-</m:t>
+              </m:r>
+              <m:f>
+                <m:fPr>
+                  <m:ctrlPr>
+                    <w:rPr>
+                      <w:rFonts w:ascii="Cambria Math" w:hAnsi="Cambria Math"/>
+                      <w:lang w:val="de-AT"/>
+                    </w:rPr>
+                  </m:ctrlPr>
+                </m:fPr>
+                <m:num>
+                  <m:r>
+                    <w:rPr>
+                      <w:rFonts w:ascii="Cambria Math" w:hAnsi="Cambria Math"/>
+                      <w:lang w:val="de-AT"/>
+                    </w:rPr>
+                    <m:t>1</m:t>
+                  </m:r>
+                  <m:ctrlPr>
+                    <w:rPr>
+                      <w:rFonts w:ascii="Cambria Math" w:hAnsi="Cambria Math"/>
+                      <w:i/>
+                      <w:lang w:val="de-AT"/>
+                    </w:rPr>
+                  </m:ctrlPr>
+                </m:num>
+                <m:den>
+                  <m:r>
+                    <w:rPr>
+                      <w:rFonts w:ascii="Cambria Math" w:hAnsi="Cambria Math"/>
+                      <w:lang w:val="de-AT"/>
+                    </w:rPr>
+                    <m:t>B</m:t>
+                  </m:r>
+                  <m:ctrlPr>
+                    <w:rPr>
+                      <w:rFonts w:ascii="Cambria Math" w:hAnsi="Cambria Math"/>
+                      <w:i/>
+                      <w:lang w:val="de-AT"/>
+                    </w:rPr>
+                  </m:ctrlPr>
+                </m:den>
+              </m:f>
+            </m:sup>
+          </m:sSup>
+        </m:oMath>
+      </m:oMathPara>
+    </w:p>
+    <w:p>
+      <w:pPr>
+        <w:rPr>
+          <w:lang w:val="de-AT"/>
+        </w:rPr>
+      </w:pPr>
+    </w:p>
+    <w:p>
+      <w:pPr>
+        <w:rPr>
+          <w:lang w:val="de-AT"/>
+        </w:rPr>
+      </w:pPr>
+      <m:oMath>
+        <m:r>
+          <w:rPr>
+            <w:rFonts w:ascii="Cambria Math" w:hAnsi="Cambria Math"/>
+            <w:lang w:val="de-AT"/>
+          </w:rPr>
+          <m:t>PP</m:t>
+        </m:r>
+        <m:sSub>
+          <m:sSubPr>
+            <m:ctrlPr>
+              <w:rPr>
+                <w:rFonts w:ascii="Cambria Math" w:hAnsi="Cambria Math"/>
+                <w:i/>
+                <w:lang w:val="de-AT"/>
+              </w:rPr>
+            </m:ctrlPr>
+          </m:sSubPr>
+          <m:e>
+            <m:r>
+              <w:rPr>
+                <w:rFonts w:ascii="Cambria Math" w:hAnsi="Cambria Math"/>
+                <w:lang w:val="de-AT"/>
+              </w:rPr>
+              <m:t>M</m:t>
+            </m:r>
+          </m:e>
+          <m:sub>
+            <m:r>
+              <w:rPr>
+                <w:rFonts w:ascii="Cambria Math" w:hAnsi="Cambria Math"/>
+                <w:lang w:val="de-AT"/>
+              </w:rPr>
+              <m:t>Ref</m:t>
+            </m:r>
+          </m:sub>
+        </m:sSub>
+      </m:oMath>
+      <w:r>
+        <w:rPr>
+          <w:lang w:val="de-AT"/>
+        </w:rPr>
+        <w:t xml:space="preserve"> … Referenzwert (Konzentration i. d. Frischluft); 420ppm</w:t>
+      </w:r>
+    </w:p>
+    <w:p>
+      <w:pPr>
+        <w:rPr>
+          <w:lang w:val="de-AT"/>
+        </w:rPr>
+      </w:pPr>
+    </w:p>
+    <w:p>
+      <w:pPr>
+        <w:rPr>
+          <w:lang w:val="de-AT"/>
+        </w:rPr>
+      </w:pPr>
+      <w:r>
+        <w:rPr>
+          <w:lang w:val="de-AT"/>
+        </w:rPr>
+        <w:t>Umrechnung d. ADC-Wertes zu CO</w:t>
+      </w:r>
+      <w:r>
+        <w:rPr>
+          <w:vertAlign w:val="subscript"/>
+          <w:lang w:val="de-AT"/>
+        </w:rPr>
+        <w:t>2</w:t>
+      </w:r>
+      <w:r>
+        <w:rPr>
+          <w:lang w:val="de-AT"/>
+        </w:rPr>
+        <w:t xml:space="preserve"> [ppm]</w:t>
+      </w:r>
+    </w:p>
+    <w:p>
+      <w:pPr>
+        <w:rPr>
+          <w:lang w:val="de-AT"/>
+        </w:rPr>
+      </w:pPr>
+      <m:oMathPara>
+        <m:oMath>
+          <m:r>
+            <w:rPr>
+              <w:rFonts w:ascii="Cambria Math" w:hAnsi="Cambria Math"/>
+              <w:lang w:val="de-AT"/>
+            </w:rPr>
+            <m:t>PPM=A</m:t>
+          </m:r>
+          <m:r>
+            <m:rPr>
+              <m:sty m:val="p"/>
+            </m:rPr>
+            <w:rPr>
+              <w:rFonts w:ascii="Cambria Math" w:hAnsi="Cambria Math"/>
+              <w:lang w:val="de-AT"/>
+            </w:rPr>
+            <m:t>⋅</m:t>
+          </m:r>
+          <m:sSup>
+            <m:sSupPr>
+              <m:ctrlPr>
+                <w:rPr>
+                  <w:rFonts w:ascii="Cambria Math" w:hAnsi="Cambria Math"/>
+                  <w:i/>
+                  <w:lang w:val="de-AT"/>
+                </w:rPr>
+              </m:ctrlPr>
+            </m:sSupPr>
+            <m:e>
+              <m:d>
+                <m:dPr>
+                  <m:ctrlPr>
+                    <w:rPr>
+                      <w:rFonts w:ascii="Cambria Math" w:hAnsi="Cambria Math"/>
+                      <w:i/>
+                      <w:lang w:val="de-AT"/>
+                    </w:rPr>
+                  </m:ctrlPr>
+                </m:dPr>
+                <m:e>
+                  <m:f>
+                    <m:fPr>
+                      <m:ctrlPr>
+                        <w:rPr>
+                          <w:rFonts w:ascii="Cambria Math" w:hAnsi="Cambria Math"/>
+                          <w:lang w:val="de-AT"/>
+                        </w:rPr>
+                      </m:ctrlPr>
+                    </m:fPr>
+                    <m:num>
+                      <m:sSub>
+                        <m:sSubPr>
+                          <m:ctrlPr>
+                            <w:rPr>
+                              <w:rFonts w:ascii="Cambria Math" w:hAnsi="Cambria Math"/>
+                              <w:i/>
+                              <w:lang w:val="de-AT"/>
+                            </w:rPr>
+                          </m:ctrlPr>
+                        </m:sSubPr>
+                        <m:e>
+                          <m:r>
+                            <w:rPr>
+                              <w:rFonts w:ascii="Cambria Math" w:hAnsi="Cambria Math"/>
+                              <w:lang w:val="de-AT"/>
+                            </w:rPr>
+                            <m:t>R</m:t>
+                          </m:r>
+                        </m:e>
+                        <m:sub>
+                          <m:r>
+                            <w:rPr>
+                              <w:rFonts w:ascii="Cambria Math" w:hAnsi="Cambria Math"/>
+                              <w:lang w:val="de-AT"/>
+                            </w:rPr>
+                            <m:t>s</m:t>
+                          </m:r>
+                        </m:sub>
+                      </m:sSub>
+                      <m:ctrlPr>
+                        <w:rPr>
+                          <w:rFonts w:ascii="Cambria Math" w:hAnsi="Cambria Math"/>
+                          <w:i/>
+                          <w:lang w:val="de-AT"/>
+                        </w:rPr>
+                      </m:ctrlPr>
+                    </m:num>
+                    <m:den>
+                      <m:sSub>
+                        <m:sSubPr>
+                          <m:ctrlPr>
+                            <w:rPr>
+                              <w:rFonts w:ascii="Cambria Math" w:hAnsi="Cambria Math"/>
+                              <w:i/>
+                              <w:lang w:val="de-AT"/>
+                            </w:rPr>
+                          </m:ctrlPr>
+                        </m:sSubPr>
+                        <m:e>
+                          <m:r>
+                            <w:rPr>
+                              <w:rFonts w:ascii="Cambria Math" w:hAnsi="Cambria Math"/>
+                              <w:lang w:val="de-AT"/>
+                            </w:rPr>
+                            <m:t>R</m:t>
+                          </m:r>
+                        </m:e>
+                        <m:sub>
+                          <m:r>
+                            <w:rPr>
+                              <w:rFonts w:ascii="Cambria Math" w:hAnsi="Cambria Math"/>
+                              <w:lang w:val="de-AT"/>
+                            </w:rPr>
+                            <m:t>0</m:t>
+                          </m:r>
+                        </m:sub>
+                      </m:sSub>
+                      <m:ctrlPr>
+                        <w:rPr>
+                          <w:rFonts w:ascii="Cambria Math" w:hAnsi="Cambria Math"/>
+                          <w:i/>
+                          <w:lang w:val="de-AT"/>
+                        </w:rPr>
+                      </m:ctrlPr>
+                    </m:den>
+                  </m:f>
+                </m:e>
+              </m:d>
+              <m:ctrlPr>
+                <w:rPr>
+                  <w:rFonts w:ascii="Cambria Math" w:hAnsi="Cambria Math"/>
+                  <w:lang w:val="de-AT"/>
+                </w:rPr>
+              </m:ctrlPr>
+            </m:e>
+            <m:sup>
+              <m:r>
+                <w:rPr>
+                  <w:rFonts w:ascii="Cambria Math" w:hAnsi="Cambria Math"/>
+                  <w:lang w:val="de-AT"/>
+                </w:rPr>
+                <m:t>B</m:t>
+              </m:r>
+            </m:sup>
+          </m:sSup>
+        </m:oMath>
+      </m:oMathPara>
+    </w:p>
+    <w:p>
+      <w:pPr>
+        <w:rPr>
+          <w:lang w:val="de-AT"/>
+        </w:rPr>
+      </w:pPr>
+      <m:oMath>
+        <m:r>
+          <w:rPr>
+            <w:rFonts w:ascii="Cambria Math" w:hAnsi="Cambria Math"/>
+            <w:lang w:val="de-AT"/>
+          </w:rPr>
+          <m:t>A</m:t>
+        </m:r>
+      </m:oMath>
+      <w:r>
+        <w:rPr>
+          <w:lang w:val="de-AT"/>
+        </w:rPr>
+        <w:t xml:space="preserve"> und </w:t>
+      </w:r>
+      <m:oMath>
+        <m:r>
+          <w:rPr>
+            <w:rFonts w:ascii="Cambria Math" w:hAnsi="Cambria Math"/>
+            <w:lang w:val="de-AT"/>
+          </w:rPr>
+          <m:t>B</m:t>
+        </m:r>
+      </m:oMath>
+      <w:r>
+        <w:rPr>
+          <w:lang w:val="de-AT"/>
+        </w:rPr>
+        <w:t xml:space="preserve"> sind Parameter für die Potenzfunktion:</w:t>
+      </w:r>
+    </w:p>
+    <w:p>
+      <w:pPr>
+        <w:rPr>
+          <w:lang w:val="de-AT"/>
+        </w:rPr>
+      </w:pPr>
+      <m:oMathPara>
+        <m:oMathParaPr>
+          <m:jc m:val="left"/>
+        </m:oMathParaPr>
+        <m:oMath>
+          <m:r>
+            <w:rPr>
+              <w:rFonts w:ascii="Cambria Math" w:hAnsi="Cambria Math"/>
+              <w:lang w:val="de-AT"/>
+            </w:rPr>
+            <m:t>A= 116,6020682</m:t>
+          </m:r>
+        </m:oMath>
+      </m:oMathPara>
+    </w:p>
+    <w:p>
+      <w:pPr>
+        <w:rPr>
+          <w:lang w:val="de-AT"/>
+        </w:rPr>
+      </w:pPr>
+      <m:oMathPara>
+        <m:oMathParaPr>
+          <m:jc m:val="left"/>
+        </m:oMathParaPr>
+        <m:oMath>
+          <m:r>
+            <w:rPr>
+              <w:rFonts w:ascii="Cambria Math" w:hAnsi="Cambria Math"/>
+              <w:lang w:val="de-AT"/>
+            </w:rPr>
+            <m:t>B= -2,769034857</m:t>
+          </m:r>
+        </m:oMath>
+      </m:oMathPara>
+    </w:p>
+    <w:p>
+      <w:pPr>
+        <w:rPr>
+          <w:lang w:val="de-AT"/>
+        </w:rPr>
+      </w:pPr>
+      <w:r>
+        <w:rPr>
+          <w:lang w:val="de-AT"/>
+        </w:rPr>
+        <w:t xml:space="preserve"> </w:t>
+      </w:r>
+      <w:r>
+        <w:rPr>
+          <w:lang w:val="de-AT"/>
+        </w:rPr>
+        <w:tab/>
+      </w:r>
     </w:p>
     <w:p>
       <w:pPr>
@@ -2631,13 +3497,102 @@
     </w:lvl>
   </w:abstractNum>
   <w:abstractNum w:abstractNumId="3" w15:restartNumberingAfterBreak="0">
-    <w:nsid w:val="18801946"/>
+    <w:nsid w:val="24D70E29"/>
+    <w:multiLevelType w:val="hybridMultilevel"/>
+    <w:tmpl w:val="63ECC014"/>
+    <w:lvl w:ilvl="0" w:tplc="0C07000F">
+      <w:start w:val="1"/>
+      <w:numFmt w:val="decimal"/>
+      <w:lvlText w:val="%1."/>
+      <w:lvlJc w:val="left"/>
+      <w:pPr>
+        <w:ind w:left="720" w:hanging="360"/>
+      </w:pPr>
+      <w:rPr>
+        <w:rFonts w:hint="default"/>
+      </w:rPr>
+    </w:lvl>
+    <w:lvl w:ilvl="1" w:tplc="0C070019" w:tentative="1">
+      <w:start w:val="1"/>
+      <w:numFmt w:val="lowerLetter"/>
+      <w:lvlText w:val="%2."/>
+      <w:lvlJc w:val="left"/>
+      <w:pPr>
+        <w:ind w:left="1440" w:hanging="360"/>
+      </w:pPr>
+    </w:lvl>
+    <w:lvl w:ilvl="2" w:tplc="0C07001B" w:tentative="1">
+      <w:start w:val="1"/>
+      <w:numFmt w:val="lowerRoman"/>
+      <w:lvlText w:val="%3."/>
+      <w:lvlJc w:val="right"/>
+      <w:pPr>
+        <w:ind w:left="2160" w:hanging="180"/>
+      </w:pPr>
+    </w:lvl>
+    <w:lvl w:ilvl="3" w:tplc="0C07000F" w:tentative="1">
+      <w:start w:val="1"/>
+      <w:numFmt w:val="decimal"/>
+      <w:lvlText w:val="%4."/>
+      <w:lvlJc w:val="left"/>
+      <w:pPr>
+        <w:ind w:left="2880" w:hanging="360"/>
+      </w:pPr>
+    </w:lvl>
+    <w:lvl w:ilvl="4" w:tplc="0C070019" w:tentative="1">
+      <w:start w:val="1"/>
+      <w:numFmt w:val="lowerLetter"/>
+      <w:lvlText w:val="%5."/>
+      <w:lvlJc w:val="left"/>
+      <w:pPr>
+        <w:ind w:left="3600" w:hanging="360"/>
+      </w:pPr>
+    </w:lvl>
+    <w:lvl w:ilvl="5" w:tplc="0C07001B" w:tentative="1">
+      <w:start w:val="1"/>
+      <w:numFmt w:val="lowerRoman"/>
+      <w:lvlText w:val="%6."/>
+      <w:lvlJc w:val="right"/>
+      <w:pPr>
+        <w:ind w:left="4320" w:hanging="180"/>
+      </w:pPr>
+    </w:lvl>
+    <w:lvl w:ilvl="6" w:tplc="0C07000F" w:tentative="1">
+      <w:start w:val="1"/>
+      <w:numFmt w:val="decimal"/>
+      <w:lvlText w:val="%7."/>
+      <w:lvlJc w:val="left"/>
+      <w:pPr>
+        <w:ind w:left="5040" w:hanging="360"/>
+      </w:pPr>
+    </w:lvl>
+    <w:lvl w:ilvl="7" w:tplc="0C070019" w:tentative="1">
+      <w:start w:val="1"/>
+      <w:numFmt w:val="lowerLetter"/>
+      <w:lvlText w:val="%8."/>
+      <w:lvlJc w:val="left"/>
+      <w:pPr>
+        <w:ind w:left="5760" w:hanging="360"/>
+      </w:pPr>
+    </w:lvl>
+    <w:lvl w:ilvl="8" w:tplc="0C07001B" w:tentative="1">
+      <w:start w:val="1"/>
+      <w:numFmt w:val="lowerRoman"/>
+      <w:lvlText w:val="%9."/>
+      <w:lvlJc w:val="right"/>
+      <w:pPr>
+        <w:ind w:left="6480" w:hanging="180"/>
+      </w:pPr>
+    </w:lvl>
+  </w:abstractNum>
+  <w:abstractNum w:abstractNumId="4" w15:restartNumberingAfterBreak="0">
+    <w:nsid w:val="4D7370B7"/>
     <w:multiLevelType w:val="multilevel"/>
-    <w:tmpl w:val="6C044F6A"/>
+    <w:tmpl w:val="FAF2A708"/>
     <w:lvl w:ilvl="0">
       <w:start w:val="1"/>
-      <w:numFmt w:val="bullet"/>
-      <w:lvlText w:val=""/>
+      <w:numFmt w:val="decimal"/>
+      <w:lvlText w:val="%1."/>
       <w:lvlJc w:val="left"/>
       <w:pPr>
         <w:tabs>
@@ -2645,6 +3600,208 @@
         </w:tabs>
         <w:ind w:left="720" w:hanging="360"/>
       </w:pPr>
+    </w:lvl>
+    <w:lvl w:ilvl="1" w:tentative="1">
+      <w:start w:val="1"/>
+      <w:numFmt w:val="decimal"/>
+      <w:lvlText w:val="%2."/>
+      <w:lvlJc w:val="left"/>
+      <w:pPr>
+        <w:tabs>
+          <w:tab w:val="num" w:pos="1440"/>
+        </w:tabs>
+        <w:ind w:left="1440" w:hanging="360"/>
+      </w:pPr>
+    </w:lvl>
+    <w:lvl w:ilvl="2" w:tentative="1">
+      <w:start w:val="1"/>
+      <w:numFmt w:val="decimal"/>
+      <w:lvlText w:val="%3."/>
+      <w:lvlJc w:val="left"/>
+      <w:pPr>
+        <w:tabs>
+          <w:tab w:val="num" w:pos="2160"/>
+        </w:tabs>
+        <w:ind w:left="2160" w:hanging="360"/>
+      </w:pPr>
+    </w:lvl>
+    <w:lvl w:ilvl="3" w:tentative="1">
+      <w:start w:val="1"/>
+      <w:numFmt w:val="decimal"/>
+      <w:lvlText w:val="%4."/>
+      <w:lvlJc w:val="left"/>
+      <w:pPr>
+        <w:tabs>
+          <w:tab w:val="num" w:pos="2880"/>
+        </w:tabs>
+        <w:ind w:left="2880" w:hanging="360"/>
+      </w:pPr>
+    </w:lvl>
+    <w:lvl w:ilvl="4" w:tentative="1">
+      <w:start w:val="1"/>
+      <w:numFmt w:val="decimal"/>
+      <w:lvlText w:val="%5."/>
+      <w:lvlJc w:val="left"/>
+      <w:pPr>
+        <w:tabs>
+          <w:tab w:val="num" w:pos="3600"/>
+        </w:tabs>
+        <w:ind w:left="3600" w:hanging="360"/>
+      </w:pPr>
+    </w:lvl>
+    <w:lvl w:ilvl="5" w:tentative="1">
+      <w:start w:val="1"/>
+      <w:numFmt w:val="decimal"/>
+      <w:lvlText w:val="%6."/>
+      <w:lvlJc w:val="left"/>
+      <w:pPr>
+        <w:tabs>
+          <w:tab w:val="num" w:pos="4320"/>
+        </w:tabs>
+        <w:ind w:left="4320" w:hanging="360"/>
+      </w:pPr>
+    </w:lvl>
+    <w:lvl w:ilvl="6" w:tentative="1">
+      <w:start w:val="1"/>
+      <w:numFmt w:val="decimal"/>
+      <w:lvlText w:val="%7."/>
+      <w:lvlJc w:val="left"/>
+      <w:pPr>
+        <w:tabs>
+          <w:tab w:val="num" w:pos="5040"/>
+        </w:tabs>
+        <w:ind w:left="5040" w:hanging="360"/>
+      </w:pPr>
+    </w:lvl>
+    <w:lvl w:ilvl="7" w:tentative="1">
+      <w:start w:val="1"/>
+      <w:numFmt w:val="decimal"/>
+      <w:lvlText w:val="%8."/>
+      <w:lvlJc w:val="left"/>
+      <w:pPr>
+        <w:tabs>
+          <w:tab w:val="num" w:pos="5760"/>
+        </w:tabs>
+        <w:ind w:left="5760" w:hanging="360"/>
+      </w:pPr>
+    </w:lvl>
+    <w:lvl w:ilvl="8" w:tentative="1">
+      <w:start w:val="1"/>
+      <w:numFmt w:val="decimal"/>
+      <w:lvlText w:val="%9."/>
+      <w:lvlJc w:val="left"/>
+      <w:pPr>
+        <w:tabs>
+          <w:tab w:val="num" w:pos="6480"/>
+        </w:tabs>
+        <w:ind w:left="6480" w:hanging="360"/>
+      </w:pPr>
+    </w:lvl>
+  </w:abstractNum>
+  <w:abstractNum w:abstractNumId="5" w15:restartNumberingAfterBreak="0">
+    <w:nsid w:val="5EE259C0"/>
+    <w:multiLevelType w:val="hybridMultilevel"/>
+    <w:tmpl w:val="CB7C0D1E"/>
+    <w:lvl w:ilvl="0" w:tplc="0C07000F">
+      <w:start w:val="1"/>
+      <w:numFmt w:val="decimal"/>
+      <w:lvlText w:val="%1."/>
+      <w:lvlJc w:val="left"/>
+      <w:pPr>
+        <w:ind w:left="720" w:hanging="360"/>
+      </w:pPr>
+      <w:rPr>
+        <w:rFonts w:hint="default"/>
+      </w:rPr>
+    </w:lvl>
+    <w:lvl w:ilvl="1" w:tplc="0C070019" w:tentative="1">
+      <w:start w:val="1"/>
+      <w:numFmt w:val="lowerLetter"/>
+      <w:lvlText w:val="%2."/>
+      <w:lvlJc w:val="left"/>
+      <w:pPr>
+        <w:ind w:left="1440" w:hanging="360"/>
+      </w:pPr>
+    </w:lvl>
+    <w:lvl w:ilvl="2" w:tplc="0C07001B" w:tentative="1">
+      <w:start w:val="1"/>
+      <w:numFmt w:val="lowerRoman"/>
+      <w:lvlText w:val="%3."/>
+      <w:lvlJc w:val="right"/>
+      <w:pPr>
+        <w:ind w:left="2160" w:hanging="180"/>
+      </w:pPr>
+    </w:lvl>
+    <w:lvl w:ilvl="3" w:tplc="0C07000F" w:tentative="1">
+      <w:start w:val="1"/>
+      <w:numFmt w:val="decimal"/>
+      <w:lvlText w:val="%4."/>
+      <w:lvlJc w:val="left"/>
+      <w:pPr>
+        <w:ind w:left="2880" w:hanging="360"/>
+      </w:pPr>
+    </w:lvl>
+    <w:lvl w:ilvl="4" w:tplc="0C070019" w:tentative="1">
+      <w:start w:val="1"/>
+      <w:numFmt w:val="lowerLetter"/>
+      <w:lvlText w:val="%5."/>
+      <w:lvlJc w:val="left"/>
+      <w:pPr>
+        <w:ind w:left="3600" w:hanging="360"/>
+      </w:pPr>
+    </w:lvl>
+    <w:lvl w:ilvl="5" w:tplc="0C07001B" w:tentative="1">
+      <w:start w:val="1"/>
+      <w:numFmt w:val="lowerRoman"/>
+      <w:lvlText w:val="%6."/>
+      <w:lvlJc w:val="right"/>
+      <w:pPr>
+        <w:ind w:left="4320" w:hanging="180"/>
+      </w:pPr>
+    </w:lvl>
+    <w:lvl w:ilvl="6" w:tplc="0C07000F" w:tentative="1">
+      <w:start w:val="1"/>
+      <w:numFmt w:val="decimal"/>
+      <w:lvlText w:val="%7."/>
+      <w:lvlJc w:val="left"/>
+      <w:pPr>
+        <w:ind w:left="5040" w:hanging="360"/>
+      </w:pPr>
+    </w:lvl>
+    <w:lvl w:ilvl="7" w:tplc="0C070019" w:tentative="1">
+      <w:start w:val="1"/>
+      <w:numFmt w:val="lowerLetter"/>
+      <w:lvlText w:val="%8."/>
+      <w:lvlJc w:val="left"/>
+      <w:pPr>
+        <w:ind w:left="5760" w:hanging="360"/>
+      </w:pPr>
+    </w:lvl>
+    <w:lvl w:ilvl="8" w:tplc="0C07001B" w:tentative="1">
+      <w:start w:val="1"/>
+      <w:numFmt w:val="lowerRoman"/>
+      <w:lvlText w:val="%9."/>
+      <w:lvlJc w:val="right"/>
+      <w:pPr>
+        <w:ind w:left="6480" w:hanging="180"/>
+      </w:pPr>
+    </w:lvl>
+  </w:abstractNum>
+  <w:abstractNum w:abstractNumId="6" w15:restartNumberingAfterBreak="0">
+    <w:nsid w:val="6D547F3F"/>
+    <w:multiLevelType w:val="multilevel"/>
+    <w:tmpl w:val="E384D1C6"/>
+    <w:lvl w:ilvl="0">
+      <w:start w:val="1"/>
+      <w:numFmt w:val="bullet"/>
+      <w:lvlText w:val=""/>
+      <w:lvlJc w:val="left"/>
+      <w:pPr>
+        <w:tabs>
+          <w:tab w:val="num" w:pos="720"/>
+        </w:tabs>
+        <w:ind w:left="720" w:hanging="360"/>
+      </w:pPr>
       <w:rPr>
         <w:rFonts w:ascii="Symbol" w:hAnsi="Symbol" w:hint="default"/>
         <w:sz w:val="20"/>
@@ -2653,7 +3810,7 @@
     <w:lvl w:ilvl="1" w:tentative="1">
       <w:start w:val="1"/>
       <w:numFmt w:val="bullet"/>
-      <w:lvlText w:val=""/>
+      <w:lvlText w:val="o"/>
       <w:lvlJc w:val="left"/>
       <w:pPr>
         <w:tabs>
@@ -2662,14 +3819,14 @@
         <w:ind w:left="1440" w:hanging="360"/>
       </w:pPr>
       <w:rPr>
-        <w:rFonts w:ascii="Symbol" w:hAnsi="Symbol" w:hint="default"/>
+        <w:rFonts w:ascii="Courier New" w:hAnsi="Courier New" w:hint="default"/>
         <w:sz w:val="20"/>
       </w:rPr>
     </w:lvl>
     <w:lvl w:ilvl="2" w:tentative="1">
       <w:start w:val="1"/>
       <w:numFmt w:val="bullet"/>
-      <w:lvlText w:val=""/>
+      <w:lvlText w:val=""/>
       <w:lvlJc w:val="left"/>
       <w:pPr>
         <w:tabs>
@@ -2678,14 +3835,14 @@
         <w:ind w:left="2160" w:hanging="360"/>
       </w:pPr>
       <w:rPr>
-        <w:rFonts w:ascii="Symbol" w:hAnsi="Symbol" w:hint="default"/>
+        <w:rFonts w:ascii="Wingdings" w:hAnsi="Wingdings" w:hint="default"/>
         <w:sz w:val="20"/>
       </w:rPr>
     </w:lvl>
     <w:lvl w:ilvl="3" w:tentative="1">
       <w:start w:val="1"/>
       <w:numFmt w:val="bullet"/>
-      <w:lvlText w:val=""/>
+      <w:lvlText w:val=""/>
       <w:lvlJc w:val="left"/>
       <w:pPr>
         <w:tabs>
@@ -2694,14 +3851,14 @@
         <w:ind w:left="2880" w:hanging="360"/>
       </w:pPr>
       <w:rPr>
-        <w:rFonts w:ascii="Symbol" w:hAnsi="Symbol" w:hint="default"/>
+        <w:rFonts w:ascii="Wingdings" w:hAnsi="Wingdings" w:hint="default"/>
         <w:sz w:val="20"/>
       </w:rPr>
     </w:lvl>
     <w:lvl w:ilvl="4" w:tentative="1">
       <w:start w:val="1"/>
       <w:numFmt w:val="bullet"/>
-      <w:lvlText w:val=""/>
+      <w:lvlText w:val=""/>
       <w:lvlJc w:val="left"/>
       <w:pPr>
         <w:tabs>
@@ -2710,14 +3867,14 @@
         <w:ind w:left="3600" w:hanging="360"/>
       </w:pPr>
       <w:rPr>
-        <w:rFonts w:ascii="Symbol" w:hAnsi="Symbol" w:hint="default"/>
+        <w:rFonts w:ascii="Wingdings" w:hAnsi="Wingdings" w:hint="default"/>
         <w:sz w:val="20"/>
       </w:rPr>
     </w:lvl>
     <w:lvl w:ilvl="5" w:tentative="1">
       <w:start w:val="1"/>
       <w:numFmt w:val="bullet"/>
-      <w:lvlText w:val=""/>
+      <w:lvlText w:val=""/>
       <w:lvlJc w:val="left"/>
       <w:pPr>
         <w:tabs>
@@ -2726,14 +3883,14 @@
         <w:ind w:left="4320" w:hanging="360"/>
       </w:pPr>
       <w:rPr>
-        <w:rFonts w:ascii="Symbol" w:hAnsi="Symbol" w:hint="default"/>
+        <w:rFonts w:ascii="Wingdings" w:hAnsi="Wingdings" w:hint="default"/>
         <w:sz w:val="20"/>
       </w:rPr>
     </w:lvl>
     <w:lvl w:ilvl="6" w:tentative="1">
       <w:start w:val="1"/>
       <w:numFmt w:val="bullet"/>
-      <w:lvlText w:val=""/>
+      <w:lvlText w:val=""/>
       <w:lvlJc w:val="left"/>
       <w:pPr>
         <w:tabs>
@@ -2742,14 +3899,14 @@
         <w:ind w:left="5040" w:hanging="360"/>
       </w:pPr>
       <w:rPr>
-        <w:rFonts w:ascii="Symbol" w:hAnsi="Symbol" w:hint="default"/>
+        <w:rFonts w:ascii="Wingdings" w:hAnsi="Wingdings" w:hint="default"/>
         <w:sz w:val="20"/>
       </w:rPr>
     </w:lvl>
     <w:lvl w:ilvl="7" w:tentative="1">
       <w:start w:val="1"/>
       <w:numFmt w:val="bullet"/>
-      <w:lvlText w:val=""/>
+      <w:lvlText w:val=""/>
       <w:lvlJc w:val="left"/>
       <w:pPr>
         <w:tabs>
@@ -2758,14 +3915,14 @@
         <w:ind w:left="5760" w:hanging="360"/>
       </w:pPr>
       <w:rPr>
-        <w:rFonts w:ascii="Symbol" w:hAnsi="Symbol" w:hint="default"/>
+        <w:rFonts w:ascii="Wingdings" w:hAnsi="Wingdings" w:hint="default"/>
         <w:sz w:val="20"/>
       </w:rPr>
     </w:lvl>
     <w:lvl w:ilvl="8" w:tentative="1">
       <w:start w:val="1"/>
       <w:numFmt w:val="bullet"/>
-      <w:lvlText w:val=""/>
+      <w:lvlText w:val=""/>
       <w:lvlJc w:val="left"/>
       <w:pPr>
         <w:tabs>
@@ -2774,104 +3931,15 @@
         <w:ind w:left="6480" w:hanging="360"/>
       </w:pPr>
       <w:rPr>
-        <w:rFonts w:ascii="Symbol" w:hAnsi="Symbol" w:hint="default"/>
+        <w:rFonts w:ascii="Wingdings" w:hAnsi="Wingdings" w:hint="default"/>
         <w:sz w:val="20"/>
       </w:rPr>
     </w:lvl>
   </w:abstractNum>
-  <w:abstractNum w:abstractNumId="4" w15:restartNumberingAfterBreak="0">
-    <w:nsid w:val="24D70E29"/>
-    <w:multiLevelType w:val="hybridMultilevel"/>
-    <w:tmpl w:val="63ECC014"/>
-    <w:lvl w:ilvl="0" w:tplc="0C07000F">
-      <w:start w:val="1"/>
-      <w:numFmt w:val="decimal"/>
-      <w:lvlText w:val="%1."/>
-      <w:lvlJc w:val="left"/>
-      <w:pPr>
-        <w:ind w:left="720" w:hanging="360"/>
-      </w:pPr>
-      <w:rPr>
-        <w:rFonts w:hint="default"/>
-      </w:rPr>
-    </w:lvl>
-    <w:lvl w:ilvl="1" w:tplc="0C070019" w:tentative="1">
-      <w:start w:val="1"/>
-      <w:numFmt w:val="lowerLetter"/>
-      <w:lvlText w:val="%2."/>
-      <w:lvlJc w:val="left"/>
-      <w:pPr>
-        <w:ind w:left="1440" w:hanging="360"/>
-      </w:pPr>
-    </w:lvl>
-    <w:lvl w:ilvl="2" w:tplc="0C07001B" w:tentative="1">
-      <w:start w:val="1"/>
-      <w:numFmt w:val="lowerRoman"/>
-      <w:lvlText w:val="%3."/>
-      <w:lvlJc w:val="right"/>
-      <w:pPr>
-        <w:ind w:left="2160" w:hanging="180"/>
-      </w:pPr>
-    </w:lvl>
-    <w:lvl w:ilvl="3" w:tplc="0C07000F" w:tentative="1">
-      <w:start w:val="1"/>
-      <w:numFmt w:val="decimal"/>
-      <w:lvlText w:val="%4."/>
-      <w:lvlJc w:val="left"/>
-      <w:pPr>
-        <w:ind w:left="2880" w:hanging="360"/>
-      </w:pPr>
-    </w:lvl>
-    <w:lvl w:ilvl="4" w:tplc="0C070019" w:tentative="1">
-      <w:start w:val="1"/>
-      <w:numFmt w:val="lowerLetter"/>
-      <w:lvlText w:val="%5."/>
-      <w:lvlJc w:val="left"/>
-      <w:pPr>
-        <w:ind w:left="3600" w:hanging="360"/>
-      </w:pPr>
-    </w:lvl>
-    <w:lvl w:ilvl="5" w:tplc="0C07001B" w:tentative="1">
-      <w:start w:val="1"/>
-      <w:numFmt w:val="lowerRoman"/>
-      <w:lvlText w:val="%6."/>
-      <w:lvlJc w:val="right"/>
-      <w:pPr>
-        <w:ind w:left="4320" w:hanging="180"/>
-      </w:pPr>
-    </w:lvl>
-    <w:lvl w:ilvl="6" w:tplc="0C07000F" w:tentative="1">
-      <w:start w:val="1"/>
-      <w:numFmt w:val="decimal"/>
-      <w:lvlText w:val="%7."/>
-      <w:lvlJc w:val="left"/>
-      <w:pPr>
-        <w:ind w:left="5040" w:hanging="360"/>
-      </w:pPr>
-    </w:lvl>
-    <w:lvl w:ilvl="7" w:tplc="0C070019" w:tentative="1">
-      <w:start w:val="1"/>
-      <w:numFmt w:val="lowerLetter"/>
-      <w:lvlText w:val="%8."/>
-      <w:lvlJc w:val="left"/>
-      <w:pPr>
-        <w:ind w:left="5760" w:hanging="360"/>
-      </w:pPr>
-    </w:lvl>
-    <w:lvl w:ilvl="8" w:tplc="0C07001B" w:tentative="1">
-      <w:start w:val="1"/>
-      <w:numFmt w:val="lowerRoman"/>
-      <w:lvlText w:val="%9."/>
-      <w:lvlJc w:val="right"/>
-      <w:pPr>
-        <w:ind w:left="6480" w:hanging="180"/>
-      </w:pPr>
-    </w:lvl>
-  </w:abstractNum>
-  <w:abstractNum w:abstractNumId="5" w15:restartNumberingAfterBreak="0">
-    <w:nsid w:val="28D5360D"/>
+  <w:abstractNum w:abstractNumId="7" w15:restartNumberingAfterBreak="0">
+    <w:nsid w:val="71DD6A37"/>
     <w:multiLevelType w:val="multilevel"/>
-    <w:tmpl w:val="9FDC34F6"/>
+    <w:tmpl w:val="F9BAE6A0"/>
     <w:lvl w:ilvl="0">
       <w:start w:val="1"/>
       <w:numFmt w:val="bullet"/>
@@ -2891,7 +3959,7 @@
     <w:lvl w:ilvl="1" w:tentative="1">
       <w:start w:val="1"/>
       <w:numFmt w:val="bullet"/>
-      <w:lvlText w:val=""/>
+      <w:lvlText w:val="o"/>
       <w:lvlJc w:val="left"/>
       <w:pPr>
         <w:tabs>
@@ -2900,14 +3968,14 @@
         <w:ind w:left="1440" w:hanging="360"/>
       </w:pPr>
       <w:rPr>
-        <w:rFonts w:ascii="Symbol" w:hAnsi="Symbol" w:hint="default"/>
+        <w:rFonts w:ascii="Courier New" w:hAnsi="Courier New" w:hint="default"/>
         <w:sz w:val="20"/>
       </w:rPr>
     </w:lvl>
     <w:lvl w:ilvl="2" w:tentative="1">
       <w:start w:val="1"/>
       <w:numFmt w:val="bullet"/>
-      <w:lvlText w:val=""/>
+      <w:lvlText w:val=""/>
       <w:lvlJc w:val="left"/>
       <w:pPr>
         <w:tabs>
@@ -2916,14 +3984,14 @@
         <w:ind w:left="2160" w:hanging="360"/>
       </w:pPr>
       <w:rPr>
-        <w:rFonts w:ascii="Symbol" w:hAnsi="Symbol" w:hint="default"/>
+        <w:rFonts w:ascii="Wingdings" w:hAnsi="Wingdings" w:hint="default"/>
         <w:sz w:val="20"/>
       </w:rPr>
     </w:lvl>
     <w:lvl w:ilvl="3" w:tentative="1">
       <w:start w:val="1"/>
       <w:numFmt w:val="bullet"/>
-      <w:lvlText w:val=""/>
+      <w:lvlText w:val=""/>
       <w:lvlJc w:val="left"/>
       <w:pPr>
         <w:tabs>
@@ -2932,14 +4000,14 @@
         <w:ind w:left="2880" w:hanging="360"/>
       </w:pPr>
       <w:rPr>
-        <w:rFonts w:ascii="Symbol" w:hAnsi="Symbol" w:hint="default"/>
+        <w:rFonts w:ascii="Wingdings" w:hAnsi="Wingdings" w:hint="default"/>
         <w:sz w:val="20"/>
       </w:rPr>
     </w:lvl>
     <w:lvl w:ilvl="4" w:tentative="1">
       <w:start w:val="1"/>
       <w:numFmt w:val="bullet"/>
-      <w:lvlText w:val=""/>
+      <w:lvlText w:val=""/>
       <w:lvlJc w:val="left"/>
       <w:pPr>
         <w:tabs>
@@ -2948,14 +4016,14 @@
         <w:ind w:left="3600" w:hanging="360"/>
       </w:pPr>
       <w:rPr>
-        <w:rFonts w:ascii="Symbol" w:hAnsi="Symbol" w:hint="default"/>
+        <w:rFonts w:ascii="Wingdings" w:hAnsi="Wingdings" w:hint="default"/>
         <w:sz w:val="20"/>
       </w:rPr>
     </w:lvl>
     <w:lvl w:ilvl="5" w:tentative="1">
       <w:start w:val="1"/>
       <w:numFmt w:val="bullet"/>
-      <w:lvlText w:val=""/>
+      <w:lvlText w:val=""/>
       <w:lvlJc w:val="left"/>
       <w:pPr>
         <w:tabs>
@@ -2964,14 +4032,14 @@
         <w:ind w:left="4320" w:hanging="360"/>
       </w:pPr>
       <w:rPr>
-        <w:rFonts w:ascii="Symbol" w:hAnsi="Symbol" w:hint="default"/>
+        <w:rFonts w:ascii="Wingdings" w:hAnsi="Wingdings" w:hint="default"/>
         <w:sz w:val="20"/>
       </w:rPr>
     </w:lvl>
     <w:lvl w:ilvl="6" w:tentative="1">
       <w:start w:val="1"/>
       <w:numFmt w:val="bullet"/>
-      <w:lvlText w:val=""/>
+      <w:lvlText w:val=""/>
       <w:lvlJc w:val="left"/>
       <w:pPr>
         <w:tabs>
@@ -2980,14 +4048,14 @@
         <w:ind w:left="5040" w:hanging="360"/>
       </w:pPr>
       <w:rPr>
-        <w:rFonts w:ascii="Symbol" w:hAnsi="Symbol" w:hint="default"/>
+        <w:rFonts w:ascii="Wingdings" w:hAnsi="Wingdings" w:hint="default"/>
         <w:sz w:val="20"/>
       </w:rPr>
     </w:lvl>
     <w:lvl w:ilvl="7" w:tentative="1">
       <w:start w:val="1"/>
       <w:numFmt w:val="bullet"/>
-      <w:lvlText w:val=""/>
+      <w:lvlText w:val=""/>
       <w:lvlJc w:val="left"/>
       <w:pPr>
         <w:tabs>
@@ -2996,14 +4064,14 @@
         <w:ind w:left="5760" w:hanging="360"/>
       </w:pPr>
       <w:rPr>
-        <w:rFonts w:ascii="Symbol" w:hAnsi="Symbol" w:hint="default"/>
+        <w:rFonts w:ascii="Wingdings" w:hAnsi="Wingdings" w:hint="default"/>
         <w:sz w:val="20"/>
       </w:rPr>
     </w:lvl>
     <w:lvl w:ilvl="8" w:tentative="1">
       <w:start w:val="1"/>
       <w:numFmt w:val="bullet"/>
-      <w:lvlText w:val=""/>
+      <w:lvlText w:val=""/>
       <w:lvlJc w:val="left"/>
       <w:pPr>
         <w:tabs>
@@ -3012,211 +4080,9 @@
         <w:ind w:left="6480" w:hanging="360"/>
       </w:pPr>
       <w:rPr>
-        <w:rFonts w:ascii="Symbol" w:hAnsi="Symbol" w:hint="default"/>
+        <w:rFonts w:ascii="Wingdings" w:hAnsi="Wingdings" w:hint="default"/>
         <w:sz w:val="20"/>
       </w:rPr>
-    </w:lvl>
-  </w:abstractNum>
-  <w:abstractNum w:abstractNumId="6" w15:restartNumberingAfterBreak="0">
-    <w:nsid w:val="5EE259C0"/>
-    <w:multiLevelType w:val="hybridMultilevel"/>
-    <w:tmpl w:val="CB7C0D1E"/>
-    <w:lvl w:ilvl="0" w:tplc="0C07000F">
-      <w:start w:val="1"/>
-      <w:numFmt w:val="decimal"/>
-      <w:lvlText w:val="%1."/>
-      <w:lvlJc w:val="left"/>
-      <w:pPr>
-        <w:ind w:left="720" w:hanging="360"/>
-      </w:pPr>
-      <w:rPr>
-        <w:rFonts w:hint="default"/>
-      </w:rPr>
-    </w:lvl>
-    <w:lvl w:ilvl="1" w:tplc="0C070019" w:tentative="1">
-      <w:start w:val="1"/>
-      <w:numFmt w:val="lowerLetter"/>
-      <w:lvlText w:val="%2."/>
-      <w:lvlJc w:val="left"/>
-      <w:pPr>
-        <w:ind w:left="1440" w:hanging="360"/>
-      </w:pPr>
-    </w:lvl>
-    <w:lvl w:ilvl="2" w:tplc="0C07001B" w:tentative="1">
-      <w:start w:val="1"/>
-      <w:numFmt w:val="lowerRoman"/>
-      <w:lvlText w:val="%3."/>
-      <w:lvlJc w:val="right"/>
-      <w:pPr>
-        <w:ind w:left="2160" w:hanging="180"/>
-      </w:pPr>
-    </w:lvl>
-    <w:lvl w:ilvl="3" w:tplc="0C07000F" w:tentative="1">
-      <w:start w:val="1"/>
-      <w:numFmt w:val="decimal"/>
-      <w:lvlText w:val="%4."/>
-      <w:lvlJc w:val="left"/>
-      <w:pPr>
-        <w:ind w:left="2880" w:hanging="360"/>
-      </w:pPr>
-    </w:lvl>
-    <w:lvl w:ilvl="4" w:tplc="0C070019" w:tentative="1">
-      <w:start w:val="1"/>
-      <w:numFmt w:val="lowerLetter"/>
-      <w:lvlText w:val="%5."/>
-      <w:lvlJc w:val="left"/>
-      <w:pPr>
-        <w:ind w:left="3600" w:hanging="360"/>
-      </w:pPr>
-    </w:lvl>
-    <w:lvl w:ilvl="5" w:tplc="0C07001B" w:tentative="1">
-      <w:start w:val="1"/>
-      <w:numFmt w:val="lowerRoman"/>
-      <w:lvlText w:val="%6."/>
-      <w:lvlJc w:val="right"/>
-      <w:pPr>
-        <w:ind w:left="4320" w:hanging="180"/>
-      </w:pPr>
-    </w:lvl>
-    <w:lvl w:ilvl="6" w:tplc="0C07000F" w:tentative="1">
-      <w:start w:val="1"/>
-      <w:numFmt w:val="decimal"/>
-      <w:lvlText w:val="%7."/>
-      <w:lvlJc w:val="left"/>
-      <w:pPr>
-        <w:ind w:left="5040" w:hanging="360"/>
-      </w:pPr>
-    </w:lvl>
-    <w:lvl w:ilvl="7" w:tplc="0C070019" w:tentative="1">
-      <w:start w:val="1"/>
-      <w:numFmt w:val="lowerLetter"/>
-      <w:lvlText w:val="%8."/>
-      <w:lvlJc w:val="left"/>
-      <w:pPr>
-        <w:ind w:left="5760" w:hanging="360"/>
-      </w:pPr>
-    </w:lvl>
-    <w:lvl w:ilvl="8" w:tplc="0C07001B" w:tentative="1">
-      <w:start w:val="1"/>
-      <w:numFmt w:val="lowerRoman"/>
-      <w:lvlText w:val="%9."/>
-      <w:lvlJc w:val="right"/>
-      <w:pPr>
-        <w:ind w:left="6480" w:hanging="180"/>
-      </w:pPr>
-    </w:lvl>
-  </w:abstractNum>
-  <w:abstractNum w:abstractNumId="7" w15:restartNumberingAfterBreak="0">
-    <w:nsid w:val="66F171E0"/>
-    <w:multiLevelType w:val="multilevel"/>
-    <w:tmpl w:val="037E615A"/>
-    <w:lvl w:ilvl="0">
-      <w:start w:val="1"/>
-      <w:numFmt w:val="decimal"/>
-      <w:lvlText w:val="%1."/>
-      <w:lvlJc w:val="left"/>
-      <w:pPr>
-        <w:tabs>
-          <w:tab w:val="num" w:pos="720"/>
-        </w:tabs>
-        <w:ind w:left="720" w:hanging="360"/>
-      </w:pPr>
-    </w:lvl>
-    <w:lvl w:ilvl="1" w:tentative="1">
-      <w:start w:val="1"/>
-      <w:numFmt w:val="decimal"/>
-      <w:lvlText w:val="%2."/>
-      <w:lvlJc w:val="left"/>
-      <w:pPr>
-        <w:tabs>
-          <w:tab w:val="num" w:pos="1440"/>
-        </w:tabs>
-        <w:ind w:left="1440" w:hanging="360"/>
-      </w:pPr>
-    </w:lvl>
-    <w:lvl w:ilvl="2" w:tentative="1">
-      <w:start w:val="1"/>
-      <w:numFmt w:val="decimal"/>
-      <w:lvlText w:val="%3."/>
-      <w:lvlJc w:val="left"/>
-      <w:pPr>
-        <w:tabs>
-          <w:tab w:val="num" w:pos="2160"/>
-        </w:tabs>
-        <w:ind w:left="2160" w:hanging="360"/>
-      </w:pPr>
-    </w:lvl>
-    <w:lvl w:ilvl="3" w:tentative="1">
-      <w:start w:val="1"/>
-      <w:numFmt w:val="decimal"/>
-      <w:lvlText w:val="%4."/>
-      <w:lvlJc w:val="left"/>
-      <w:pPr>
-        <w:tabs>
-          <w:tab w:val="num" w:pos="2880"/>
-        </w:tabs>
-        <w:ind w:left="2880" w:hanging="360"/>
-      </w:pPr>
-    </w:lvl>
-    <w:lvl w:ilvl="4" w:tentative="1">
-      <w:start w:val="1"/>
-      <w:numFmt w:val="decimal"/>
-      <w:lvlText w:val="%5."/>
-      <w:lvlJc w:val="left"/>
-      <w:pPr>
-        <w:tabs>
-          <w:tab w:val="num" w:pos="3600"/>
-        </w:tabs>
-        <w:ind w:left="3600" w:hanging="360"/>
-      </w:pPr>
-    </w:lvl>
-    <w:lvl w:ilvl="5" w:tentative="1">
-      <w:start w:val="1"/>
-      <w:numFmt w:val="decimal"/>
-      <w:lvlText w:val="%6."/>
-      <w:lvlJc w:val="left"/>
-      <w:pPr>
-        <w:tabs>
-          <w:tab w:val="num" w:pos="4320"/>
-        </w:tabs>
-        <w:ind w:left="4320" w:hanging="360"/>
-      </w:pPr>
-    </w:lvl>
-    <w:lvl w:ilvl="6" w:tentative="1">
-      <w:start w:val="1"/>
-      <w:numFmt w:val="decimal"/>
-      <w:lvlText w:val="%7."/>
-      <w:lvlJc w:val="left"/>
-      <w:pPr>
-        <w:tabs>
-          <w:tab w:val="num" w:pos="5040"/>
-        </w:tabs>
-        <w:ind w:left="5040" w:hanging="360"/>
-      </w:pPr>
-    </w:lvl>
-    <w:lvl w:ilvl="7" w:tentative="1">
-      <w:start w:val="1"/>
-      <w:numFmt w:val="decimal"/>
-      <w:lvlText w:val="%8."/>
-      <w:lvlJc w:val="left"/>
-      <w:pPr>
-        <w:tabs>
-          <w:tab w:val="num" w:pos="5760"/>
-        </w:tabs>
-        <w:ind w:left="5760" w:hanging="360"/>
-      </w:pPr>
-    </w:lvl>
-    <w:lvl w:ilvl="8" w:tentative="1">
-      <w:start w:val="1"/>
-      <w:numFmt w:val="decimal"/>
-      <w:lvlText w:val="%9."/>
-      <w:lvlJc w:val="left"/>
-      <w:pPr>
-        <w:tabs>
-          <w:tab w:val="num" w:pos="6480"/>
-        </w:tabs>
-        <w:ind w:left="6480" w:hanging="360"/>
-      </w:pPr>
     </w:lvl>
   </w:abstractNum>
   <w:num w:numId="1" w16cid:durableId="267467822">
@@ -3226,22 +4092,22 @@
     <w:abstractNumId w:val="0"/>
   </w:num>
   <w:num w:numId="3" w16cid:durableId="554393353">
-    <w:abstractNumId w:val="4"/>
+    <w:abstractNumId w:val="3"/>
   </w:num>
   <w:num w:numId="4" w16cid:durableId="269240383">
-    <w:abstractNumId w:val="6"/>
+    <w:abstractNumId w:val="5"/>
   </w:num>
   <w:num w:numId="5" w16cid:durableId="1003437900">
     <w:abstractNumId w:val="2"/>
   </w:num>
-  <w:num w:numId="6" w16cid:durableId="196697663">
-    <w:abstractNumId w:val="3"/>
+  <w:num w:numId="6" w16cid:durableId="330256210">
+    <w:abstractNumId w:val="6"/>
   </w:num>
-  <w:num w:numId="7" w16cid:durableId="121700622">
+  <w:num w:numId="7" w16cid:durableId="1209999568">
+    <w:abstractNumId w:val="4"/>
+  </w:num>
+  <w:num w:numId="8" w16cid:durableId="219754025">
     <w:abstractNumId w:val="7"/>
-  </w:num>
-  <w:num w:numId="8" w16cid:durableId="143742683">
-    <w:abstractNumId w:val="5"/>
   </w:num>
 </w:numbering>
 </file>
@@ -3860,6 +4726,7 @@
   <w:style w:type="character" w:customStyle="1" w:styleId="berschrift2Zchn">
     <w:name w:val="Überschrift 2 Zchn"/>
     <w:basedOn w:val="Absatz-Standardschriftart"/>
+    <w:uiPriority w:val="9"/>
     <w:rPr>
       <w:rFonts w:ascii="Aptos Display" w:eastAsia="Times New Roman" w:hAnsi="Aptos Display" w:cs="Times New Roman"/>
       <w:color w:val="0F4761"/>
@@ -4499,14 +5366,6 @@
 </file>
 
 <file path=customXml/item2.xml><?xml version="1.0" encoding="utf-8"?>
-<p:properties xmlns:p="http://schemas.microsoft.com/office/2006/metadata/properties" xmlns:xsi="http://www.w3.org/2001/XMLSchema-instance" xmlns:pc="http://schemas.microsoft.com/office/infopath/2007/PartnerControls">
-  <documentManagement>
-    <_activity xmlns="160ee3f9-ac2b-4f4c-98ab-330e221f9dd0" xsi:nil="true"/>
-  </documentManagement>
-</p:properties>
-</file>
-
-<file path=customXml/item3.xml><?xml version="1.0" encoding="utf-8"?>
 <ct:contentTypeSchema xmlns:ct="http://schemas.microsoft.com/office/2006/metadata/contentType" xmlns:ma="http://schemas.microsoft.com/office/2006/metadata/properties/metaAttributes" ct:_="" ma:_="" ma:contentTypeName="Dokument" ma:contentTypeID="0x010100264763AF5BD0BC4981497519D23CE127" ma:contentTypeVersion="11" ma:contentTypeDescription="Ein neues Dokument erstellen." ma:contentTypeScope="" ma:versionID="040973ea9eb2f8dae7dc76db57f52126">
   <xsd:schema xmlns:xsd="http://www.w3.org/2001/XMLSchema" xmlns:xs="http://www.w3.org/2001/XMLSchema" xmlns:p="http://schemas.microsoft.com/office/2006/metadata/properties" xmlns:ns3="160ee3f9-ac2b-4f4c-98ab-330e221f9dd0" targetNamespace="http://schemas.microsoft.com/office/2006/metadata/properties" ma:root="true" ma:fieldsID="b54f48097e40f9d55202417c3ce72357" ns3:_="">
     <xsd:import namespace="160ee3f9-ac2b-4f4c-98ab-330e221f9dd0"/>
@@ -4694,6 +5553,14 @@
 </ct:contentTypeSchema>
 </file>
 
+<file path=customXml/item3.xml><?xml version="1.0" encoding="utf-8"?>
+<p:properties xmlns:p="http://schemas.microsoft.com/office/2006/metadata/properties" xmlns:xsi="http://www.w3.org/2001/XMLSchema-instance" xmlns:pc="http://schemas.microsoft.com/office/infopath/2007/PartnerControls">
+  <documentManagement>
+    <_activity xmlns="160ee3f9-ac2b-4f4c-98ab-330e221f9dd0" xsi:nil="true"/>
+  </documentManagement>
+</p:properties>
+</file>
+
 <file path=customXml/itemProps1.xml><?xml version="1.0" encoding="utf-8"?>
 <ds:datastoreItem xmlns:ds="http://schemas.openxmlformats.org/officeDocument/2006/customXml" ds:itemID="{BFD71D7B-03FA-43FB-8D96-AC2DF8D8FF16}">
   <ds:schemaRefs>
@@ -4703,16 +5570,6 @@
 </file>
 
 <file path=customXml/itemProps2.xml><?xml version="1.0" encoding="utf-8"?>
-<ds:datastoreItem xmlns:ds="http://schemas.openxmlformats.org/officeDocument/2006/customXml" ds:itemID="{09899F4C-2A2A-4153-86D9-6A3C354B93EA}">
-  <ds:schemaRefs>
-    <ds:schemaRef ds:uri="http://schemas.microsoft.com/office/2006/metadata/properties"/>
-    <ds:schemaRef ds:uri="http://schemas.microsoft.com/office/infopath/2007/PartnerControls"/>
-    <ds:schemaRef ds:uri="160ee3f9-ac2b-4f4c-98ab-330e221f9dd0"/>
-  </ds:schemaRefs>
-</ds:datastoreItem>
-</file>
-
-<file path=customXml/itemProps3.xml><?xml version="1.0" encoding="utf-8"?>
 <ds:datastoreItem xmlns:ds="http://schemas.openxmlformats.org/officeDocument/2006/customXml" ds:itemID="{8BE36AE0-6522-4CCD-B55E-EA5E5C906B04}">
   <ds:schemaRefs>
     <ds:schemaRef ds:uri="http://schemas.microsoft.com/office/2006/metadata/contentType"/>
@@ -4728,4 +5585,14 @@
     <ds:schemaRef ds:uri="http://schemas.microsoft.com/internal/obd"/>
   </ds:schemaRefs>
 </ds:datastoreItem>
+</file>
+
+<file path=customXml/itemProps3.xml><?xml version="1.0" encoding="utf-8"?>
+<ds:datastoreItem xmlns:ds="http://schemas.openxmlformats.org/officeDocument/2006/customXml" ds:itemID="{09899F4C-2A2A-4153-86D9-6A3C354B93EA}">
+  <ds:schemaRefs>
+    <ds:schemaRef ds:uri="http://schemas.microsoft.com/office/2006/metadata/properties"/>
+    <ds:schemaRef ds:uri="http://schemas.microsoft.com/office/infopath/2007/PartnerControls"/>
+    <ds:schemaRef ds:uri="160ee3f9-ac2b-4f4c-98ab-330e221f9dd0"/>
+  </ds:schemaRefs>
+</ds:datastoreItem>
 </file>